--- a/capstone_project_brief.docx
+++ b/capstone_project_brief.docx
@@ -6527,6 +6527,9 @@
       <w:r>
         <w:t>Week 7</w:t>
       </w:r>
+      <w:r>
+        <w:t xml:space="preserve"> - Capstone</w:t>
+      </w:r>
     </w:p>
     <w:p>
       <w:pPr>
@@ -6566,7 +6569,7 @@
       <w:pPr>
         <w:numPr>
           <w:ilvl w:val="0"/>
-          <w:numId w:val="37"/>
+          <w:numId w:val="34"/>
         </w:numPr>
       </w:pPr>
       <w:r>
@@ -6607,6 +6610,323 @@
       </w:r>
       <w:r>
         <w:t>ed because black-box function response surfaces vary from smooth isotropic basins (Function 8) to sharp non-stationary ridges (Function 5).</w:t>
+      </w:r>
+    </w:p>
+    <w:p>
+      <w:pPr>
+        <w:numPr>
+          <w:ilvl w:val="0"/>
+          <w:numId w:val="34"/>
+        </w:numPr>
+      </w:pPr>
+      <w:r>
+        <w:t>Observational Noise Regulari</w:t>
+      </w:r>
+      <w:r>
+        <w:t>s</w:t>
+      </w:r>
+      <w:r>
+        <w:t>ation (Alpha = 1e-4): We tuned the GP alpha noise penalty to prevent ill-conditioned matrix inversion during L-BFGS-B marginal likelihood optimi</w:t>
+      </w:r>
+      <w:r>
+        <w:t>s</w:t>
+      </w:r>
+      <w:r>
+        <w:t>ation while maintaining numerical stability across multi-scale target values.</w:t>
+      </w:r>
+    </w:p>
+    <w:p>
+      <w:pPr>
+        <w:numPr>
+          <w:ilvl w:val="0"/>
+          <w:numId w:val="34"/>
+        </w:numPr>
+      </w:pPr>
+      <w:r>
+        <w:t>Neural Network Architecture and Regular</w:t>
+      </w:r>
+      <w:r>
+        <w:t>i</w:t>
+      </w:r>
+      <w:r>
+        <w:t>s</w:t>
+      </w:r>
+      <w:r>
+        <w:t xml:space="preserve">ation: For our Neural Network (MLP) surrogate, we tuned hidden layer topology (64, 32), </w:t>
+      </w:r>
+      <w:proofErr w:type="spellStart"/>
+      <w:r>
+        <w:t>ReLU</w:t>
+      </w:r>
+      <w:proofErr w:type="spellEnd"/>
+      <w:r>
+        <w:t xml:space="preserve"> activations, and L2 weight decay (alpha = 1e-3). </w:t>
+      </w:r>
+      <w:r>
+        <w:t xml:space="preserve"> </w:t>
+      </w:r>
+      <w:r>
+        <w:t>Prioriti</w:t>
+      </w:r>
+      <w:r>
+        <w:t>s</w:t>
+      </w:r>
+      <w:r>
+        <w:t>ing L2 regulari</w:t>
+      </w:r>
+      <w:r>
+        <w:t>s</w:t>
+      </w:r>
+      <w:r>
+        <w:t xml:space="preserve">ation prevented </w:t>
+      </w:r>
+      <w:proofErr w:type="spellStart"/>
+      <w:r>
+        <w:t>overparameteri</w:t>
+      </w:r>
+      <w:r>
+        <w:t>s</w:t>
+      </w:r>
+      <w:r>
+        <w:t>ed</w:t>
+      </w:r>
+      <w:proofErr w:type="spellEnd"/>
+      <w:r>
+        <w:t xml:space="preserve"> networks from overfitting to sparse training data.</w:t>
+      </w:r>
+    </w:p>
+    <w:p>
+      <w:pPr>
+        <w:numPr>
+          <w:ilvl w:val="0"/>
+          <w:numId w:val="34"/>
+        </w:numPr>
+      </w:pPr>
+      <w:r>
+        <w:lastRenderedPageBreak/>
+        <w:t>Acquisition Jitter (</w:t>
+      </w:r>
+      <w:proofErr w:type="spellStart"/>
+      <w:r>
+        <w:t>xi_frac</w:t>
+      </w:r>
+      <w:proofErr w:type="spellEnd"/>
+      <w:r>
+        <w:t xml:space="preserve"> = 0.01 * </w:t>
+      </w:r>
+      <w:proofErr w:type="spellStart"/>
+      <w:r>
+        <w:t>y_range</w:t>
+      </w:r>
+      <w:proofErr w:type="spellEnd"/>
+      <w:r>
+        <w:t>): Scaling expected improvement jitter relative to dynamic output range prevented acquisition collapse as peak values expanded into thousands.</w:t>
+      </w:r>
+    </w:p>
+    <w:p>
+      <w:pPr>
+        <w:rPr>
+          <w:b/>
+          <w:bCs/>
+        </w:rPr>
+      </w:pPr>
+      <w:r>
+        <w:rPr>
+          <w:b/>
+          <w:bCs/>
+          <w:i/>
+          <w:iCs/>
+        </w:rPr>
+        <w:t>How has hyperparameter tuning changed your query strategy compared to earlier rounds?</w:t>
+      </w:r>
+    </w:p>
+    <w:p>
+      <w:r>
+        <w:t>Hyperparameter tuning transformed our query strategy from unguided, isotropic exploratory sampling into targeted, high-yield ridge exploitation and variance reduction:</w:t>
+      </w:r>
+    </w:p>
+    <w:p>
+      <w:pPr>
+        <w:numPr>
+          <w:ilvl w:val="0"/>
+          <w:numId w:val="35"/>
+        </w:numPr>
+      </w:pPr>
+      <w:r>
+        <w:t xml:space="preserve">Dynamic </w:t>
+      </w:r>
+      <w:proofErr w:type="spellStart"/>
+      <w:r>
+        <w:t>Lengthscale</w:t>
+      </w:r>
+      <w:proofErr w:type="spellEnd"/>
+      <w:r>
+        <w:t xml:space="preserve"> Adaptation: In early rounds, uncalibrated isotropic kernels over-smoothed local peaks, directing queries toward uninformative central coordinates. </w:t>
+      </w:r>
+      <w:r>
+        <w:t xml:space="preserve"> </w:t>
+      </w:r>
+      <w:r>
+        <w:t xml:space="preserve">Tuning </w:t>
+      </w:r>
+      <w:proofErr w:type="spellStart"/>
+      <w:r>
+        <w:t>lengthscale</w:t>
+      </w:r>
+      <w:proofErr w:type="spellEnd"/>
+      <w:r>
+        <w:t xml:space="preserve"> bounds allowed Gaussian Processes to capture steep anisotropic slopes. </w:t>
+      </w:r>
+      <w:r>
+        <w:t xml:space="preserve"> </w:t>
+      </w:r>
+      <w:r>
+        <w:t>On Function 5, this enabled our query engine to track the ascending upper corner, unlocking successive peaks from 1088.86 to 2062.99, 2304.29, 2921.37, 4397.95, and ultimately y = 5893.21 this round.</w:t>
+      </w:r>
+    </w:p>
+    <w:p>
+      <w:pPr>
+        <w:numPr>
+          <w:ilvl w:val="0"/>
+          <w:numId w:val="35"/>
+        </w:numPr>
+      </w:pPr>
+      <w:r>
+        <w:t xml:space="preserve">Range-Scaled Acquisition: Scaling acquisition jitter dynamically prevented acquisition saturation as function ranges exploded. </w:t>
+      </w:r>
+      <w:r>
+        <w:t xml:space="preserve"> </w:t>
+      </w:r>
+      <w:r>
+        <w:t xml:space="preserve">On Function 8 (8D), tuning </w:t>
+      </w:r>
+      <w:proofErr w:type="spellStart"/>
+      <w:r>
+        <w:t>lengthscales</w:t>
+      </w:r>
+      <w:proofErr w:type="spellEnd"/>
+      <w:r>
+        <w:t xml:space="preserve"> and bounds focused queries along the narrow active subspace (Dimensions 5 and 6), sustaining peak outputs near y = 9.93.</w:t>
+      </w:r>
+    </w:p>
+    <w:p>
+      <w:pPr>
+        <w:rPr>
+          <w:b/>
+          <w:bCs/>
+        </w:rPr>
+      </w:pPr>
+      <w:r>
+        <w:rPr>
+          <w:b/>
+          <w:bCs/>
+          <w:i/>
+          <w:iCs/>
+        </w:rPr>
+        <w:t>Which tuning method(s) did you apply (manual adjustment, grid search, random search, Bayesian optimisation, Hyperband), and what trade-offs did you notice?</w:t>
+      </w:r>
+    </w:p>
+    <w:p>
+      <w:r>
+        <w:t>We implemented a hybrid tuning methodology combining 5-Fold Cross-Validation Grid Benchmarking with Maximum Marginal Likelihood (L-BFGS-B) kernel optimi</w:t>
+      </w:r>
+      <w:r>
+        <w:t>s</w:t>
+      </w:r>
+      <w:r>
+        <w:t>ation:</w:t>
+      </w:r>
+    </w:p>
+    <w:p>
+      <w:pPr>
+        <w:numPr>
+          <w:ilvl w:val="0"/>
+          <w:numId w:val="36"/>
+        </w:numPr>
+      </w:pPr>
+      <w:r>
+        <w:t xml:space="preserve">5-Fold CV Grid Benchmarking: Each round, we automatically evaluated 8 distinct surrogate model families (GP </w:t>
+      </w:r>
+      <w:proofErr w:type="spellStart"/>
+      <w:r>
+        <w:t>Matérn</w:t>
+      </w:r>
+      <w:proofErr w:type="spellEnd"/>
+      <w:r>
+        <w:t xml:space="preserve"> 2.5, GP </w:t>
+      </w:r>
+      <w:proofErr w:type="spellStart"/>
+      <w:r>
+        <w:t>Matérn</w:t>
+      </w:r>
+      <w:proofErr w:type="spellEnd"/>
+      <w:r>
+        <w:t xml:space="preserve"> 1.5, GP RBF, Neural Network MLP, Extra Trees, Random Forest, Gradient Boosting, Polynomial Ridge) using K-Fold cross-validation MSE and R-squared metrics.</w:t>
+      </w:r>
+    </w:p>
+    <w:p>
+      <w:pPr>
+        <w:numPr>
+          <w:ilvl w:val="0"/>
+          <w:numId w:val="36"/>
+        </w:numPr>
+      </w:pPr>
+      <w:r>
+        <w:t xml:space="preserve">Maximum Marginal Likelihood GP Tuning: For probabilistic models, kernel </w:t>
+      </w:r>
+      <w:proofErr w:type="spellStart"/>
+      <w:r>
+        <w:t>lengthscales</w:t>
+      </w:r>
+      <w:proofErr w:type="spellEnd"/>
+      <w:r>
+        <w:t xml:space="preserve"> and signal variances were fitted via 15 restarts of L-BFGS-B optimi</w:t>
+      </w:r>
+      <w:r>
+        <w:t>s</w:t>
+      </w:r>
+      <w:r>
+        <w:t>ation.</w:t>
+      </w:r>
+    </w:p>
+    <w:p>
+      <w:r>
+        <w:t xml:space="preserve">Trade-Off Analysis: Manual hyperparameter tuning was prone to cognitive bias and failed to adapt to expanding datasets. </w:t>
+      </w:r>
+      <w:r>
+        <w:t xml:space="preserve"> </w:t>
+      </w:r>
+      <w:r>
+        <w:t xml:space="preserve">Full grid search across neural network architectures was computationally expensive and risked overfitting tiny datasets (16 to 46 points). </w:t>
+      </w:r>
+      <w:r>
+        <w:t xml:space="preserve"> </w:t>
+      </w:r>
+      <w:r>
+        <w:t>Our automated 5-fold cross-validation engine provided the optimal balance: instantaneous CPU execution, deterministic model selection, and zero overfitting risk.</w:t>
+      </w:r>
+    </w:p>
+    <w:p>
+      <w:pPr>
+        <w:rPr>
+          <w:b/>
+          <w:bCs/>
+        </w:rPr>
+      </w:pPr>
+      <w:r>
+        <w:rPr>
+          <w:b/>
+          <w:bCs/>
+          <w:i/>
+          <w:iCs/>
+        </w:rPr>
+        <w:t>As your data set grows to 16 points, what limitations of your model become clearer through tuning (e.g. overfitting, irrelevant features, diminishing returns)?</w:t>
+      </w:r>
+    </w:p>
+    <w:p>
+      <w:r>
+        <w:lastRenderedPageBreak/>
+        <w:t>As our evaluation datasets expanded from 10 to 16 points in 2D (Functions 1 and 2) and up to 46 points in 8D (Function 8), tuning revealed three critical structural limitations:</w:t>
       </w:r>
     </w:p>
     <w:p>
@@ -6617,19 +6937,21 @@
         </w:numPr>
       </w:pPr>
       <w:r>
-        <w:t>Observational Noise Regulari</w:t>
-      </w:r>
-      <w:r>
-        <w:t>s</w:t>
-      </w:r>
-      <w:r>
-        <w:t>ation (Alpha = 1e-4): We tuned the GP alpha noise penalty to prevent ill-conditioned matrix inversion during L-BFGS-B marginal likelihood optimi</w:t>
-      </w:r>
-      <w:r>
-        <w:t>s</w:t>
-      </w:r>
-      <w:r>
-        <w:t>ation while maintaining numerical stability across multi-scale target values.</w:t>
+        <w:t xml:space="preserve">The Curse of Dimensionality and Sparsity: In 2D (16 points), observations begin mapping local surface curvature effectively. </w:t>
+      </w:r>
+      <w:r>
+        <w:t xml:space="preserve"> </w:t>
+      </w:r>
+      <w:r>
+        <w:t xml:space="preserve">In 8D (Function 8, 46 points), sampling remains extremely sparse. Gaussian Process posterior uncertainty remains high across unvisited hypercube volume, making hyperparameter </w:t>
+      </w:r>
+      <w:proofErr w:type="spellStart"/>
+      <w:r>
+        <w:t>lengthscales</w:t>
+      </w:r>
+      <w:proofErr w:type="spellEnd"/>
+      <w:r>
+        <w:t xml:space="preserve"> sensitive to single outlier evaluations.</w:t>
       </w:r>
     </w:p>
     <w:p>
@@ -6640,56 +6962,27 @@
         </w:numPr>
       </w:pPr>
       <w:r>
-        <w:t>Neural Network Architecture and Regular</w:t>
-      </w:r>
-      <w:r>
-        <w:t>i</w:t>
+        <w:t xml:space="preserve">Model Capacity vs Small-Sample Overfitting: Multi-Layer Perceptron (MLP) Neural Networks overfit severely on small 2D and 3D datasets, producing negative cross-validation R-squared scores due to </w:t>
+      </w:r>
+      <w:proofErr w:type="spellStart"/>
+      <w:r>
+        <w:t>overparameteri</w:t>
       </w:r>
       <w:r>
         <w:t>s</w:t>
       </w:r>
       <w:r>
-        <w:t xml:space="preserve">ation: For our Neural Network (MLP) surrogate, we tuned hidden layer topology (64, 32), </w:t>
-      </w:r>
-      <w:proofErr w:type="spellStart"/>
-      <w:r>
-        <w:t>ReLU</w:t>
+        <w:t>ation</w:t>
       </w:r>
       <w:proofErr w:type="spellEnd"/>
       <w:r>
-        <w:t xml:space="preserve"> activations, and L2 weight decay (alpha = 1e-3). </w:t>
+        <w:t>.</w:t>
       </w:r>
       <w:r>
         <w:t xml:space="preserve"> </w:t>
       </w:r>
       <w:r>
-        <w:t>Prioriti</w:t>
-      </w:r>
-      <w:r>
-        <w:t>s</w:t>
-      </w:r>
-      <w:r>
-        <w:t>ing L2 regulari</w:t>
-      </w:r>
-      <w:r>
-        <w:t>s</w:t>
-      </w:r>
-      <w:r>
-        <w:t xml:space="preserve">ation prevented </w:t>
-      </w:r>
-      <w:proofErr w:type="spellStart"/>
-      <w:r>
-        <w:t>overparameteri</w:t>
-      </w:r>
-      <w:r>
-        <w:t>s</w:t>
-      </w:r>
-      <w:r>
-        <w:t>ed</w:t>
-      </w:r>
-      <w:proofErr w:type="spellEnd"/>
-      <w:r>
-        <w:t xml:space="preserve"> networks from overfitting to sparse training data.</w:t>
+        <w:t xml:space="preserve"> However, on Function 6 (5D), MLP achieved the top CV score (CV-MSE = 0.0456, R-squared = 0.715), proving that higher-capacity models outperform GPs only when surfaces exhibit complex non-stationary transitions.</w:t>
       </w:r>
     </w:p>
     <w:p>
@@ -6700,24 +6993,19 @@
         </w:numPr>
       </w:pPr>
       <w:r>
-        <w:lastRenderedPageBreak/>
-        <w:t>Acquisition Jitter (</w:t>
-      </w:r>
-      <w:proofErr w:type="spellStart"/>
-      <w:r>
-        <w:t>xi_frac</w:t>
-      </w:r>
-      <w:proofErr w:type="spellEnd"/>
-      <w:r>
-        <w:t xml:space="preserve"> = 0.01 * </w:t>
-      </w:r>
-      <w:proofErr w:type="spellStart"/>
-      <w:r>
-        <w:t>y_range</w:t>
-      </w:r>
-      <w:proofErr w:type="spellEnd"/>
-      <w:r>
-        <w:t>): Scaling expected improvement jitter relative to dynamic output range prevented acquisition collapse as peak values expanded into thousands.</w:t>
+        <w:t xml:space="preserve">Diminishing Returns Near Peak Optima: On Function 5, outputs scaled exponentially to y = 5893.21. </w:t>
+      </w:r>
+      <w:r>
+        <w:t xml:space="preserve"> </w:t>
+      </w:r>
+      <w:r>
+        <w:t>Without target standardi</w:t>
+      </w:r>
+      <w:r>
+        <w:t>s</w:t>
+      </w:r>
+      <w:r>
+        <w:t>ation and dynamic jitter tuning, acquisition scores near peak regions collapse, causing diminishing returns unless exploration bounds are actively adjusted.</w:t>
       </w:r>
     </w:p>
     <w:p>
@@ -6734,12 +7022,12 @@
           <w:i/>
           <w:iCs/>
         </w:rPr>
-        <w:t>How has hyperparameter tuning changed your query strategy compared to earlier rounds?</w:t>
-      </w:r>
-    </w:p>
-    <w:p>
-      <w:r>
-        <w:t>Hyperparameter tuning transformed our query strategy from unguided, isotropic exploratory sampling into targeted, high-yield ridge exploitation and variance reduction:</w:t>
+        <w:t>How might you apply hyperparameter tuning techniques to larger data sets in future rounds of the BBO capstone project submissions or more complex models in future ML/AI projects?</w:t>
+      </w:r>
+    </w:p>
+    <w:p>
+      <w:r>
+        <w:t>As datasets scale beyond hundreds of observations or transition to complex deep learning models, we will evolve our hyperparameter tuning framework across three axes:</w:t>
       </w:r>
     </w:p>
     <w:p>
@@ -6750,35 +7038,39 @@
         </w:numPr>
       </w:pPr>
       <w:r>
-        <w:t xml:space="preserve">Dynamic </w:t>
+        <w:t>Automated Bayesian Optimi</w:t>
+      </w:r>
+      <w:r>
+        <w:t>s</w:t>
+      </w:r>
+      <w:r>
+        <w:t>ation for Hyperparameters (AutoML): Rather than discrete grid benchmarking, we will implement Bayesian Optimi</w:t>
+      </w:r>
+      <w:r>
+        <w:t>s</w:t>
+      </w:r>
+      <w:r>
+        <w:t xml:space="preserve">ation (using </w:t>
       </w:r>
       <w:proofErr w:type="spellStart"/>
       <w:r>
-        <w:t>Lengthscale</w:t>
+        <w:t>Optuna</w:t>
       </w:r>
       <w:proofErr w:type="spellEnd"/>
       <w:r>
-        <w:t xml:space="preserve"> Adaptation: In early rounds, uncalibrated isotropic kernels over-smoothed local peaks, directing queries toward uninformative central coordinates. </w:t>
-      </w:r>
-      <w:r>
-        <w:t xml:space="preserve"> </w:t>
-      </w:r>
-      <w:r>
-        <w:t xml:space="preserve">Tuning </w:t>
-      </w:r>
-      <w:proofErr w:type="spellStart"/>
-      <w:r>
-        <w:t>lengthscale</w:t>
-      </w:r>
-      <w:proofErr w:type="spellEnd"/>
-      <w:r>
-        <w:t xml:space="preserve"> bounds allowed Gaussian Processes to capture steep anisotropic slopes. </w:t>
-      </w:r>
-      <w:r>
-        <w:t xml:space="preserve"> </w:t>
-      </w:r>
-      <w:r>
-        <w:t>On Function 5, this enabled our query engine to track the ascending upper corner, unlocking successive peaks from 1088.86 to 2062.99, 2304.29, 2921.37, 4397.95, and ultimately y = 5893.21 this round.</w:t>
+        <w:t xml:space="preserve"> or Ray Tune) to tune continuous hyperparameters</w:t>
+      </w:r>
+      <w:r>
+        <w:t xml:space="preserve">, </w:t>
+      </w:r>
+      <w:r>
+        <w:t>such as learning rate schedules, L2 weight penalties, network depth, and dropout rates</w:t>
+      </w:r>
+      <w:r>
+        <w:t xml:space="preserve">, </w:t>
+      </w:r>
+      <w:r>
+        <w:t>treating model validation error itself as a secondary black-box function.</w:t>
       </w:r>
     </w:p>
     <w:p>
@@ -6789,23 +7081,55 @@
         </w:numPr>
       </w:pPr>
       <w:r>
-        <w:t xml:space="preserve">Range-Scaled Acquisition: Scaling acquisition jitter dynamically prevented acquisition saturation as function ranges exploded. </w:t>
+        <w:t>Hyperband and Early Stopping: For large-scale deep learning models, we will apply Hyperband resource allocation to terminate poorly performing hyperparameter configurations early, concentrating compute budget on promising candidates.</w:t>
+      </w:r>
+    </w:p>
+    <w:p>
+      <w:pPr>
+        <w:numPr>
+          <w:ilvl w:val="0"/>
+          <w:numId w:val="38"/>
+        </w:numPr>
+      </w:pPr>
+      <w:r>
+        <w:t>Scalable Gaussian Processes and Trust Regions (</w:t>
+      </w:r>
+      <w:proofErr w:type="spellStart"/>
+      <w:r>
+        <w:t>TuRBO</w:t>
+      </w:r>
+      <w:proofErr w:type="spellEnd"/>
+      <w:r>
+        <w:t xml:space="preserve">): For high-dimensional BBO (6D to 8D), exact GP matrix inversion scales cubically O(N^3). </w:t>
       </w:r>
       <w:r>
         <w:t xml:space="preserve"> </w:t>
       </w:r>
       <w:r>
-        <w:t xml:space="preserve">On Function 8 (8D), tuning </w:t>
+        <w:t>We will adopt Sparse Gaussian Processes (Inducing Points) and Trust Region Bayesian Optimi</w:t>
+      </w:r>
+      <w:r>
+        <w:t>s</w:t>
+      </w:r>
+      <w:r>
+        <w:t>ation (</w:t>
       </w:r>
       <w:proofErr w:type="spellStart"/>
       <w:r>
-        <w:t>lengthscales</w:t>
+        <w:t>TuRBO</w:t>
       </w:r>
       <w:proofErr w:type="spellEnd"/>
       <w:r>
-        <w:t xml:space="preserve"> and bounds focused queries along the narrow active subspace (Dimensions 5 and 6), sustaining peak outputs near y = 9.93.</w:t>
-      </w:r>
-    </w:p>
+        <w:t>) to constrain local optimi</w:t>
+      </w:r>
+      <w:r>
+        <w:t>s</w:t>
+      </w:r>
+      <w:r>
+        <w:t>ation bounds and maintain computational efficiency as datasets grow.</w:t>
+      </w:r>
+    </w:p>
+    <w:p/>
     <w:p>
       <w:pPr>
         <w:rPr>
@@ -6820,18 +7144,30 @@
           <w:i/>
           <w:iCs/>
         </w:rPr>
-        <w:t>Which tuning method(s) did you apply (manual adjustment, grid search, random search, Bayesian optimisation, Hyperband), and what trade-offs did you notice?</w:t>
-      </w:r>
-    </w:p>
-    <w:p>
-      <w:r>
-        <w:t>We implemented a hybrid tuning methodology combining 5-Fold Cross-Validation Grid Benchmarking with Maximum Marginal Likelihood (L-BFGS-B) kernel optimi</w:t>
-      </w:r>
-      <w:r>
-        <w:t>s</w:t>
-      </w:r>
-      <w:r>
-        <w:t>ation:</w:t>
+        <w:lastRenderedPageBreak/>
+        <w:t>How does tuning in this black-box set-up prepare you to think like a professional ML/AI practitioner in real-world contexts with incomplete information?</w:t>
+      </w:r>
+    </w:p>
+    <w:p>
+      <w:r>
+        <w:t>Real-world industrial AI applications</w:t>
+      </w:r>
+      <w:r>
+        <w:t xml:space="preserve"> (</w:t>
+      </w:r>
+      <w:r>
+        <w:t>such as semiconductor design, drug candidate discovery, cloud infrastructure tuning, and physical engine calibration</w:t>
+      </w:r>
+      <w:r>
+        <w:t xml:space="preserve">) </w:t>
+      </w:r>
+      <w:r>
+        <w:t>rarely offer clean analytical equations, unconstrained evaluation budgets, or complete state visibility.</w:t>
+      </w:r>
+    </w:p>
+    <w:p>
+      <w:r>
+        <w:t>Operating under strict black-box constraints cultivates an authentic professional practitioner mindset:</w:t>
       </w:r>
     </w:p>
     <w:p>
@@ -6842,23 +7178,13 @@
         </w:numPr>
       </w:pPr>
       <w:r>
-        <w:t xml:space="preserve">5-Fold CV Grid Benchmarking: Each round, we automatically evaluated 8 distinct surrogate model families (GP </w:t>
-      </w:r>
-      <w:proofErr w:type="spellStart"/>
-      <w:r>
-        <w:t>Matérn</w:t>
-      </w:r>
-      <w:proofErr w:type="spellEnd"/>
-      <w:r>
-        <w:t xml:space="preserve"> 2.5, GP </w:t>
-      </w:r>
-      <w:proofErr w:type="spellStart"/>
-      <w:r>
-        <w:t>Matérn</w:t>
-      </w:r>
-      <w:proofErr w:type="spellEnd"/>
-      <w:r>
-        <w:t xml:space="preserve"> 1.5, GP RBF, Neural Network MLP, Extra Trees, Random Forest, Gradient Boosting, Polynomial Ridge) using K-Fold cross-validation MSE and R-squared metrics.</w:t>
+        <w:t xml:space="preserve">Empirical Evidence Over Intuition: Tuning forces reliance on empirical cross-validation telemetry rather than subjective assumptions. </w:t>
+      </w:r>
+      <w:r>
+        <w:t xml:space="preserve"> </w:t>
+      </w:r>
+      <w:r>
+        <w:t>When model performance degrades, practitioners trace root causes through log evidence rather than applying superficial fixes.</w:t>
       </w:r>
     </w:p>
     <w:p>
@@ -6869,38 +7195,81 @@
         </w:numPr>
       </w:pPr>
       <w:r>
-        <w:t xml:space="preserve">Maximum Marginal Likelihood GP Tuning: For probabilistic models, kernel </w:t>
+        <w:t>Resource-Aware Decision Making: Recogni</w:t>
+      </w:r>
+      <w:r>
+        <w:t>s</w:t>
+      </w:r>
+      <w:r>
+        <w:t>ing that physical evaluations are expensive assets teaches practitioners to maximi</w:t>
+      </w:r>
+      <w:r>
+        <w:t>s</w:t>
+      </w:r>
+      <w:r>
+        <w:t>e decision efficiency per query, balancing local exploitation against global uncertainty reduction.</w:t>
+      </w:r>
+    </w:p>
+    <w:p>
+      <w:pPr>
+        <w:numPr>
+          <w:ilvl w:val="0"/>
+          <w:numId w:val="39"/>
+        </w:numPr>
+      </w:pPr>
+      <w:r>
+        <w:t>Robust Regulari</w:t>
+      </w:r>
+      <w:r>
+        <w:t>s</w:t>
+      </w:r>
+      <w:r>
+        <w:t>ation Over Model Complexity: Practitioners learn that simple, well-regulari</w:t>
+      </w:r>
+      <w:r>
+        <w:t>s</w:t>
+      </w:r>
+      <w:r>
+        <w:t xml:space="preserve">ed models with calibrated uncertainty estimates consistently outperform complex </w:t>
       </w:r>
       <w:proofErr w:type="spellStart"/>
       <w:r>
-        <w:t>lengthscales</w:t>
+        <w:t>overparameteri</w:t>
+      </w:r>
+      <w:r>
+        <w:t>s</w:t>
+      </w:r>
+      <w:r>
+        <w:t>ed</w:t>
       </w:r>
       <w:proofErr w:type="spellEnd"/>
       <w:r>
-        <w:t xml:space="preserve"> and signal variances were fitted via 15 restarts of L-BFGS-B optimi</w:t>
-      </w:r>
-      <w:r>
-        <w:t>s</w:t>
-      </w:r>
-      <w:r>
-        <w:t>ation.</w:t>
-      </w:r>
-    </w:p>
-    <w:p>
-      <w:r>
-        <w:t xml:space="preserve">Trade-Off Analysis: Manual hyperparameter tuning was prone to cognitive bias and failed to adapt to expanding datasets. </w:t>
+        <w:t xml:space="preserve"> architectures when operating under incomplete information.</w:t>
+      </w:r>
+    </w:p>
+    <w:p>
+      <w:r>
+        <w:t>********************************************</w:t>
+      </w:r>
+    </w:p>
+    <w:p>
+      <w:r>
+        <w:t xml:space="preserve">Week </w:t>
+      </w:r>
+      <w:r>
+        <w:t>18.1</w:t>
       </w:r>
       <w:r>
         <w:t xml:space="preserve"> </w:t>
       </w:r>
       <w:r>
-        <w:t xml:space="preserve">Full grid search across neural network architectures was computationally expensive and risked overfitting tiny datasets (16 to 46 points). </w:t>
+        <w:t>–</w:t>
       </w:r>
       <w:r>
         <w:t xml:space="preserve"> </w:t>
       </w:r>
       <w:r>
-        <w:t>Our automated 5-fold cross-validation engine provided the optimal balance: instantaneous CPU execution, deterministic model selection, and zero overfitting risk.</w:t>
+        <w:t>Required Discussion</w:t>
       </w:r>
     </w:p>
     <w:p>
@@ -6914,16 +7283,72 @@
         <w:rPr>
           <w:b/>
           <w:bCs/>
-          <w:i/>
-          <w:iCs/>
-        </w:rPr>
-        <w:t>As your data set grows to 16 points, what limitations of your model become clearer through tuning (e.g. overfitting, irrelevant features, diminishing returns)?</w:t>
-      </w:r>
-    </w:p>
-    <w:p>
-      <w:r>
+        </w:rPr>
+        <w:t>Core Principles, Key Ideas, and Methodology</w:t>
+      </w:r>
+    </w:p>
+    <w:p>
+      <w:r>
+        <w:rPr>
+          <w:b/>
+          <w:bCs/>
+        </w:rPr>
+        <w:t>Traditional Bayesian Optimisation (BO) Assumptions vs. Real-World Realities:</w:t>
+      </w:r>
+      <w:r>
+        <w:t xml:space="preserve"> Traditional BO frameworks typically rely on two simplifying assumptions that routinely fail in practical Automated Machine Learning (AutoML) pipelines: first, that observation noise is homoscedastic (constant and normally distributed), and second, that a single acquisition function is globally optimal for guiding search exploration.</w:t>
+      </w:r>
+      <w:r>
+        <w:t xml:space="preserve"> </w:t>
+      </w:r>
+      <w:r>
+        <w:t xml:space="preserve"> </w:t>
+      </w:r>
+    </w:p>
+    <w:p>
+      <w:proofErr w:type="gramStart"/>
+      <w:r>
+        <w:t>In reality, however</w:t>
+      </w:r>
+      <w:proofErr w:type="gramEnd"/>
+      <w:r>
+        <w:t>, hyperparameter landscapes are highly non-stationary (where smoothness varies significantly across different regions) and corrupted by complex, heteroscedastic noise.</w:t>
+      </w:r>
+      <w:r>
+        <w:t xml:space="preserve"> </w:t>
+      </w:r>
+      <w:r>
+        <w:t xml:space="preserve"> Furthermore, different acquisition functions often provide conflicting suggestions, leaving practitioners with the difficult task of resolving acquisition conflicts.</w:t>
+      </w:r>
+    </w:p>
+    <w:p>
+      <w:r>
+        <w:t xml:space="preserve">To resolve these limitations, Cowen-Rivers et al. (2020) proposed the </w:t>
+      </w:r>
+      <w:r>
+        <w:t>Heteroscedastic Evolutionary Bayesian Optimisation (HEBO)</w:t>
+      </w:r>
+      <w:r>
+        <w:t xml:space="preserve"> framework. </w:t>
+      </w:r>
+      <w:r>
+        <w:t xml:space="preserve"> </w:t>
+      </w:r>
+      <w:r>
+        <w:t>HEBO departs from traditional approaches by introducing nonconventional modifications to both the probabilistic surrogate model and the acquisition maximisation process.</w:t>
+      </w:r>
+    </w:p>
+    <w:p>
+      <w:r>
+        <w:rPr>
+          <w:b/>
+          <w:bCs/>
+        </w:rPr>
         <w:lastRenderedPageBreak/>
-        <w:t>As our evaluation datasets expanded from 10 to 16 points in 2D (Functions 1 and 2) and up to 46 points in 8D (Function 8), tuning revealed three critical structural limitations:</w:t>
+        <w:t>Surrogate Model Transformations:</w:t>
+      </w:r>
+      <w:r>
+        <w:t xml:space="preserve"> Instead of a standard Gaussian Process (GP) model, HEBO employs robust, non-linear transformations on both the inputs and outputs to handle non-stationarity and heteroscedasticity:</w:t>
       </w:r>
     </w:p>
     <w:p>
@@ -6934,21 +7359,20 @@
         </w:numPr>
       </w:pPr>
       <w:r>
-        <w:t xml:space="preserve">The Curse of Dimensionality and Sparsity: In 2D (16 points), observations begin mapping local surface curvature effectively. </w:t>
+        <w:rPr>
+          <w:b/>
+          <w:bCs/>
+        </w:rPr>
+        <w:t>Output Power Transformations:</w:t>
+      </w:r>
+      <w:r>
+        <w:t xml:space="preserve"> Rather than applying basic linear normalisation to target metrics, HEBO employs robust power transformations to stabilise variance and minimise skewness, directly mitigating heteroscedasticity. </w:t>
       </w:r>
       <w:r>
         <w:t xml:space="preserve"> </w:t>
       </w:r>
       <w:r>
-        <w:t xml:space="preserve">In 8D (Function 8, 46 points), sampling remains extremely sparse. Gaussian Process posterior uncertainty remains high across unvisited hypercube volume, making hyperparameter </w:t>
-      </w:r>
-      <w:proofErr w:type="spellStart"/>
-      <w:r>
-        <w:t>lengthscales</w:t>
-      </w:r>
-      <w:proofErr w:type="spellEnd"/>
-      <w:r>
-        <w:t xml:space="preserve"> sensitive to single outlier evaluations.</w:t>
+        <w:t>Specifically, the framework applies a Box-Cox transformation (Box and Cox 1964) if the objectives are strictly positive (or negative), and a Yeo-Johnson transformation (Yeo and Johnson 2000) otherwise, estimating the transformation parameters via maximum likelihood before fitting the GP.</w:t>
       </w:r>
     </w:p>
     <w:p>
@@ -6959,27 +7383,32 @@
         </w:numPr>
       </w:pPr>
       <w:r>
-        <w:t xml:space="preserve">Model Capacity vs Small-Sample Overfitting: Multi-Layer Perceptron (MLP) Neural Networks overfit severely on small 2D and 3D datasets, producing negative cross-validation R-squared scores due to </w:t>
-      </w:r>
-      <w:proofErr w:type="spellStart"/>
-      <w:r>
-        <w:t>overparameteri</w:t>
-      </w:r>
-      <w:r>
-        <w:t>s</w:t>
-      </w:r>
-      <w:r>
-        <w:t>ation</w:t>
-      </w:r>
-      <w:proofErr w:type="spellEnd"/>
-      <w:r>
-        <w:t>.</w:t>
+        <w:rPr>
+          <w:b/>
+          <w:bCs/>
+        </w:rPr>
+        <w:t>Input Warping:</w:t>
+      </w:r>
+      <w:r>
+        <w:t xml:space="preserve"> To handle non-stationarity, HEBO models inputs using an input-warped Gaussian Process (Snoek et al. 2014).</w:t>
       </w:r>
       <w:r>
         <w:t xml:space="preserve"> </w:t>
       </w:r>
       <w:r>
-        <w:t xml:space="preserve"> However, on Function 6 (5D), MLP achieved the top CV score (CV-MSE = 0.0456, R-squared = 0.715), proving that higher-capacity models outperform GPs only when surfaces exhibit complex non-stationary transitions.</w:t>
+        <w:t xml:space="preserve"> It performs a non-linear, monotonic, component-wise transformation using the cumulative distribution function (CDF) of the Kumaraswamy distribution. </w:t>
+      </w:r>
+      <w:r>
+        <w:t xml:space="preserve"> </w:t>
+      </w:r>
+      <w:r>
+        <w:t xml:space="preserve">The warped input for each dimension is defined in plain text as: 1 minus the quantity (1 minus x raised to the power of a) raised to the power of (b minus 1), where a and b represent the warping parameters. </w:t>
+      </w:r>
+      <w:r>
+        <w:t xml:space="preserve"> </w:t>
+      </w:r>
+      <w:r>
+        <w:t>This enables the Gaussian Process to effectively compress and expand regions of the input space, successfully modelling varying smoothness.</w:t>
       </w:r>
     </w:p>
     <w:p>
@@ -6990,41 +7419,163 @@
         </w:numPr>
       </w:pPr>
       <w:r>
-        <w:t xml:space="preserve">Diminishing Returns Near Peak Optima: On Function 5, outputs scaled exponentially to y = 5893.21. </w:t>
-      </w:r>
-      <w:r>
-        <w:t xml:space="preserve"> </w:t>
-      </w:r>
-      <w:r>
-        <w:t>Without target standardi</w:t>
-      </w:r>
-      <w:r>
-        <w:t>s</w:t>
-      </w:r>
-      <w:r>
-        <w:t>ation and dynamic jitter tuning, acquisition scores near peak regions collapse, causing diminishing returns unless exploration bounds are actively adjusted.</w:t>
-      </w:r>
-    </w:p>
-    <w:p>
-      <w:pPr>
         <w:rPr>
           <w:b/>
           <w:bCs/>
         </w:rPr>
+        <w:t>GP and Additive Kernels:</w:t>
+      </w:r>
+      <w:r>
+        <w:t xml:space="preserve"> Instead of a single Squared Exponential or </w:t>
+      </w:r>
+      <w:proofErr w:type="spellStart"/>
+      <w:r>
+        <w:t>Matérn</w:t>
+      </w:r>
+      <w:proofErr w:type="spellEnd"/>
+      <w:r>
+        <w:t xml:space="preserve"> kernel, HEBO adopts a sample-efficient additive kernel combining both global and local properties. </w:t>
+      </w:r>
+      <w:r>
+        <w:t xml:space="preserve"> </w:t>
+      </w:r>
+      <w:r>
+        <w:t xml:space="preserve">The joint covariance function is defined as: HEBO </w:t>
+      </w:r>
+      <w:proofErr w:type="gramStart"/>
+      <w:r>
+        <w:t>kernel(</w:t>
+      </w:r>
+      <w:proofErr w:type="gramEnd"/>
+      <w:r>
+        <w:t xml:space="preserve">x, x') = Linear </w:t>
+      </w:r>
+      <w:proofErr w:type="gramStart"/>
+      <w:r>
+        <w:t>kernel(</w:t>
+      </w:r>
+      <w:proofErr w:type="gramEnd"/>
+      <w:r>
+        <w:t xml:space="preserve">x, x') + Matern 3/2 </w:t>
+      </w:r>
+      <w:proofErr w:type="gramStart"/>
+      <w:r>
+        <w:t>kernel(</w:t>
+      </w:r>
+      <w:proofErr w:type="gramEnd"/>
+      <w:r>
+        <w:t>x, x'), where the kernels are parameterised by their respective hyperparameters.</w:t>
+      </w:r>
+    </w:p>
+    <w:p>
+      <w:pPr>
+        <w:numPr>
+          <w:ilvl w:val="0"/>
+          <w:numId w:val="40"/>
+        </w:numPr>
       </w:pPr>
       <w:r>
         <w:rPr>
           <w:b/>
           <w:bCs/>
-          <w:i/>
-          <w:iCs/>
-        </w:rPr>
-        <w:t>How might you apply hyperparameter tuning techniques to larger data sets in future rounds of the BBO capstone project submissions or more complex models in future ML/AI projects?</w:t>
-      </w:r>
-    </w:p>
-    <w:p>
-      <w:r>
-        <w:t>As datasets scale beyond hundreds of observations or transition to complex deep learning models, we will evolve our hyperparameter tuning framework across three axes:</w:t>
+        </w:rPr>
+        <w:t>Stochastic Mean Function:</w:t>
+      </w:r>
+      <w:r>
+        <w:t xml:space="preserve"> Recognising that many AutoML tasks are highly noisy, the authors found that adding noise to the GP’s posterior mean aids exploration in flat or highly unstable landscapes. </w:t>
+      </w:r>
+      <w:r>
+        <w:t xml:space="preserve"> </w:t>
+      </w:r>
+      <w:r>
+        <w:t xml:space="preserve">The modified mean function incorporates a likelihood noise-dependent term: HEBO mean(x) = standard posterior mean(x) + xi multiplied by the estimated noise variance, where xi is an exploration scaling parameter. </w:t>
+      </w:r>
+      <w:r>
+        <w:t xml:space="preserve"> </w:t>
+      </w:r>
+      <w:r>
+        <w:t>This allows the algorithm to perform a "coarse-to-fine" search, transitioning towards random search in regions where validation metrics have weak correlations with hyperparameters.</w:t>
+      </w:r>
+    </w:p>
+    <w:p>
+      <w:r>
+        <w:rPr>
+          <w:b/>
+          <w:bCs/>
+        </w:rPr>
+        <w:t>Multi-Objective Acquisition Ensemble (MACE):</w:t>
+      </w:r>
+      <w:r>
+        <w:t xml:space="preserve"> Instead of maximising a single acquisition function, HEBO treats acquisition maximisation as a multi-objective optimisation problem (Lyu et al. 2018). </w:t>
+      </w:r>
+      <w:r>
+        <w:t xml:space="preserve"> </w:t>
+      </w:r>
+      <w:r>
+        <w:t xml:space="preserve">It concurrently minimises the negatives of three standard acquisition metrics: Expected Improvement (q-EI), Probability of Improvement (q-PI), and Upper Confidence Bound (q-UCB). </w:t>
+      </w:r>
+      <w:r>
+        <w:t xml:space="preserve"> </w:t>
+      </w:r>
+      <w:r>
+        <w:t xml:space="preserve">In plain terms, the multi-objective problem is formulated </w:t>
+      </w:r>
+      <w:proofErr w:type="gramStart"/>
+      <w:r>
+        <w:t>to:</w:t>
+      </w:r>
+      <w:proofErr w:type="gramEnd"/>
+      <w:r>
+        <w:t xml:space="preserve"> minimise the negative Expected Improvement, minimise the </w:t>
+      </w:r>
+      <w:r>
+        <w:lastRenderedPageBreak/>
+        <w:t>negative Probability of Improvement, and maximise the Upper Confidence Bound simultaneously over the search space.</w:t>
+      </w:r>
+    </w:p>
+    <w:p>
+      <w:r>
+        <w:t xml:space="preserve">To find a consensus and avoid acquisition conflicts, HEBO solves this formulation using the </w:t>
+      </w:r>
+      <w:r>
+        <w:t>NSGA-II evolutionary algorithm</w:t>
+      </w:r>
+      <w:r>
+        <w:t xml:space="preserve"> (from the </w:t>
+      </w:r>
+      <w:proofErr w:type="spellStart"/>
+      <w:r>
+        <w:t>pymoo</w:t>
+      </w:r>
+      <w:proofErr w:type="spellEnd"/>
+      <w:r>
+        <w:t xml:space="preserve"> package), which generates a Pareto-optimal front of recommendations. </w:t>
+      </w:r>
+      <w:r>
+        <w:t xml:space="preserve"> </w:t>
+      </w:r>
+      <w:r>
+        <w:t>This naturally supports parallel batch suggestions without relying on sequential heuristic approximations.</w:t>
+      </w:r>
+    </w:p>
+    <w:p>
+      <w:pPr>
+        <w:rPr>
+          <w:b/>
+          <w:bCs/>
+        </w:rPr>
+      </w:pPr>
+      <w:r>
+        <w:rPr>
+          <w:b/>
+          <w:bCs/>
+        </w:rPr>
+        <w:t>Advantages of the HEBO Method</w:t>
+      </w:r>
+    </w:p>
+    <w:p>
+      <w:r>
+        <w:t>When assessed across efficiency, scalability, accuracy, and adaptability, HEBO offers clear advantages:</w:t>
       </w:r>
     </w:p>
     <w:p>
@@ -7035,39 +7586,62 @@
         </w:numPr>
       </w:pPr>
       <w:r>
-        <w:t>Automated Bayesian Optimi</w:t>
-      </w:r>
-      <w:r>
-        <w:t>s</w:t>
-      </w:r>
-      <w:r>
-        <w:t>ation for Hyperparameters (AutoML): Rather than discrete grid benchmarking, we will implement Bayesian Optimi</w:t>
-      </w:r>
-      <w:r>
-        <w:t>s</w:t>
-      </w:r>
-      <w:r>
-        <w:t xml:space="preserve">ation (using </w:t>
+        <w:rPr>
+          <w:b/>
+          <w:bCs/>
+        </w:rPr>
+        <w:t>Outstanding Efficiency and Accuracy:</w:t>
+      </w:r>
+      <w:r>
+        <w:t xml:space="preserve"> Cowen-Rivers et al. (2020) evaluated HEBO on the full </w:t>
       </w:r>
       <w:proofErr w:type="spellStart"/>
       <w:r>
-        <w:t>Optuna</w:t>
+        <w:t>Bayesmark</w:t>
       </w:r>
       <w:proofErr w:type="spellEnd"/>
       <w:r>
-        <w:t xml:space="preserve"> or Ray Tune) to tune continuous hyperparameters</w:t>
-      </w:r>
-      <w:r>
-        <w:t xml:space="preserve">, </w:t>
-      </w:r>
-      <w:r>
-        <w:t>such as learning rate schedules, L2 weight penalties, network depth, and dropout rates</w:t>
-      </w:r>
-      <w:r>
-        <w:t xml:space="preserve">, </w:t>
-      </w:r>
-      <w:r>
-        <w:t>treating model validation error itself as a secondary black-box function.</w:t>
+        <w:t xml:space="preserve"> offline benchmark, which comprises 108 black-box optimisation tasks. </w:t>
+      </w:r>
+      <w:r>
+        <w:t xml:space="preserve"> </w:t>
+      </w:r>
+      <w:r>
+        <w:t xml:space="preserve">In these experiments, HEBO achieved a mean normalised score of </w:t>
+      </w:r>
+      <w:r>
+        <w:t>100.117</w:t>
+      </w:r>
+      <w:r>
+        <w:t xml:space="preserve">. </w:t>
+      </w:r>
+      <w:r>
+        <w:t xml:space="preserve"> </w:t>
+      </w:r>
+      <w:r>
+        <w:t xml:space="preserve">Two-sided independent t-tests rejected the null hypothesis that alternative state-of-the-art baselines had the same expected performance as HEBO, proving HEBO's superior efficiency with 95% statistical significance. </w:t>
+      </w:r>
+      <w:r>
+        <w:t xml:space="preserve"> </w:t>
+      </w:r>
+      <w:r>
+        <w:t xml:space="preserve">HEBO significantly outperformed established benchmarks such as </w:t>
+      </w:r>
+      <w:proofErr w:type="spellStart"/>
+      <w:r>
+        <w:t>PySOT</w:t>
+      </w:r>
+      <w:proofErr w:type="spellEnd"/>
+      <w:r>
+        <w:t xml:space="preserve"> (mean score of 98.177) and </w:t>
+      </w:r>
+      <w:proofErr w:type="spellStart"/>
+      <w:r>
+        <w:t>TuRBO</w:t>
+      </w:r>
+      <w:proofErr w:type="spellEnd"/>
+      <w:r>
+        <w:t xml:space="preserve"> (mean score of 97.951).</w:t>
       </w:r>
     </w:p>
     <w:p>
@@ -7078,7 +7652,20 @@
         </w:numPr>
       </w:pPr>
       <w:r>
-        <w:t>Hyperband and Early Stopping: For large-scale deep learning models, we will apply Hyperband resource allocation to terminate poorly performing hyperparameter configurations early, concentrating compute budget on promising candidates.</w:t>
+        <w:rPr>
+          <w:b/>
+          <w:bCs/>
+        </w:rPr>
+        <w:t>Synergistic Robustness:</w:t>
+      </w:r>
+      <w:r>
+        <w:t xml:space="preserve"> Analysis of the score distributions shows that combining all proposed components yields a highly tight lower quartile distribution alongside an appealing upper quartile. </w:t>
+      </w:r>
+      <w:r>
+        <w:t xml:space="preserve"> </w:t>
+      </w:r>
+      <w:r>
+        <w:t>This indicates that in the worst-case scenario, HEBO behaves reliably close to its mean performance, while in the best-case scenario, it discovers configurations that score significantly above the average, demonstrating a positive synergy among its parts.</w:t>
       </w:r>
     </w:p>
     <w:p>
@@ -7089,82 +7676,58 @@
         </w:numPr>
       </w:pPr>
       <w:r>
-        <w:t>Scalable Gaussian Processes and Trust Regions (</w:t>
-      </w:r>
-      <w:proofErr w:type="spellStart"/>
-      <w:r>
-        <w:t>TuRBO</w:t>
-      </w:r>
-      <w:proofErr w:type="spellEnd"/>
-      <w:r>
-        <w:t xml:space="preserve">): For high-dimensional BBO (6D to 8D), exact GP matrix inversion scales cubically O(N^3). </w:t>
-      </w:r>
-      <w:r>
-        <w:t xml:space="preserve"> </w:t>
-      </w:r>
-      <w:r>
-        <w:t>We will adopt Sparse Gaussian Processes (Inducing Points) and Trust Region Bayesian Optimi</w:t>
-      </w:r>
-      <w:r>
-        <w:t>s</w:t>
-      </w:r>
-      <w:r>
-        <w:t>ation (</w:t>
-      </w:r>
-      <w:proofErr w:type="spellStart"/>
-      <w:r>
-        <w:t>TuRBO</w:t>
-      </w:r>
-      <w:proofErr w:type="spellEnd"/>
-      <w:r>
-        <w:t>) to constrain local optimi</w:t>
-      </w:r>
-      <w:r>
-        <w:t>s</w:t>
-      </w:r>
-      <w:r>
-        <w:t>ation bounds and maintain computational efficiency as datasets grow.</w:t>
-      </w:r>
-    </w:p>
-    <w:p/>
-    <w:p>
-      <w:pPr>
         <w:rPr>
           <w:b/>
           <w:bCs/>
         </w:rPr>
+        <w:t>Inherent Adaptability to Complex Spaces:</w:t>
+      </w:r>
+      <w:r>
+        <w:t xml:space="preserve"> By eliminating the assumption of constant Gaussian noise, HEBO's non-linear input and output warps adapt dynamically to heavily distorted, highly non-stationary landscapes that would typically confuse standard GP models.</w:t>
+      </w:r>
+    </w:p>
+    <w:p>
+      <w:pPr>
+        <w:numPr>
+          <w:ilvl w:val="0"/>
+          <w:numId w:val="41"/>
+        </w:numPr>
       </w:pPr>
       <w:r>
         <w:rPr>
           <w:b/>
           <w:bCs/>
-          <w:i/>
-          <w:iCs/>
-        </w:rPr>
-        <w:lastRenderedPageBreak/>
-        <w:t>How does tuning in this black-box set-up prepare you to think like a professional ML/AI practitioner in real-world contexts with incomplete information?</w:t>
-      </w:r>
-    </w:p>
-    <w:p>
-      <w:r>
-        <w:t>Real-world industrial AI applications</w:t>
-      </w:r>
-      <w:r>
-        <w:t xml:space="preserve"> (</w:t>
-      </w:r>
-      <w:r>
-        <w:t>such as semiconductor design, drug candidate discovery, cloud infrastructure tuning, and physical engine calibration</w:t>
-      </w:r>
-      <w:r>
-        <w:t xml:space="preserve">) </w:t>
-      </w:r>
-      <w:r>
-        <w:t>rarely offer clean analytical equations, unconstrained evaluation budgets, or complete state visibility.</w:t>
-      </w:r>
-    </w:p>
-    <w:p>
-      <w:r>
-        <w:t>Operating under strict black-box constraints cultivates an authentic professional practitioner mindset:</w:t>
+        </w:rPr>
+        <w:t>Scalability to Batch and Parallel Compute:</w:t>
+      </w:r>
+      <w:r>
+        <w:t xml:space="preserve"> In parallel execution environments, selecting a batch of points often causes redundant sampling or requires artificial sequential conditioning. </w:t>
+      </w:r>
+      <w:r>
+        <w:t xml:space="preserve"> </w:t>
+      </w:r>
+      <w:r>
+        <w:t>Since the MACE framework evaluates multiple acquisitions simultaneously, it naturally discovers a Pareto-optimal frontier, providing diverse batch suggestions for high-throughput cluster environments.</w:t>
+      </w:r>
+    </w:p>
+    <w:p>
+      <w:pPr>
+        <w:rPr>
+          <w:b/>
+          <w:bCs/>
+        </w:rPr>
+      </w:pPr>
+      <w:r>
+        <w:rPr>
+          <w:b/>
+          <w:bCs/>
+        </w:rPr>
+        <w:t>Limitations and Potential Drawbacks</w:t>
+      </w:r>
+    </w:p>
+    <w:p>
+      <w:r>
+        <w:t>Despite its award-winning performance, implementing HEBO involves several considerations and potential limitations:</w:t>
       </w:r>
     </w:p>
     <w:p>
@@ -7175,13 +7738,27 @@
         </w:numPr>
       </w:pPr>
       <w:r>
-        <w:t xml:space="preserve">Empirical Evidence Over Intuition: Tuning forces reliance on empirical cross-validation telemetry rather than subjective assumptions. </w:t>
+        <w:rPr>
+          <w:b/>
+          <w:bCs/>
+        </w:rPr>
+        <w:lastRenderedPageBreak/>
+        <w:t>Significant Computational and Optimisation Overhead:</w:t>
+      </w:r>
+      <w:r>
+        <w:t xml:space="preserve"> Fitting an input-warped Gaussian Process involves estimating Kumaraswamy warping parameters (a and b) alongside traditional GP kernel parameters via maximum likelihood. </w:t>
       </w:r>
       <w:r>
         <w:t xml:space="preserve"> </w:t>
       </w:r>
       <w:r>
-        <w:t>When model performance degrades, practitioners trace root causes through log evidence rather than applying superficial fixes.</w:t>
+        <w:t>Furthermore, running the NSGA-II evolutionary algorithm to optimise a three-objective MACE function at each step adds substantial computational cost compared to basic analytical BO solvers.</w:t>
+      </w:r>
+      <w:r>
+        <w:t xml:space="preserve"> </w:t>
+      </w:r>
+      <w:r>
+        <w:t xml:space="preserve"> For lightweight models or scenarios where black-box evaluation is extremely fast (under a second), the computational overhead of HEBO's internal step may become a bottleneck.</w:t>
       </w:r>
     </w:p>
     <w:p>
@@ -7192,19 +7769,26 @@
         </w:numPr>
       </w:pPr>
       <w:r>
-        <w:t>Resource-Aware Decision Making: Recogni</w:t>
-      </w:r>
-      <w:r>
-        <w:t>s</w:t>
-      </w:r>
-      <w:r>
-        <w:t>ing that physical evaluations are expensive assets teaches practitioners to maximi</w:t>
-      </w:r>
-      <w:r>
-        <w:t>s</w:t>
-      </w:r>
-      <w:r>
-        <w:t>e decision efficiency per query, balancing local exploitation against global uncertainty reduction.</w:t>
+        <w:rPr>
+          <w:b/>
+          <w:bCs/>
+        </w:rPr>
+        <w:t>Offline-to-Online Performance Discrepancies:</w:t>
+      </w:r>
+      <w:r>
+        <w:t xml:space="preserve"> The authors highlighted that performance trends observed on offline datasets do not always translate predictably to online, real-world deployment. </w:t>
+      </w:r>
+      <w:r>
+        <w:t xml:space="preserve"> </w:t>
+      </w:r>
+      <w:r>
+        <w:t xml:space="preserve">For example, in offline benchmarks, the stochastic mean function and the log-Expected Improvement approximation yielded statistically insignificant performance differences (obtaining t-test p-values of 0.894 and 0.675 respectively). </w:t>
+      </w:r>
+      <w:r>
+        <w:t xml:space="preserve"> </w:t>
+      </w:r>
+      <w:r>
+        <w:t>However, when tested on the more complex and highly noisy online competition datasets, these components became critical to HEBO's ultimate success.</w:t>
       </w:r>
     </w:p>
     <w:p>
@@ -7215,45 +7799,462 @@
         </w:numPr>
       </w:pPr>
       <w:r>
-        <w:t>Robust Regulari</w:t>
-      </w:r>
-      <w:r>
+        <w:rPr>
+          <w:b/>
+          <w:bCs/>
+        </w:rPr>
+        <w:t>Instabilities and Singularities in Analytical Approximations:</w:t>
+      </w:r>
+      <w:r>
+        <w:t xml:space="preserve"> To prevent numerical underflow when Expected Improvement values are exceptionally small (causing exact log calculations to return </w:t>
+      </w:r>
+      <w:proofErr w:type="spellStart"/>
+      <w:r>
+        <w:t>NaN</w:t>
+      </w:r>
+      <w:proofErr w:type="spellEnd"/>
+      <w:r>
+        <w:t>), HEBO utilises an analytical log-approximation based on L'Hôpital's rule when the z-score is less than -6.</w:t>
+      </w:r>
+      <w:r>
+        <w:t xml:space="preserve"> </w:t>
+      </w:r>
+      <w:r>
+        <w:t xml:space="preserve"> However, this approximation has its own numerical instability, returning positive infinity when z-squared equals 1</w:t>
+      </w:r>
+      <w:r>
+        <w:t xml:space="preserve"> and t</w:t>
+      </w:r>
+      <w:r>
+        <w:t>hus, it requires strict condition handling to avoid optimisation failure.</w:t>
+      </w:r>
+    </w:p>
+    <w:p>
+      <w:pPr>
+        <w:rPr>
+          <w:b/>
+          <w:bCs/>
+        </w:rPr>
+      </w:pPr>
+      <w:r>
+        <w:rPr>
+          <w:b/>
+          <w:bCs/>
+        </w:rPr>
+        <w:t>Real-World Applications and Use Cases</w:t>
+      </w:r>
+    </w:p>
+    <w:p>
+      <w:r>
+        <w:t>HEBO is highly valuable in domains with high evaluation costs, complex search spaces, and severe observational noise:</w:t>
+      </w:r>
+    </w:p>
+    <w:p>
+      <w:pPr>
+        <w:numPr>
+          <w:ilvl w:val="0"/>
+          <w:numId w:val="43"/>
+        </w:numPr>
+      </w:pPr>
+      <w:r>
+        <w:rPr>
+          <w:b/>
+          <w:bCs/>
+        </w:rPr>
+        <w:t>Noisy Automated Machine Learning (AutoML):</w:t>
+      </w:r>
+      <w:r>
+        <w:t xml:space="preserve"> HEBO is ideal for tuning modern machine learning architectures (such as deep neural networks, support vector machines, or gradient boosted trees) where evaluating a hyperparameter configuration requires training a model on massive datasets.</w:t>
+      </w:r>
+      <w:r>
+        <w:t xml:space="preserve"> </w:t>
+      </w:r>
+      <w:r>
+        <w:t xml:space="preserve"> In these tasks, validation accuracies or log-likelihood metrics are computationally expensive to evaluate and frequently exhibit noisy behaviour.</w:t>
+      </w:r>
+    </w:p>
+    <w:p>
+      <w:pPr>
+        <w:numPr>
+          <w:ilvl w:val="0"/>
+          <w:numId w:val="43"/>
+        </w:numPr>
+      </w:pPr>
+      <w:r>
+        <w:rPr>
+          <w:b/>
+          <w:bCs/>
+        </w:rPr>
+        <w:t>Expensive Physical and Chemical Simulations:</w:t>
+      </w:r>
+      <w:r>
+        <w:t xml:space="preserve"> Use cases like </w:t>
+      </w:r>
+      <w:r>
+        <w:t xml:space="preserve">automatic chemical and molecular design </w:t>
+      </w:r>
+      <w:r>
+        <w:t xml:space="preserve">(e.g. predicting properties of synthesisable small organic molecules) or </w:t>
+      </w:r>
+      <w:proofErr w:type="spellStart"/>
+      <w:r>
+        <w:t>analog</w:t>
+      </w:r>
+      <w:proofErr w:type="spellEnd"/>
+      <w:r>
+        <w:t xml:space="preserve"> circuit design</w:t>
+      </w:r>
+      <w:r>
+        <w:t xml:space="preserve"> cannot afford thousands of trials</w:t>
+      </w:r>
+      <w:r>
+        <w:t xml:space="preserve"> and</w:t>
+      </w:r>
+      <w:r>
+        <w:t xml:space="preserve"> HEBO's sample efficiency makes it highly valuable here.</w:t>
+      </w:r>
+    </w:p>
+    <w:p>
+      <w:pPr>
+        <w:numPr>
+          <w:ilvl w:val="0"/>
+          <w:numId w:val="43"/>
+        </w:numPr>
+      </w:pPr>
+      <w:r>
+        <w:rPr>
+          <w:b/>
+          <w:bCs/>
+        </w:rPr>
+        <w:lastRenderedPageBreak/>
+        <w:t>Systems Diagnostics and Tuning:</w:t>
+      </w:r>
+      <w:r>
+        <w:t xml:space="preserve"> Real-world engineering systems, such as digital device diagnostics, image enhancement, or active model-based reinforcement learning pipelines, benefit significantly from HEBO's heteroscedastic noise handling.</w:t>
+      </w:r>
+    </w:p>
+    <w:p>
+      <w:pPr>
+        <w:rPr>
+          <w:b/>
+          <w:bCs/>
+        </w:rPr>
+      </w:pPr>
+      <w:r>
+        <w:rPr>
+          <w:b/>
+          <w:bCs/>
+        </w:rPr>
+        <w:t>Peer Recommendations and Best Practices</w:t>
+      </w:r>
+    </w:p>
+    <w:p>
+      <w:r>
+        <w:t>For teams considering implementing or adapting the HEBO framework, several practical recommendations emerge from the literature:</w:t>
+      </w:r>
+    </w:p>
+    <w:p>
+      <w:pPr>
+        <w:numPr>
+          <w:ilvl w:val="0"/>
+          <w:numId w:val="45"/>
+        </w:numPr>
+      </w:pPr>
+      <w:r>
+        <w:rPr>
+          <w:b/>
+          <w:bCs/>
+        </w:rPr>
+        <w:t>Prioritise Warping and Power Transformations:</w:t>
+      </w:r>
+      <w:r>
+        <w:t xml:space="preserve"> If computational constraints prevent you from implementing the full HEBO framework, prioritise input warping and output power transformations. </w:t>
+      </w:r>
+      <w:r>
+        <w:t xml:space="preserve"> </w:t>
+      </w:r>
+      <w:r>
+        <w:t>Cowen-Rivers et al. (2020) demonstrated via ablation studies that removing power transformations or input warping led to the most statistically significant drops in optimisation performance, yielding p-values of 1.041 x 10^-7 and 0.002 respectively.</w:t>
+      </w:r>
+    </w:p>
+    <w:p>
+      <w:pPr>
+        <w:numPr>
+          <w:ilvl w:val="0"/>
+          <w:numId w:val="45"/>
+        </w:numPr>
+      </w:pPr>
+      <w:r>
+        <w:rPr>
+          <w:b/>
+          <w:bCs/>
+        </w:rPr>
+        <w:t>Employ Stochastic Mean for Exploration in Noisy Landscapes:</w:t>
+      </w:r>
+      <w:r>
+        <w:t xml:space="preserve"> In scenarios where hyperparameters have weak correlations with validation scores over certain regions (such as classification accuracy plateaus), implement the likelihood noise-dependent term in the posterior mean. </w:t>
+      </w:r>
+      <w:r>
+        <w:t xml:space="preserve"> </w:t>
+      </w:r>
+      <w:r>
+        <w:t>This allows the solver to transition naturally into a local random search in unpromising regions, speeding up overall optimisation.</w:t>
+      </w:r>
+    </w:p>
+    <w:p>
+      <w:pPr>
+        <w:numPr>
+          <w:ilvl w:val="0"/>
+          <w:numId w:val="45"/>
+        </w:numPr>
+      </w:pPr>
+      <w:r>
+        <w:rPr>
+          <w:b/>
+          <w:bCs/>
+        </w:rPr>
+        <w:t>Hedge via Multi-Objective Acquisition:</w:t>
+      </w:r>
+      <w:r>
+        <w:t xml:space="preserve"> Avoid relying on a single acquisition function. </w:t>
+      </w:r>
+      <w:r>
+        <w:t xml:space="preserve"> </w:t>
+      </w:r>
+      <w:r>
+        <w:t>Utilising NSGA-II to optimise an ensemble of Expected Improvement, Probability of Improvement, and Upper Confidence Bound provides a robust safeguard against model mismatch and acquisition conflicts.</w:t>
+      </w:r>
+    </w:p>
+    <w:p>
+      <w:pPr>
+        <w:numPr>
+          <w:ilvl w:val="0"/>
+          <w:numId w:val="45"/>
+        </w:numPr>
+      </w:pPr>
+      <w:r>
+        <w:rPr>
+          <w:b/>
+          <w:bCs/>
+        </w:rPr>
+        <w:t>Implement Guardrails for Log-EI Approximations:</w:t>
+      </w:r>
+      <w:r>
+        <w:t xml:space="preserve"> Ensure that your Expected Improvement optimiser is protected against numerical underflow and overflow. </w:t>
+      </w:r>
+      <w:r>
+        <w:t xml:space="preserve"> </w:t>
+      </w:r>
+      <w:r>
+        <w:t xml:space="preserve">Use the authors' analytical log-approximation strictly when the standard normal z-score is less than </w:t>
+      </w:r>
+      <w:proofErr w:type="gramStart"/>
+      <w:r>
+        <w:t>-6, and</w:t>
+      </w:r>
+      <w:proofErr w:type="gramEnd"/>
+      <w:r>
+        <w:t xml:space="preserve"> fall back to the exact log-evaluation otherwise to avoid singularities. </w:t>
+      </w:r>
+      <w:r>
+        <w:t xml:space="preserve"> </w:t>
+      </w:r>
+      <w:r>
+        <w:t>In plain terms, this approximation is written as: log of Expected Improvement equals log of the standard deviation minus half of z-squared minus log of the quantity (z-squared minus 1) minus half of log of two times pi.</w:t>
+      </w:r>
+    </w:p>
+    <w:p>
+      <w:pPr>
+        <w:rPr>
+          <w:b/>
+          <w:bCs/>
+        </w:rPr>
+      </w:pPr>
+      <w:r>
+        <w:rPr>
+          <w:b/>
+          <w:bCs/>
+        </w:rPr>
+        <w:t>Reference</w:t>
+      </w:r>
+      <w:r>
+        <w:rPr>
+          <w:b/>
+          <w:bCs/>
+        </w:rPr>
         <w:t>s</w:t>
       </w:r>
-      <w:r>
-        <w:t>ation Over Model Complexity: Practitioners learn that simple, well-regulari</w:t>
-      </w:r>
-      <w:r>
-        <w:t>s</w:t>
-      </w:r>
-      <w:r>
-        <w:t xml:space="preserve">ed models with calibrated uncertainty estimates consistently outperform complex </w:t>
+    </w:p>
+    <w:p>
+      <w:pPr>
+        <w:numPr>
+          <w:ilvl w:val="0"/>
+          <w:numId w:val="44"/>
+        </w:numPr>
+      </w:pPr>
+      <w:r>
+        <w:t xml:space="preserve">Box, G.E. and Cox, D.R. (1964) 'An analysis of transformations', </w:t>
+      </w:r>
+      <w:r>
+        <w:rPr>
+          <w:i/>
+          <w:iCs/>
+        </w:rPr>
+        <w:t>Journal of the Royal Statistical Society: Series B (Methodological)</w:t>
+      </w:r>
+      <w:r>
+        <w:t>, 26(2), pp. 211-243.</w:t>
+      </w:r>
+    </w:p>
+    <w:p>
+      <w:pPr>
+        <w:numPr>
+          <w:ilvl w:val="0"/>
+          <w:numId w:val="44"/>
+        </w:numPr>
+      </w:pPr>
+      <w:r>
+        <w:t xml:space="preserve">Cowen-Rivers, A.I., Lyu, W., Wang, Z., Tutunov, R., </w:t>
       </w:r>
       <w:proofErr w:type="spellStart"/>
       <w:r>
-        <w:t>overparameteri</w:t>
-      </w:r>
-      <w:r>
-        <w:t>s</w:t>
-      </w:r>
-      <w:r>
-        <w:t>ed</w:t>
+        <w:t>Jianye</w:t>
       </w:r>
       <w:proofErr w:type="spellEnd"/>
       <w:r>
-        <w:t xml:space="preserve"> architectures when operating under incomplete information.</w:t>
-      </w:r>
-    </w:p>
-    <w:p>
-      <w:r>
-        <w:t>********************************************</w:t>
-      </w:r>
-    </w:p>
-    <w:p>
-      <w:r>
-        <w:t>Week 8</w:t>
-      </w:r>
-    </w:p>
+        <w:t xml:space="preserve">, H., Wang, J. and Bou Ammar, H. (2020) 'HEBO: Heteroscedastic Evolutionary Bayesian Optimisation', </w:t>
+      </w:r>
+      <w:r>
+        <w:rPr>
+          <w:i/>
+          <w:iCs/>
+        </w:rPr>
+        <w:t>34th Conference on Neural Information Processing Systems (</w:t>
+      </w:r>
+      <w:proofErr w:type="spellStart"/>
+      <w:r>
+        <w:rPr>
+          <w:i/>
+          <w:iCs/>
+        </w:rPr>
+        <w:t>NeurIPS</w:t>
+      </w:r>
+      <w:proofErr w:type="spellEnd"/>
+      <w:r>
+        <w:rPr>
+          <w:i/>
+          <w:iCs/>
+        </w:rPr>
+        <w:t xml:space="preserve"> 2020)</w:t>
+      </w:r>
+      <w:r>
+        <w:t>, Vancouver, Canada.</w:t>
+      </w:r>
+    </w:p>
+    <w:p>
+      <w:pPr>
+        <w:numPr>
+          <w:ilvl w:val="0"/>
+          <w:numId w:val="44"/>
+        </w:numPr>
+      </w:pPr>
+      <w:r>
+        <w:lastRenderedPageBreak/>
+        <w:t xml:space="preserve">Lyu, W., Yang, F., Yan, C., Zhou, D. and Zeng, X. (2018) 'Batch </w:t>
+      </w:r>
+      <w:proofErr w:type="spellStart"/>
+      <w:r>
+        <w:t>bayesian</w:t>
+      </w:r>
+      <w:proofErr w:type="spellEnd"/>
+      <w:r>
+        <w:t xml:space="preserve"> optimization via multi-objective acquisition ensemble for automated </w:t>
+      </w:r>
+      <w:proofErr w:type="spellStart"/>
+      <w:r>
+        <w:t>analog</w:t>
+      </w:r>
+      <w:proofErr w:type="spellEnd"/>
+      <w:r>
+        <w:t xml:space="preserve"> circuit design', </w:t>
+      </w:r>
+      <w:r>
+        <w:rPr>
+          <w:i/>
+          <w:iCs/>
+        </w:rPr>
+        <w:t>International Conference on Machine Learning</w:t>
+      </w:r>
+      <w:r>
+        <w:t>, pp. 3306-3314.</w:t>
+      </w:r>
+    </w:p>
+    <w:p>
+      <w:pPr>
+        <w:numPr>
+          <w:ilvl w:val="0"/>
+          <w:numId w:val="44"/>
+        </w:numPr>
+      </w:pPr>
+      <w:r>
+        <w:t xml:space="preserve">Snoek, J., Swersky, K., Zemel, R. and Adams, R. (2014) 'Input warping for </w:t>
+      </w:r>
+      <w:proofErr w:type="spellStart"/>
+      <w:r>
+        <w:t>bayesian</w:t>
+      </w:r>
+      <w:proofErr w:type="spellEnd"/>
+      <w:r>
+        <w:t xml:space="preserve"> optimization of non-stationary functions', </w:t>
+      </w:r>
+      <w:r>
+        <w:rPr>
+          <w:i/>
+          <w:iCs/>
+        </w:rPr>
+        <w:t>International Conference on Machine Learning</w:t>
+      </w:r>
+      <w:r>
+        <w:t>, pp. 1674-1682.</w:t>
+      </w:r>
+    </w:p>
+    <w:p>
+      <w:pPr>
+        <w:numPr>
+          <w:ilvl w:val="0"/>
+          <w:numId w:val="44"/>
+        </w:numPr>
+      </w:pPr>
+      <w:r>
+        <w:t xml:space="preserve">Yeo, I.K. and Johnson, R.A. (2000) 'A new family of power transformations to improve normality or symmetry', </w:t>
+      </w:r>
+      <w:proofErr w:type="spellStart"/>
+      <w:r>
+        <w:rPr>
+          <w:i/>
+          <w:iCs/>
+        </w:rPr>
+        <w:t>Biometrika</w:t>
+      </w:r>
+      <w:proofErr w:type="spellEnd"/>
+      <w:r>
+        <w:t>, 87(4), pp. 954-959.</w:t>
+      </w:r>
+    </w:p>
+    <w:p>
+      <w:r>
+        <w:t>**********************************************************</w:t>
+      </w:r>
+    </w:p>
+    <w:p>
+      <w:r>
+        <w:t xml:space="preserve">Module 18.1: </w:t>
+      </w:r>
+      <w:r>
+        <w:t>Reflection on the future of hyperparameter tuning</w:t>
+      </w:r>
+    </w:p>
+    <w:p/>
     <w:p>
       <w:pPr>
         <w:rPr>
@@ -7261,14 +8262,13 @@
           <w:szCs w:val="18"/>
         </w:rPr>
       </w:pPr>
-    </w:p>
-    <w:p>
-      <w:pPr>
+      <w:r>
         <w:rPr>
           <w:sz w:val="18"/>
           <w:szCs w:val="18"/>
         </w:rPr>
-      </w:pPr>
+        <w:br w:type="page"/>
+      </w:r>
     </w:p>
     <w:p>
       <w:pPr>
@@ -7285,100 +8285,11 @@
           <w:szCs w:val="18"/>
         </w:rPr>
       </w:pPr>
-    </w:p>
-    <w:p>
-      <w:pPr>
+      <w:r>
         <w:rPr>
           <w:sz w:val="18"/>
           <w:szCs w:val="18"/>
         </w:rPr>
-      </w:pPr>
-    </w:p>
-    <w:p>
-      <w:pPr>
-        <w:rPr>
-          <w:sz w:val="18"/>
-          <w:szCs w:val="18"/>
-        </w:rPr>
-      </w:pPr>
-    </w:p>
-    <w:p>
-      <w:pPr>
-        <w:rPr>
-          <w:sz w:val="18"/>
-          <w:szCs w:val="18"/>
-        </w:rPr>
-      </w:pPr>
-    </w:p>
-    <w:p>
-      <w:pPr>
-        <w:rPr>
-          <w:sz w:val="18"/>
-          <w:szCs w:val="18"/>
-        </w:rPr>
-      </w:pPr>
-    </w:p>
-    <w:p>
-      <w:pPr>
-        <w:rPr>
-          <w:sz w:val="18"/>
-          <w:szCs w:val="18"/>
-        </w:rPr>
-      </w:pPr>
-    </w:p>
-    <w:p>
-      <w:pPr>
-        <w:rPr>
-          <w:sz w:val="18"/>
-          <w:szCs w:val="18"/>
-        </w:rPr>
-      </w:pPr>
-    </w:p>
-    <w:p>
-      <w:pPr>
-        <w:rPr>
-          <w:sz w:val="18"/>
-          <w:szCs w:val="18"/>
-        </w:rPr>
-      </w:pPr>
-    </w:p>
-    <w:p>
-      <w:pPr>
-        <w:rPr>
-          <w:sz w:val="18"/>
-          <w:szCs w:val="18"/>
-        </w:rPr>
-      </w:pPr>
-    </w:p>
-    <w:p>
-      <w:pPr>
-        <w:rPr>
-          <w:sz w:val="18"/>
-          <w:szCs w:val="18"/>
-        </w:rPr>
-      </w:pPr>
-    </w:p>
-    <w:p>
-      <w:pPr>
-        <w:rPr>
-          <w:sz w:val="18"/>
-          <w:szCs w:val="18"/>
-        </w:rPr>
-      </w:pPr>
-    </w:p>
-    <w:p>
-      <w:pPr>
-        <w:rPr>
-          <w:sz w:val="18"/>
-          <w:szCs w:val="18"/>
-        </w:rPr>
-      </w:pPr>
-      <w:r>
-        <w:rPr>
-          <w:sz w:val="18"/>
-          <w:szCs w:val="18"/>
-        </w:rPr>
-        <w:lastRenderedPageBreak/>
         <w:t>*********************************************</w:t>
       </w:r>
     </w:p>
@@ -7824,6 +8735,7 @@
           <w:sz w:val="22"/>
           <w:szCs w:val="22"/>
         </w:rPr>
+        <w:lastRenderedPageBreak/>
         <w:t xml:space="preserve">While deep networks like </w:t>
       </w:r>
       <w:proofErr w:type="spellStart"/>
@@ -7856,15 +8768,7 @@
           <w:sz w:val="22"/>
           <w:szCs w:val="22"/>
         </w:rPr>
-        <w:t xml:space="preserve">, n.d.), pre-trained ImageNet weights are poorly suited for industrial </w:t>
-      </w:r>
-      <w:r>
-        <w:rPr>
-          <w:sz w:val="22"/>
-          <w:szCs w:val="22"/>
-        </w:rPr>
-        <w:lastRenderedPageBreak/>
-        <w:t xml:space="preserve">telemetry. </w:t>
+        <w:t xml:space="preserve">, n.d.), pre-trained ImageNet weights are poorly suited for industrial telemetry. </w:t>
       </w:r>
       <w:r>
         <w:rPr>
@@ -8480,6 +9384,7 @@
           <w:sz w:val="22"/>
           <w:szCs w:val="22"/>
         </w:rPr>
+        <w:lastRenderedPageBreak/>
         <w:t>To solve this, we implemented a probabilistic surrogate-driven Bayesian Optimi</w:t>
       </w:r>
       <w:r>
@@ -8522,15 +9427,7 @@
           <w:sz w:val="22"/>
           <w:szCs w:val="22"/>
         </w:rPr>
-        <w:t xml:space="preserve">ather than relying on unguided grid search or heuristic local search, Gaussian Process (GP) regression constructs a continuous posterior probability distribution (predictive </w:t>
-      </w:r>
-      <w:r>
-        <w:rPr>
-          <w:sz w:val="22"/>
-          <w:szCs w:val="22"/>
-        </w:rPr>
-        <w:lastRenderedPageBreak/>
-        <w:t xml:space="preserve">mean and epistemic variance) over the unit hypercube. </w:t>
+        <w:t xml:space="preserve">ather than relying on unguided grid search or heuristic local search, Gaussian Process (GP) regression constructs a continuous posterior probability distribution (predictive mean and epistemic variance) over the unit hypercube. </w:t>
       </w:r>
       <w:r>
         <w:rPr>
@@ -8938,7 +9835,7 @@
         <w:pStyle w:val="ListParagraph"/>
         <w:numPr>
           <w:ilvl w:val="0"/>
-          <w:numId w:val="34"/>
+          <w:numId w:val="31"/>
         </w:numPr>
         <w:rPr>
           <w:sz w:val="22"/>
@@ -9020,7 +9917,7 @@
         <w:pStyle w:val="ListParagraph"/>
         <w:numPr>
           <w:ilvl w:val="0"/>
-          <w:numId w:val="34"/>
+          <w:numId w:val="31"/>
         </w:numPr>
         <w:rPr>
           <w:sz w:val="22"/>
@@ -9149,7 +10046,15 @@
           <w:sz w:val="22"/>
           <w:szCs w:val="22"/>
         </w:rPr>
-        <w:t xml:space="preserve"> Furthermore, standard neural network frameworks do not natively output calibrated posterior variance, which is strictly required to compute Expected Improvement.</w:t>
+        <w:t xml:space="preserve"> Furthermore, standard </w:t>
+      </w:r>
+      <w:r>
+        <w:rPr>
+          <w:sz w:val="22"/>
+          <w:szCs w:val="22"/>
+        </w:rPr>
+        <w:lastRenderedPageBreak/>
+        <w:t>neural network frameworks do not natively output calibrated posterior variance, which is strictly required to compute Expected Improvement.</w:t>
       </w:r>
     </w:p>
     <w:p>
@@ -9166,7 +10071,6 @@
           <w:sz w:val="22"/>
           <w:szCs w:val="22"/>
         </w:rPr>
-        <w:lastRenderedPageBreak/>
         <w:t>Documentation and GitHub Presentation Strategy</w:t>
       </w:r>
     </w:p>
@@ -9204,7 +10108,7 @@
         <w:pStyle w:val="ListParagraph"/>
         <w:numPr>
           <w:ilvl w:val="0"/>
-          <w:numId w:val="35"/>
+          <w:numId w:val="32"/>
         </w:numPr>
         <w:rPr>
           <w:sz w:val="22"/>
@@ -9240,7 +10144,7 @@
         <w:pStyle w:val="ListParagraph"/>
         <w:numPr>
           <w:ilvl w:val="0"/>
-          <w:numId w:val="35"/>
+          <w:numId w:val="32"/>
         </w:numPr>
         <w:rPr>
           <w:sz w:val="22"/>
@@ -9288,7 +10192,7 @@
         <w:pStyle w:val="ListParagraph"/>
         <w:numPr>
           <w:ilvl w:val="0"/>
-          <w:numId w:val="35"/>
+          <w:numId w:val="32"/>
         </w:numPr>
         <w:rPr>
           <w:sz w:val="22"/>
@@ -9340,7 +10244,7 @@
         <w:pStyle w:val="ListParagraph"/>
         <w:numPr>
           <w:ilvl w:val="0"/>
-          <w:numId w:val="36"/>
+          <w:numId w:val="33"/>
         </w:numPr>
         <w:rPr>
           <w:sz w:val="22"/>
@@ -9403,7 +10307,7 @@
         <w:pStyle w:val="ListParagraph"/>
         <w:numPr>
           <w:ilvl w:val="0"/>
-          <w:numId w:val="36"/>
+          <w:numId w:val="33"/>
         </w:numPr>
         <w:rPr>
           <w:sz w:val="22"/>
@@ -9453,7 +10357,7 @@
         <w:pStyle w:val="ListParagraph"/>
         <w:numPr>
           <w:ilvl w:val="0"/>
-          <w:numId w:val="36"/>
+          <w:numId w:val="33"/>
         </w:numPr>
         <w:rPr>
           <w:sz w:val="22"/>
@@ -9547,14 +10451,14 @@
     <w:p>
       <w:pPr>
         <w:rPr>
-          <w:sz w:val="18"/>
-          <w:szCs w:val="18"/>
-        </w:rPr>
-      </w:pPr>
-      <w:r>
-        <w:rPr>
-          <w:sz w:val="18"/>
-          <w:szCs w:val="18"/>
+          <w:sz w:val="22"/>
+          <w:szCs w:val="22"/>
+        </w:rPr>
+      </w:pPr>
+      <w:r>
+        <w:rPr>
+          <w:sz w:val="22"/>
+          <w:szCs w:val="22"/>
         </w:rPr>
         <w:t>*****************************************************************</w:t>
       </w:r>
@@ -9562,17 +10466,576 @@
     <w:p>
       <w:pPr>
         <w:rPr>
-          <w:sz w:val="18"/>
-          <w:szCs w:val="18"/>
-        </w:rPr>
-      </w:pPr>
-      <w:r>
-        <w:rPr>
-          <w:sz w:val="18"/>
-          <w:szCs w:val="18"/>
-        </w:rPr>
-        <w:t>Week 8</w:t>
-      </w:r>
+          <w:sz w:val="22"/>
+          <w:szCs w:val="22"/>
+        </w:rPr>
+      </w:pPr>
+      <w:r>
+        <w:rPr>
+          <w:sz w:val="22"/>
+          <w:szCs w:val="22"/>
+        </w:rPr>
+        <w:t>Module 1</w:t>
+      </w:r>
+      <w:r>
+        <w:rPr>
+          <w:sz w:val="22"/>
+          <w:szCs w:val="22"/>
+        </w:rPr>
+        <w:t>9 – Required discussion 19.1</w:t>
+      </w:r>
+    </w:p>
+    <w:p>
+      <w:pPr>
+        <w:pStyle w:val="ListParagraph"/>
+        <w:numPr>
+          <w:ilvl w:val="0"/>
+          <w:numId w:val="46"/>
+        </w:numPr>
+        <w:rPr>
+          <w:sz w:val="22"/>
+          <w:szCs w:val="22"/>
+        </w:rPr>
+      </w:pPr>
+      <w:r>
+        <w:rPr>
+          <w:sz w:val="22"/>
+          <w:szCs w:val="22"/>
+        </w:rPr>
+        <w:t>Temperature, Token Selection, and Output Entropy</w:t>
+      </w:r>
+    </w:p>
+    <w:p>
+      <w:pPr>
+        <w:rPr>
+          <w:sz w:val="22"/>
+          <w:szCs w:val="22"/>
+        </w:rPr>
+      </w:pPr>
+      <w:r>
+        <w:rPr>
+          <w:sz w:val="22"/>
+          <w:szCs w:val="22"/>
+        </w:rPr>
+        <w:t xml:space="preserve">Temperature scales raw output logits prior to applying the </w:t>
+      </w:r>
+      <w:proofErr w:type="spellStart"/>
+      <w:r>
+        <w:rPr>
+          <w:sz w:val="22"/>
+          <w:szCs w:val="22"/>
+        </w:rPr>
+        <w:t>softmax</w:t>
+      </w:r>
+      <w:proofErr w:type="spellEnd"/>
+      <w:r>
+        <w:rPr>
+          <w:sz w:val="22"/>
+          <w:szCs w:val="22"/>
+        </w:rPr>
+        <w:t xml:space="preserve"> function12. </w:t>
+      </w:r>
+      <w:r>
+        <w:rPr>
+          <w:sz w:val="22"/>
+          <w:szCs w:val="22"/>
+        </w:rPr>
+        <w:t xml:space="preserve"> </w:t>
+      </w:r>
+      <w:r>
+        <w:rPr>
+          <w:sz w:val="22"/>
+          <w:szCs w:val="22"/>
+        </w:rPr>
+        <w:t>Lowering the temperature (&lt; 1.0) sharpens logit disparities, reducing entropy (randomness) and causing high-probability tokens to dominate1more_horiz.</w:t>
+      </w:r>
+      <w:r>
+        <w:rPr>
+          <w:sz w:val="22"/>
+          <w:szCs w:val="22"/>
+        </w:rPr>
+        <w:t xml:space="preserve"> </w:t>
+      </w:r>
+      <w:r>
+        <w:rPr>
+          <w:sz w:val="22"/>
+          <w:szCs w:val="22"/>
+        </w:rPr>
+        <w:t xml:space="preserve"> This yields deterministic, predictable, and repetitive text choices1more_horiz. </w:t>
+      </w:r>
+      <w:r>
+        <w:rPr>
+          <w:sz w:val="22"/>
+          <w:szCs w:val="22"/>
+        </w:rPr>
+        <w:t xml:space="preserve"> </w:t>
+      </w:r>
+      <w:r>
+        <w:rPr>
+          <w:sz w:val="22"/>
+          <w:szCs w:val="22"/>
+        </w:rPr>
+        <w:t xml:space="preserve">Conversely, raising the temperature (&gt; 1.0) flattens logit differences, elevating output entropy1more_horiz. </w:t>
+      </w:r>
+      <w:r>
+        <w:rPr>
+          <w:sz w:val="22"/>
+          <w:szCs w:val="22"/>
+        </w:rPr>
+        <w:t xml:space="preserve"> </w:t>
+      </w:r>
+      <w:r>
+        <w:rPr>
+          <w:sz w:val="22"/>
+          <w:szCs w:val="22"/>
+        </w:rPr>
+        <w:t xml:space="preserve">This brings lower-probability tokens into competition, resulting in surprising, diverse, and creative outputs, though overall coherence </w:t>
+      </w:r>
+      <w:proofErr w:type="gramStart"/>
+      <w:r>
+        <w:rPr>
+          <w:sz w:val="22"/>
+          <w:szCs w:val="22"/>
+        </w:rPr>
+        <w:t>may</w:t>
+      </w:r>
+      <w:proofErr w:type="gramEnd"/>
+      <w:r>
+        <w:rPr>
+          <w:sz w:val="22"/>
+          <w:szCs w:val="22"/>
+        </w:rPr>
+        <w:t xml:space="preserve"> decline1more_horiz.</w:t>
+      </w:r>
+    </w:p>
+    <w:p>
+      <w:pPr>
+        <w:pStyle w:val="ListParagraph"/>
+        <w:numPr>
+          <w:ilvl w:val="0"/>
+          <w:numId w:val="46"/>
+        </w:numPr>
+        <w:rPr>
+          <w:sz w:val="22"/>
+          <w:szCs w:val="22"/>
+        </w:rPr>
+      </w:pPr>
+      <w:r>
+        <w:rPr>
+          <w:sz w:val="22"/>
+          <w:szCs w:val="22"/>
+        </w:rPr>
+        <w:t>Impact of Top-</w:t>
+      </w:r>
+      <w:r>
+        <w:rPr>
+          <w:i/>
+          <w:iCs/>
+          <w:sz w:val="22"/>
+          <w:szCs w:val="22"/>
+        </w:rPr>
+        <w:t xml:space="preserve"> </w:t>
+      </w:r>
+      <w:r>
+        <w:rPr>
+          <w:i/>
+          <w:iCs/>
+          <w:sz w:val="22"/>
+          <w:szCs w:val="22"/>
+        </w:rPr>
+        <w:t>k</w:t>
+      </w:r>
+      <w:r>
+        <w:rPr>
+          <w:sz w:val="22"/>
+          <w:szCs w:val="22"/>
+        </w:rPr>
+        <w:t xml:space="preserve"> and Top-</w:t>
+      </w:r>
+      <w:r>
+        <w:rPr>
+          <w:i/>
+          <w:iCs/>
+          <w:sz w:val="22"/>
+          <w:szCs w:val="22"/>
+        </w:rPr>
+        <w:t>p</w:t>
+      </w:r>
+      <w:r>
+        <w:rPr>
+          <w:sz w:val="22"/>
+          <w:szCs w:val="22"/>
+        </w:rPr>
+        <w:t xml:space="preserve"> Sampling</w:t>
+      </w:r>
+    </w:p>
+    <w:p>
+      <w:pPr>
+        <w:rPr>
+          <w:sz w:val="22"/>
+          <w:szCs w:val="22"/>
+        </w:rPr>
+      </w:pPr>
+      <w:r>
+        <w:rPr>
+          <w:sz w:val="22"/>
+          <w:szCs w:val="22"/>
+        </w:rPr>
+        <w:t xml:space="preserve">Top-k sampling limits candidate selection to the </w:t>
+      </w:r>
+      <w:r>
+        <w:rPr>
+          <w:i/>
+          <w:iCs/>
+          <w:sz w:val="22"/>
+          <w:szCs w:val="22"/>
+        </w:rPr>
+        <w:t>k</w:t>
+      </w:r>
+      <w:r>
+        <w:rPr>
+          <w:sz w:val="22"/>
+          <w:szCs w:val="22"/>
+        </w:rPr>
+        <w:t xml:space="preserve"> most probable tokens in the vocabulary, trimming lower-ranked options early1more_horiz. </w:t>
+      </w:r>
+      <w:r>
+        <w:rPr>
+          <w:sz w:val="22"/>
+          <w:szCs w:val="22"/>
+        </w:rPr>
+        <w:t xml:space="preserve"> </w:t>
+      </w:r>
+      <w:r>
+        <w:rPr>
+          <w:sz w:val="22"/>
+          <w:szCs w:val="22"/>
+        </w:rPr>
+        <w:t xml:space="preserve">Smaller </w:t>
+      </w:r>
+      <w:r>
+        <w:rPr>
+          <w:i/>
+          <w:iCs/>
+          <w:sz w:val="22"/>
+          <w:szCs w:val="22"/>
+        </w:rPr>
+        <w:t>k</w:t>
+      </w:r>
+      <w:r>
+        <w:rPr>
+          <w:sz w:val="22"/>
+          <w:szCs w:val="22"/>
+        </w:rPr>
+        <w:t xml:space="preserve"> </w:t>
+      </w:r>
+      <w:r>
+        <w:rPr>
+          <w:sz w:val="22"/>
+          <w:szCs w:val="22"/>
+        </w:rPr>
+        <w:t xml:space="preserve">values enforce conservative </w:t>
+      </w:r>
+      <w:r>
+        <w:rPr>
+          <w:sz w:val="22"/>
+          <w:szCs w:val="22"/>
+        </w:rPr>
+        <w:lastRenderedPageBreak/>
+        <w:t xml:space="preserve">choices, whereas larger </w:t>
+      </w:r>
+      <w:r>
+        <w:rPr>
+          <w:i/>
+          <w:iCs/>
+          <w:sz w:val="22"/>
+          <w:szCs w:val="22"/>
+        </w:rPr>
+        <w:t>k</w:t>
+      </w:r>
+      <w:r>
+        <w:rPr>
+          <w:sz w:val="22"/>
+          <w:szCs w:val="22"/>
+        </w:rPr>
+        <w:t xml:space="preserve"> </w:t>
+      </w:r>
+      <w:r>
+        <w:rPr>
+          <w:sz w:val="22"/>
+          <w:szCs w:val="22"/>
+        </w:rPr>
+        <w:t xml:space="preserve">values allow greater token variety3. </w:t>
+      </w:r>
+      <w:r>
+        <w:rPr>
+          <w:sz w:val="22"/>
+          <w:szCs w:val="22"/>
+        </w:rPr>
+        <w:t xml:space="preserve"> </w:t>
+      </w:r>
+      <w:r>
+        <w:rPr>
+          <w:sz w:val="22"/>
+          <w:szCs w:val="22"/>
+        </w:rPr>
+        <w:t xml:space="preserve">Top-p (nucleus) sampling dynamically restricts candidate tokens to the smallest set whose cumulative probability reaches threshold $p$1more_horiz. </w:t>
+      </w:r>
+      <w:r>
+        <w:rPr>
+          <w:sz w:val="22"/>
+          <w:szCs w:val="22"/>
+        </w:rPr>
+        <w:t xml:space="preserve"> </w:t>
+      </w:r>
+      <w:r>
+        <w:rPr>
+          <w:sz w:val="22"/>
+          <w:szCs w:val="22"/>
+        </w:rPr>
+        <w:t>Both methods modify candidate boundaries to balance coherence and diversity3, preventing the model from selecting out-of-context tokens while preserving natural variation1more_horiz.</w:t>
+      </w:r>
+    </w:p>
+    <w:p>
+      <w:pPr>
+        <w:pStyle w:val="ListParagraph"/>
+        <w:numPr>
+          <w:ilvl w:val="0"/>
+          <w:numId w:val="46"/>
+        </w:numPr>
+        <w:rPr>
+          <w:sz w:val="22"/>
+          <w:szCs w:val="22"/>
+        </w:rPr>
+      </w:pPr>
+      <w:r>
+        <w:rPr>
+          <w:sz w:val="22"/>
+          <w:szCs w:val="22"/>
+        </w:rPr>
+        <w:t>Interaction with Attention and Probability Assignment</w:t>
+      </w:r>
+    </w:p>
+    <w:p>
+      <w:pPr>
+        <w:rPr>
+          <w:sz w:val="22"/>
+          <w:szCs w:val="22"/>
+        </w:rPr>
+      </w:pPr>
+      <w:r>
+        <w:rPr>
+          <w:sz w:val="22"/>
+          <w:szCs w:val="22"/>
+        </w:rPr>
+        <w:t xml:space="preserve">The </w:t>
+      </w:r>
+      <w:r>
+        <w:rPr>
+          <w:b/>
+          <w:bCs/>
+          <w:sz w:val="22"/>
+          <w:szCs w:val="22"/>
+        </w:rPr>
+        <w:t>self-attention mechanism</w:t>
+      </w:r>
+      <w:r>
+        <w:rPr>
+          <w:sz w:val="22"/>
+          <w:szCs w:val="22"/>
+        </w:rPr>
+        <w:t xml:space="preserve"> calculates Query-Key dot products, applies scaling and causal masking, and executes </w:t>
+      </w:r>
+      <w:proofErr w:type="spellStart"/>
+      <w:r>
+        <w:rPr>
+          <w:sz w:val="22"/>
+          <w:szCs w:val="22"/>
+        </w:rPr>
+        <w:t>softmax</w:t>
+      </w:r>
+      <w:proofErr w:type="spellEnd"/>
+      <w:r>
+        <w:rPr>
+          <w:sz w:val="22"/>
+          <w:szCs w:val="22"/>
+        </w:rPr>
+        <w:t xml:space="preserve"> to determine contextual focus across preceding tokens6more_horiz. Multiplying attention scores by Value vectors produces context-enriched embeddings that </w:t>
+      </w:r>
+      <w:proofErr w:type="gramStart"/>
+      <w:r>
+        <w:rPr>
+          <w:sz w:val="22"/>
+          <w:szCs w:val="22"/>
+        </w:rPr>
+        <w:t>pass through</w:t>
+      </w:r>
+      <w:proofErr w:type="gramEnd"/>
+      <w:r>
+        <w:rPr>
+          <w:sz w:val="22"/>
+          <w:szCs w:val="22"/>
+        </w:rPr>
+        <w:t xml:space="preserve"> feed-forward (MLP) layers to produce final vocabulary logits6more_horiz. Visualizations show that </w:t>
+      </w:r>
+      <w:r>
+        <w:rPr>
+          <w:b/>
+          <w:bCs/>
+          <w:sz w:val="22"/>
+          <w:szCs w:val="22"/>
+        </w:rPr>
+        <w:t>attention directly guides probability assignment</w:t>
+      </w:r>
+      <w:r>
+        <w:rPr>
+          <w:sz w:val="22"/>
+          <w:szCs w:val="22"/>
+        </w:rPr>
+        <w:t xml:space="preserve"> by routing contextual relationships from prior tokens into the output representations6more_horiz. Decoding settings sit downstream: self-attention establishes raw logit rankings based on context, while temperature, top-$k$, and top-$p$ govern how those rankings are sampled1more_horiz.</w:t>
+      </w:r>
+    </w:p>
+    <w:p>
+      <w:pPr>
+        <w:pStyle w:val="ListParagraph"/>
+        <w:numPr>
+          <w:ilvl w:val="0"/>
+          <w:numId w:val="46"/>
+        </w:numPr>
+        <w:rPr>
+          <w:sz w:val="22"/>
+          <w:szCs w:val="22"/>
+        </w:rPr>
+      </w:pPr>
+      <w:r>
+        <w:rPr>
+          <w:sz w:val="22"/>
+          <w:szCs w:val="22"/>
+        </w:rPr>
+        <w:t xml:space="preserve">Controlling Model </w:t>
+      </w:r>
+      <w:proofErr w:type="spellStart"/>
+      <w:r>
+        <w:rPr>
+          <w:sz w:val="22"/>
+          <w:szCs w:val="22"/>
+        </w:rPr>
+        <w:t>Behavior</w:t>
+      </w:r>
+      <w:proofErr w:type="spellEnd"/>
+      <w:r>
+        <w:rPr>
+          <w:sz w:val="22"/>
+          <w:szCs w:val="22"/>
+        </w:rPr>
+        <w:t>: Randomness vs. Precision</w:t>
+      </w:r>
+    </w:p>
+    <w:p>
+      <w:pPr>
+        <w:rPr>
+          <w:sz w:val="22"/>
+          <w:szCs w:val="22"/>
+        </w:rPr>
+      </w:pPr>
+      <w:r>
+        <w:rPr>
+          <w:sz w:val="22"/>
+          <w:szCs w:val="22"/>
+        </w:rPr>
+        <w:t xml:space="preserve">Decoding parameters provide precise control over output variability1more_horiz. </w:t>
+      </w:r>
+      <w:r>
+        <w:rPr>
+          <w:b/>
+          <w:bCs/>
+          <w:sz w:val="22"/>
+          <w:szCs w:val="22"/>
+        </w:rPr>
+        <w:t>Randomness and diversity</w:t>
+      </w:r>
+      <w:r>
+        <w:rPr>
+          <w:sz w:val="22"/>
+          <w:szCs w:val="22"/>
+        </w:rPr>
+        <w:t xml:space="preserve"> (higher temperature, broader top-$p$) are beneficial in creative writing, storytelling, or brainstorming where varied phrasing is desired1more_horiz. Conversely, </w:t>
+      </w:r>
+      <w:r>
+        <w:rPr>
+          <w:b/>
+          <w:bCs/>
+          <w:sz w:val="22"/>
+          <w:szCs w:val="22"/>
+        </w:rPr>
+        <w:t>precision is critical</w:t>
+      </w:r>
+      <w:r>
+        <w:rPr>
+          <w:sz w:val="22"/>
+          <w:szCs w:val="22"/>
+        </w:rPr>
+        <w:t xml:space="preserve"> in tasks requiring strict accuracy and consistency, such as code generation or technical data extraction1more_horiz. Low temperatures paired with restrictive top-$k$ or top-$p$ bounds ensure reliable, focused responses1more_horiz.</w:t>
+      </w:r>
+    </w:p>
+    <w:p>
+      <w:pPr>
+        <w:pStyle w:val="ListParagraph"/>
+        <w:numPr>
+          <w:ilvl w:val="0"/>
+          <w:numId w:val="46"/>
+        </w:numPr>
+        <w:rPr>
+          <w:sz w:val="22"/>
+          <w:szCs w:val="22"/>
+        </w:rPr>
+      </w:pPr>
+      <w:r>
+        <w:rPr>
+          <w:sz w:val="22"/>
+          <w:szCs w:val="22"/>
+        </w:rPr>
+        <w:t>Self-Attention Flexibility vs. Older Models</w:t>
+      </w:r>
+    </w:p>
+    <w:p>
+      <w:pPr>
+        <w:rPr>
+          <w:sz w:val="22"/>
+          <w:szCs w:val="22"/>
+        </w:rPr>
+      </w:pPr>
+      <w:r>
+        <w:rPr>
+          <w:sz w:val="22"/>
+          <w:szCs w:val="22"/>
+        </w:rPr>
+        <w:t xml:space="preserve">Unlike older sequential architectures, Transformers leverage </w:t>
+      </w:r>
+      <w:r>
+        <w:rPr>
+          <w:b/>
+          <w:bCs/>
+          <w:sz w:val="22"/>
+          <w:szCs w:val="22"/>
+        </w:rPr>
+        <w:t>self-attention</w:t>
+      </w:r>
+      <w:r>
+        <w:rPr>
+          <w:sz w:val="22"/>
+          <w:szCs w:val="22"/>
+        </w:rPr>
+        <w:t xml:space="preserve"> to evaluate relationships across an entire sequence simultaneously6more_horiz. Multi-head attention captures both short- and long-range syntactic and semantic relationships in parallel6more_horiz. This generates a rich, globally contextualized logit distribution across the vocabulary1more_horiz, allowing decoding schemes (temperature, top-$k$, top-$p$) to sample flexibly from comprehensive context rather than localized recurrent states1more_horiz.</w:t>
+      </w:r>
+    </w:p>
+    <w:p>
+      <w:pPr>
+        <w:rPr>
+          <w:sz w:val="22"/>
+          <w:szCs w:val="22"/>
+        </w:rPr>
+      </w:pPr>
     </w:p>
     <w:p>
       <w:pPr>
@@ -10104,6 +11567,12 @@
     </w:p>
     <w:p>
       <w:r>
+        <w:br w:type="page"/>
+      </w:r>
+    </w:p>
+    <w:p>
+      <w:r>
+        <w:lastRenderedPageBreak/>
         <w:t>******************************************************************</w:t>
       </w:r>
     </w:p>
@@ -10242,227 +11711,220 @@
         <w:t xml:space="preserve"> </w:t>
       </w:r>
       <w:r>
-        <w:t xml:space="preserve">This blend of field-hardened experience and rigorous theoretical knowledge has allowed me to operate as a Chartered Engineer </w:t>
-      </w:r>
+        <w:t>This blend of field-hardened experience and rigorous theoretical knowledge has allowed me to operate as a Chartered Engineer (</w:t>
+      </w:r>
+      <w:r>
+        <w:t xml:space="preserve">MIET </w:t>
+      </w:r>
+      <w:r>
+        <w:t>CEng) and Fellow of the Chartered Institute of Information Security (</w:t>
+      </w:r>
+      <w:r>
+        <w:t xml:space="preserve">FCIIS </w:t>
+      </w:r>
+      <w:proofErr w:type="spellStart"/>
+      <w:r>
+        <w:t>CIISec</w:t>
+      </w:r>
+      <w:proofErr w:type="spellEnd"/>
+      <w:r>
+        <w:t>) at the highest levels of technical advisory and design.</w:t>
+      </w:r>
+    </w:p>
+    <w:p>
+      <w:r>
+        <w:t xml:space="preserve">The core of my technical expertise </w:t>
+      </w:r>
+      <w:r>
+        <w:t xml:space="preserve">balances the theory and practical implementation </w:t>
+      </w:r>
+      <w:r>
+        <w:t xml:space="preserve">of telecommunications and industrial automation </w:t>
+      </w:r>
+      <w:r>
+        <w:t xml:space="preserve">systems </w:t>
+      </w:r>
+      <w:r>
+        <w:t xml:space="preserve">within hazardous, safety-critical environments. </w:t>
+      </w:r>
+      <w:r>
+        <w:t xml:space="preserve"> </w:t>
+      </w:r>
+      <w:r>
+        <w:t xml:space="preserve">During my tenure as a Senior Telecommunications Engineer for BP North Sea Operations, I was faced with a critical safety challenge when the legacy Spector </w:t>
+      </w:r>
+      <w:proofErr w:type="spellStart"/>
+      <w:r>
+        <w:t>Lumenex</w:t>
+      </w:r>
+      <w:proofErr w:type="spellEnd"/>
+      <w:r>
+        <w:t xml:space="preserve"> PAGA (Public Address and General Alarm) system on the BP Miller offshore platform went into fault. Because PAGA systems are vital to an offshore asset's safety case, this failure threatened an immediate, highly costly, and risky full platform evacuation ("down manning"). </w:t>
+      </w:r>
+      <w:r>
+        <w:t xml:space="preserve"> </w:t>
+      </w:r>
+      <w:r>
+        <w:t xml:space="preserve">To resolve this, I actively collaborated with the vendor to design and implement a temporary bypass system, </w:t>
+      </w:r>
+      <w:r>
+        <w:t>gently removing</w:t>
+      </w:r>
+      <w:r>
+        <w:t xml:space="preserve"> inhibits and commissioning the new ACE100 system zone-by-zone with minimal downtime. </w:t>
+      </w:r>
+      <w:r>
+        <w:t xml:space="preserve"> </w:t>
+      </w:r>
+      <w:r>
+        <w:t xml:space="preserve">This successful intervention kept the platform operational and safe, illustrating my ability to manage complex safety cases and vendor expectations </w:t>
+      </w:r>
+      <w:r>
+        <w:t>under safety critical conditions</w:t>
+      </w:r>
+      <w:r>
+        <w:t>.</w:t>
+      </w:r>
+      <w:r>
+        <w:t xml:space="preserve"> </w:t>
+      </w:r>
+      <w:r>
+        <w:t xml:space="preserve"> </w:t>
+      </w:r>
+      <w:r>
+        <w:t xml:space="preserve"> </w:t>
+      </w:r>
+    </w:p>
+    <w:p>
+      <w:r>
+        <w:t>Furthermore, while serving as the Process Control Domain (PCD) Network Lead for Shell’s Pearl GTL project in Qatar, I designed and executed a detailed layer 2 switched network migration</w:t>
+      </w:r>
+      <w:r>
+        <w:t>,</w:t>
+      </w:r>
+      <w:r>
+        <w:t xml:space="preserve"> </w:t>
+      </w:r>
+      <w:r>
+        <w:t>b</w:t>
+      </w:r>
+      <w:r>
+        <w:t>y isolating Honeywell Experion FTE nodes from non-FTE traffic, I prevented plant backbone saturation and successfully deployed Cisco ASA perimeter firewalls with absolute zero operational downtime, preserving daily production revenues for the world's largest GTL plant while enforcing IEC 62443 security standards.</w:t>
+      </w:r>
+    </w:p>
+    <w:p>
       <w:r>
         <w:lastRenderedPageBreak/>
-        <w:t>(</w:t>
-      </w:r>
-      <w:r>
-        <w:t xml:space="preserve">MIET </w:t>
-      </w:r>
-      <w:r>
-        <w:t>CEng) and Fellow of the Chartered Institute of Information Security (</w:t>
-      </w:r>
-      <w:r>
-        <w:t xml:space="preserve">FCIIS </w:t>
+        <w:t xml:space="preserve">This expertise in secure telecommunications extends directly to electrical transmission networks and substation </w:t>
       </w:r>
       <w:proofErr w:type="spellStart"/>
       <w:r>
-        <w:t>CIISec</w:t>
+        <w:t>teleprotection</w:t>
       </w:r>
       <w:proofErr w:type="spellEnd"/>
       <w:r>
-        <w:t>) at the highest levels of technical advisory and design.</w:t>
-      </w:r>
-    </w:p>
-    <w:p>
-      <w:r>
-        <w:t xml:space="preserve">The core of my technical expertise </w:t>
-      </w:r>
-      <w:r>
-        <w:t xml:space="preserve">balances the theory and practical implementation </w:t>
-      </w:r>
-      <w:r>
-        <w:t xml:space="preserve">of telecommunications and industrial automation </w:t>
-      </w:r>
-      <w:r>
-        <w:t xml:space="preserve">systems </w:t>
-      </w:r>
-      <w:r>
-        <w:t xml:space="preserve">within hazardous, safety-critical environments. </w:t>
+        <w:t>.</w:t>
       </w:r>
       <w:r>
         <w:t xml:space="preserve"> </w:t>
       </w:r>
       <w:r>
-        <w:t xml:space="preserve">During my tenure as a Senior Telecommunications Engineer for BP North Sea Operations, I was faced with a critical safety challenge when the legacy Spector </w:t>
+        <w:t xml:space="preserve"> As a Network and Transmission Architect for SSE, I provided the technical engineering design for multiple critical transmission systems, including fibre optics, Radio Line-of-Sight (</w:t>
       </w:r>
       <w:proofErr w:type="spellStart"/>
       <w:r>
-        <w:t>Lumenex</w:t>
+        <w:t>LoS</w:t>
       </w:r>
       <w:proofErr w:type="spellEnd"/>
       <w:r>
-        <w:t xml:space="preserve"> PAGA (Public Address and General Alarm) system on the BP Miller offshore platform went into fault. Because PAGA systems are vital to an offshore asset's safety case, this failure threatened an immediate, highly costly, and risky full platform evacuation ("down manning"). </w:t>
+        <w:t xml:space="preserve">), and PDH/SDH/TDM multiplexers. </w:t>
       </w:r>
       <w:r>
         <w:t xml:space="preserve"> </w:t>
       </w:r>
       <w:r>
-        <w:t xml:space="preserve">To resolve this, I actively collaborated with the vendor to design and implement a temporary bypass system, </w:t>
-      </w:r>
-      <w:r>
-        <w:t>gently removing</w:t>
-      </w:r>
-      <w:r>
-        <w:t xml:space="preserve"> inhibits and commissioning the new ACE100 system zone-by-zone with minimal downtime. </w:t>
+        <w:t xml:space="preserve">My primary responsibility was the detailed design of </w:t>
+      </w:r>
+      <w:proofErr w:type="spellStart"/>
+      <w:r>
+        <w:t>teleprotection</w:t>
+      </w:r>
+      <w:proofErr w:type="spellEnd"/>
+      <w:r>
+        <w:t xml:space="preserve"> systems using C37.94, X.21, and voice frequency (VF) electrical interfaces for differential protection circuits to support Overhead Lines (OHL)</w:t>
+      </w:r>
+      <w:r>
+        <w:t xml:space="preserve"> safety infrastructure</w:t>
+      </w:r>
+      <w:r>
+        <w:t xml:space="preserve">. </w:t>
       </w:r>
       <w:r>
         <w:t xml:space="preserve"> </w:t>
       </w:r>
       <w:r>
-        <w:t xml:space="preserve">This successful intervention kept the platform operational and safe, illustrating my ability to manage complex safety cases and vendor expectations </w:t>
-      </w:r>
-      <w:r>
-        <w:t>under safety critical conditions</w:t>
-      </w:r>
-      <w:r>
-        <w:t>.</w:t>
+        <w:t xml:space="preserve">To guarantee the deterministic reliability required to prevent grid-wide cascading failures, I managed the Factory Acceptance Testing (FAT) of the DNWP multiplexers, specifically </w:t>
+      </w:r>
+      <w:r>
+        <w:t>analysing</w:t>
+      </w:r>
+      <w:r>
+        <w:t xml:space="preserve"> and verifying the communication delays and latency tolerances between the protection relays. </w:t>
       </w:r>
       <w:r>
         <w:t xml:space="preserve"> </w:t>
       </w:r>
       <w:r>
+        <w:t>This experience of designing SCADA and substation controls over MPLS network architectures has given me a deep, practical understanding of how to protect critical national infrastructure.</w:t>
+      </w:r>
+    </w:p>
+    <w:p>
+      <w:r>
+        <w:t>In my recent leadership roles at Schneider Electric as Global</w:t>
+      </w:r>
+      <w:r>
+        <w:t xml:space="preserve"> OT Security</w:t>
+      </w:r>
+      <w:r>
+        <w:t xml:space="preserve"> Practice Leader and Global Head of MSS, I have scaled these technical capabilities globally. </w:t>
+      </w:r>
+      <w:r>
         <w:t xml:space="preserve"> </w:t>
       </w:r>
       <w:r>
+        <w:t>I have built</w:t>
+      </w:r>
+      <w:r>
+        <w:t xml:space="preserve"> our</w:t>
+      </w:r>
+      <w:r>
+        <w:t xml:space="preserve"> Managed Security Services (MSS), established global Security Operations Centres (SOC), and deployed edge-computing machine learning model</w:t>
+      </w:r>
+      <w:r>
+        <w:t xml:space="preserve"> capabilities </w:t>
+      </w:r>
+      <w:r>
+        <w:t>to automate threat detection in isolated OT environments</w:t>
+      </w:r>
+      <w:r>
+        <w:t xml:space="preserve"> through our newly formed </w:t>
+      </w:r>
+      <w:proofErr w:type="spellStart"/>
+      <w:r>
+        <w:t>MLOps</w:t>
+      </w:r>
+      <w:proofErr w:type="spellEnd"/>
+      <w:r>
+        <w:t xml:space="preserve"> team</w:t>
+      </w:r>
+      <w:r>
+        <w:t xml:space="preserve">. </w:t>
+      </w:r>
+      <w:r>
         <w:t xml:space="preserve"> </w:t>
       </w:r>
-    </w:p>
-    <w:p>
-      <w:r>
-        <w:t>Furthermore, while serving as the Process Control Domain (PCD) Network Lead for Shell’s Pearl GTL project in Qatar, I designed and executed a detailed layer 2 switched network migration</w:t>
-      </w:r>
-      <w:r>
-        <w:t>,</w:t>
-      </w:r>
-      <w:r>
-        <w:t xml:space="preserve"> </w:t>
-      </w:r>
-      <w:r>
-        <w:t>b</w:t>
-      </w:r>
-      <w:r>
-        <w:t>y isolating Honeywell Experion FTE nodes from non-FTE traffic, I prevented plant backbone saturation and successfully deployed Cisco ASA perimeter firewalls with absolute zero operational downtime, preserving daily production revenues for the world's largest GTL plant while enforcing IEC 62443 security standards.</w:t>
-      </w:r>
-    </w:p>
-    <w:p>
-      <w:r>
-        <w:t xml:space="preserve">This expertise in secure telecommunications extends directly to electrical transmission networks and substation </w:t>
-      </w:r>
-      <w:proofErr w:type="spellStart"/>
-      <w:r>
-        <w:t>teleprotection</w:t>
-      </w:r>
-      <w:proofErr w:type="spellEnd"/>
-      <w:r>
-        <w:t>.</w:t>
-      </w:r>
-      <w:r>
-        <w:t xml:space="preserve"> </w:t>
-      </w:r>
-      <w:r>
-        <w:t xml:space="preserve"> As a Network and Transmission Architect for SSE, I provided the technical engineering design for multiple critical transmission systems, including fibre optics, Radio Line-of-Sight (</w:t>
-      </w:r>
-      <w:proofErr w:type="spellStart"/>
-      <w:r>
-        <w:t>LoS</w:t>
-      </w:r>
-      <w:proofErr w:type="spellEnd"/>
-      <w:r>
-        <w:t xml:space="preserve">), and PDH/SDH/TDM multiplexers. </w:t>
-      </w:r>
-      <w:r>
-        <w:t xml:space="preserve"> </w:t>
-      </w:r>
-      <w:r>
-        <w:t xml:space="preserve">My primary responsibility was the detailed design of </w:t>
-      </w:r>
-      <w:proofErr w:type="spellStart"/>
-      <w:r>
-        <w:t>teleprotection</w:t>
-      </w:r>
-      <w:proofErr w:type="spellEnd"/>
-      <w:r>
-        <w:t xml:space="preserve"> systems using C37.94, X.21, and voice frequency (VF) electrical interfaces for differential protection circuits to support Overhead Lines (OHL)</w:t>
-      </w:r>
-      <w:r>
-        <w:t xml:space="preserve"> safety infrastructure</w:t>
-      </w:r>
-      <w:r>
-        <w:t xml:space="preserve">. </w:t>
-      </w:r>
-      <w:r>
-        <w:t xml:space="preserve"> </w:t>
-      </w:r>
-      <w:r>
-        <w:t xml:space="preserve">To guarantee the deterministic reliability required to prevent grid-wide cascading failures, I managed the Factory Acceptance Testing (FAT) of the DNWP multiplexers, specifically </w:t>
-      </w:r>
-      <w:r>
-        <w:t>analysing</w:t>
-      </w:r>
-      <w:r>
-        <w:t xml:space="preserve"> and verifying the communication delays and latency tolerances between the protection relays. </w:t>
-      </w:r>
-      <w:r>
-        <w:t xml:space="preserve"> </w:t>
-      </w:r>
-      <w:r>
-        <w:t>This experience of designing SCADA and substation controls over MPLS network architectures has given me a deep, practical understanding of how to protect critical national infrastructure.</w:t>
-      </w:r>
-    </w:p>
-    <w:p>
-      <w:r>
-        <w:t>In my recent leadership roles at Schneider Electric as Global</w:t>
-      </w:r>
-      <w:r>
-        <w:t xml:space="preserve"> OT Security</w:t>
-      </w:r>
-      <w:r>
-        <w:t xml:space="preserve"> Practice Leader and Global Head of MSS, I have scaled these technical capabilities globally. </w:t>
-      </w:r>
-      <w:r>
-        <w:t xml:space="preserve"> </w:t>
-      </w:r>
-      <w:r>
-        <w:t>I have built</w:t>
-      </w:r>
-      <w:r>
-        <w:t xml:space="preserve"> our</w:t>
-      </w:r>
-      <w:r>
-        <w:t xml:space="preserve"> Managed Security Services (MSS), established global Security Operations Centres (SOC), and deployed edge-computing machine learning model</w:t>
-      </w:r>
-      <w:r>
-        <w:t xml:space="preserve"> capabilities </w:t>
-      </w:r>
-      <w:r>
-        <w:t>to automate threat detection in isolated OT environments</w:t>
-      </w:r>
-      <w:r>
-        <w:t xml:space="preserve"> through our newly formed </w:t>
-      </w:r>
-      <w:proofErr w:type="spellStart"/>
-      <w:r>
-        <w:t>MLOps</w:t>
-      </w:r>
-      <w:proofErr w:type="spellEnd"/>
-      <w:r>
-        <w:t xml:space="preserve"> team</w:t>
-      </w:r>
-      <w:r>
-        <w:t xml:space="preserve">. </w:t>
-      </w:r>
-      <w:r>
-        <w:t xml:space="preserve"> </w:t>
-      </w:r>
-      <w:r>
-        <w:t xml:space="preserve">My technical breadth includes conducting hardware, software, and </w:t>
-      </w:r>
-      <w:r>
-        <w:lastRenderedPageBreak/>
-        <w:t>cryptographic audits for high-value M&amp;As and leading multicultural technical teams across the US, EU, and Middle East.</w:t>
+      <w:r>
+        <w:t>My technical breadth includes conducting hardware, software, and cryptographic audits for high-value M&amp;As and leading multicultural technical teams across the US, EU, and Middle East.</w:t>
       </w:r>
       <w:r>
         <w:t xml:space="preserve"> </w:t>
@@ -11219,6 +12681,119 @@
     </w:lvl>
   </w:abstractNum>
   <w:abstractNum w:abstractNumId="2" w15:restartNumberingAfterBreak="0">
+    <w:nsid w:val="10D155CC"/>
+    <w:multiLevelType w:val="multilevel"/>
+    <w:tmpl w:val="77F8E2D2"/>
+    <w:lvl w:ilvl="0">
+      <w:start w:val="1"/>
+      <w:numFmt w:val="decimal"/>
+      <w:lvlText w:val="%1."/>
+      <w:lvlJc w:val="left"/>
+      <w:pPr>
+        <w:tabs>
+          <w:tab w:val="num" w:pos="360"/>
+        </w:tabs>
+        <w:ind w:left="360" w:hanging="360"/>
+      </w:pPr>
+    </w:lvl>
+    <w:lvl w:ilvl="1" w:tentative="1">
+      <w:start w:val="1"/>
+      <w:numFmt w:val="decimal"/>
+      <w:lvlText w:val="%2."/>
+      <w:lvlJc w:val="left"/>
+      <w:pPr>
+        <w:tabs>
+          <w:tab w:val="num" w:pos="1080"/>
+        </w:tabs>
+        <w:ind w:left="1080" w:hanging="360"/>
+      </w:pPr>
+    </w:lvl>
+    <w:lvl w:ilvl="2" w:tentative="1">
+      <w:start w:val="1"/>
+      <w:numFmt w:val="decimal"/>
+      <w:lvlText w:val="%3."/>
+      <w:lvlJc w:val="left"/>
+      <w:pPr>
+        <w:tabs>
+          <w:tab w:val="num" w:pos="1800"/>
+        </w:tabs>
+        <w:ind w:left="1800" w:hanging="360"/>
+      </w:pPr>
+    </w:lvl>
+    <w:lvl w:ilvl="3" w:tentative="1">
+      <w:start w:val="1"/>
+      <w:numFmt w:val="decimal"/>
+      <w:lvlText w:val="%4."/>
+      <w:lvlJc w:val="left"/>
+      <w:pPr>
+        <w:tabs>
+          <w:tab w:val="num" w:pos="2520"/>
+        </w:tabs>
+        <w:ind w:left="2520" w:hanging="360"/>
+      </w:pPr>
+    </w:lvl>
+    <w:lvl w:ilvl="4" w:tentative="1">
+      <w:start w:val="1"/>
+      <w:numFmt w:val="decimal"/>
+      <w:lvlText w:val="%5."/>
+      <w:lvlJc w:val="left"/>
+      <w:pPr>
+        <w:tabs>
+          <w:tab w:val="num" w:pos="3240"/>
+        </w:tabs>
+        <w:ind w:left="3240" w:hanging="360"/>
+      </w:pPr>
+    </w:lvl>
+    <w:lvl w:ilvl="5" w:tentative="1">
+      <w:start w:val="1"/>
+      <w:numFmt w:val="decimal"/>
+      <w:lvlText w:val="%6."/>
+      <w:lvlJc w:val="left"/>
+      <w:pPr>
+        <w:tabs>
+          <w:tab w:val="num" w:pos="3960"/>
+        </w:tabs>
+        <w:ind w:left="3960" w:hanging="360"/>
+      </w:pPr>
+    </w:lvl>
+    <w:lvl w:ilvl="6" w:tentative="1">
+      <w:start w:val="1"/>
+      <w:numFmt w:val="decimal"/>
+      <w:lvlText w:val="%7."/>
+      <w:lvlJc w:val="left"/>
+      <w:pPr>
+        <w:tabs>
+          <w:tab w:val="num" w:pos="4680"/>
+        </w:tabs>
+        <w:ind w:left="4680" w:hanging="360"/>
+      </w:pPr>
+    </w:lvl>
+    <w:lvl w:ilvl="7" w:tentative="1">
+      <w:start w:val="1"/>
+      <w:numFmt w:val="decimal"/>
+      <w:lvlText w:val="%8."/>
+      <w:lvlJc w:val="left"/>
+      <w:pPr>
+        <w:tabs>
+          <w:tab w:val="num" w:pos="5400"/>
+        </w:tabs>
+        <w:ind w:left="5400" w:hanging="360"/>
+      </w:pPr>
+    </w:lvl>
+    <w:lvl w:ilvl="8" w:tentative="1">
+      <w:start w:val="1"/>
+      <w:numFmt w:val="decimal"/>
+      <w:lvlText w:val="%9."/>
+      <w:lvlJc w:val="left"/>
+      <w:pPr>
+        <w:tabs>
+          <w:tab w:val="num" w:pos="6120"/>
+        </w:tabs>
+        <w:ind w:left="6120" w:hanging="360"/>
+      </w:pPr>
+    </w:lvl>
+  </w:abstractNum>
+  <w:abstractNum w:abstractNumId="3" w15:restartNumberingAfterBreak="0">
     <w:nsid w:val="12091982"/>
     <w:multiLevelType w:val="multilevel"/>
     <w:tmpl w:val="77F8E2D2"/>
@@ -11331,7 +12906,7 @@
       </w:pPr>
     </w:lvl>
   </w:abstractNum>
-  <w:abstractNum w:abstractNumId="3" w15:restartNumberingAfterBreak="0">
+  <w:abstractNum w:abstractNumId="4" w15:restartNumberingAfterBreak="0">
     <w:nsid w:val="121909DA"/>
     <w:multiLevelType w:val="multilevel"/>
     <w:tmpl w:val="64126572"/>
@@ -11444,7 +13019,7 @@
       </w:pPr>
     </w:lvl>
   </w:abstractNum>
-  <w:abstractNum w:abstractNumId="4" w15:restartNumberingAfterBreak="0">
+  <w:abstractNum w:abstractNumId="5" w15:restartNumberingAfterBreak="0">
     <w:nsid w:val="14635A9E"/>
     <w:multiLevelType w:val="multilevel"/>
     <w:tmpl w:val="280A5228"/>
@@ -11564,7 +13139,7 @@
       </w:pPr>
     </w:lvl>
   </w:abstractNum>
-  <w:abstractNum w:abstractNumId="5" w15:restartNumberingAfterBreak="0">
+  <w:abstractNum w:abstractNumId="6" w15:restartNumberingAfterBreak="0">
     <w:nsid w:val="1E1D79F6"/>
     <w:multiLevelType w:val="multilevel"/>
     <w:tmpl w:val="63FEA530"/>
@@ -11713,7 +13288,7 @@
       </w:rPr>
     </w:lvl>
   </w:abstractNum>
-  <w:abstractNum w:abstractNumId="6" w15:restartNumberingAfterBreak="0">
+  <w:abstractNum w:abstractNumId="7" w15:restartNumberingAfterBreak="0">
     <w:nsid w:val="1E8F16F3"/>
     <w:multiLevelType w:val="multilevel"/>
     <w:tmpl w:val="4C6084C8"/>
@@ -11862,7 +13437,7 @@
       </w:rPr>
     </w:lvl>
   </w:abstractNum>
-  <w:abstractNum w:abstractNumId="7" w15:restartNumberingAfterBreak="0">
+  <w:abstractNum w:abstractNumId="8" w15:restartNumberingAfterBreak="0">
     <w:nsid w:val="22EB4FBE"/>
     <w:multiLevelType w:val="multilevel"/>
     <w:tmpl w:val="E592AD86"/>
@@ -11975,7 +13550,7 @@
       </w:pPr>
     </w:lvl>
   </w:abstractNum>
-  <w:abstractNum w:abstractNumId="8" w15:restartNumberingAfterBreak="0">
+  <w:abstractNum w:abstractNumId="9" w15:restartNumberingAfterBreak="0">
     <w:nsid w:val="248F3131"/>
     <w:multiLevelType w:val="multilevel"/>
     <w:tmpl w:val="CD745012"/>
@@ -12088,7 +13663,7 @@
       </w:pPr>
     </w:lvl>
   </w:abstractNum>
-  <w:abstractNum w:abstractNumId="9" w15:restartNumberingAfterBreak="0">
+  <w:abstractNum w:abstractNumId="10" w15:restartNumberingAfterBreak="0">
     <w:nsid w:val="26D90868"/>
     <w:multiLevelType w:val="multilevel"/>
     <w:tmpl w:val="6374BE00"/>
@@ -12237,7 +13812,7 @@
       </w:rPr>
     </w:lvl>
   </w:abstractNum>
-  <w:abstractNum w:abstractNumId="10" w15:restartNumberingAfterBreak="0">
+  <w:abstractNum w:abstractNumId="11" w15:restartNumberingAfterBreak="0">
     <w:nsid w:val="27CF63FD"/>
     <w:multiLevelType w:val="multilevel"/>
     <w:tmpl w:val="6BD095A4"/>
@@ -12382,7 +13957,7 @@
       </w:rPr>
     </w:lvl>
   </w:abstractNum>
-  <w:abstractNum w:abstractNumId="11" w15:restartNumberingAfterBreak="0">
+  <w:abstractNum w:abstractNumId="12" w15:restartNumberingAfterBreak="0">
     <w:nsid w:val="29030373"/>
     <w:multiLevelType w:val="multilevel"/>
     <w:tmpl w:val="280A5228"/>
@@ -12502,7 +14077,7 @@
       </w:pPr>
     </w:lvl>
   </w:abstractNum>
-  <w:abstractNum w:abstractNumId="12" w15:restartNumberingAfterBreak="0">
+  <w:abstractNum w:abstractNumId="13" w15:restartNumberingAfterBreak="0">
     <w:nsid w:val="294B62BE"/>
     <w:multiLevelType w:val="multilevel"/>
     <w:tmpl w:val="C708F2B4"/>
@@ -12651,7 +14226,7 @@
       </w:rPr>
     </w:lvl>
   </w:abstractNum>
-  <w:abstractNum w:abstractNumId="13" w15:restartNumberingAfterBreak="0">
+  <w:abstractNum w:abstractNumId="14" w15:restartNumberingAfterBreak="0">
     <w:nsid w:val="29636A61"/>
     <w:multiLevelType w:val="multilevel"/>
     <w:tmpl w:val="ACA4A2C0"/>
@@ -12764,7 +14339,7 @@
       </w:pPr>
     </w:lvl>
   </w:abstractNum>
-  <w:abstractNum w:abstractNumId="14" w15:restartNumberingAfterBreak="0">
+  <w:abstractNum w:abstractNumId="15" w15:restartNumberingAfterBreak="0">
     <w:nsid w:val="2A4B4B28"/>
     <w:multiLevelType w:val="multilevel"/>
     <w:tmpl w:val="280A5228"/>
@@ -12884,7 +14459,7 @@
       </w:pPr>
     </w:lvl>
   </w:abstractNum>
-  <w:abstractNum w:abstractNumId="15" w15:restartNumberingAfterBreak="0">
+  <w:abstractNum w:abstractNumId="16" w15:restartNumberingAfterBreak="0">
     <w:nsid w:val="2AAD76C9"/>
     <w:multiLevelType w:val="multilevel"/>
     <w:tmpl w:val="280A5228"/>
@@ -13004,7 +14579,7 @@
       </w:pPr>
     </w:lvl>
   </w:abstractNum>
-  <w:abstractNum w:abstractNumId="16" w15:restartNumberingAfterBreak="0">
+  <w:abstractNum w:abstractNumId="17" w15:restartNumberingAfterBreak="0">
     <w:nsid w:val="2AF94B50"/>
     <w:multiLevelType w:val="multilevel"/>
     <w:tmpl w:val="E74263DE"/>
@@ -13142,155 +14717,6 @@
           <w:tab w:val="num" w:pos="6120"/>
         </w:tabs>
         <w:ind w:left="6120" w:hanging="360"/>
-      </w:pPr>
-      <w:rPr>
-        <w:rFonts w:ascii="Symbol" w:hAnsi="Symbol" w:hint="default"/>
-        <w:sz w:val="20"/>
-      </w:rPr>
-    </w:lvl>
-  </w:abstractNum>
-  <w:abstractNum w:abstractNumId="17" w15:restartNumberingAfterBreak="0">
-    <w:nsid w:val="2D1C4DBB"/>
-    <w:multiLevelType w:val="multilevel"/>
-    <w:tmpl w:val="7BF4BAEC"/>
-    <w:lvl w:ilvl="0">
-      <w:start w:val="1"/>
-      <w:numFmt w:val="bullet"/>
-      <w:lvlText w:val=""/>
-      <w:lvlJc w:val="left"/>
-      <w:pPr>
-        <w:tabs>
-          <w:tab w:val="num" w:pos="720"/>
-        </w:tabs>
-        <w:ind w:left="720" w:hanging="360"/>
-      </w:pPr>
-      <w:rPr>
-        <w:rFonts w:ascii="Symbol" w:hAnsi="Symbol" w:hint="default"/>
-        <w:sz w:val="20"/>
-      </w:rPr>
-    </w:lvl>
-    <w:lvl w:ilvl="1" w:tentative="1">
-      <w:start w:val="1"/>
-      <w:numFmt w:val="bullet"/>
-      <w:lvlText w:val=""/>
-      <w:lvlJc w:val="left"/>
-      <w:pPr>
-        <w:tabs>
-          <w:tab w:val="num" w:pos="1440"/>
-        </w:tabs>
-        <w:ind w:left="1440" w:hanging="360"/>
-      </w:pPr>
-      <w:rPr>
-        <w:rFonts w:ascii="Symbol" w:hAnsi="Symbol" w:hint="default"/>
-        <w:sz w:val="20"/>
-      </w:rPr>
-    </w:lvl>
-    <w:lvl w:ilvl="2" w:tentative="1">
-      <w:start w:val="1"/>
-      <w:numFmt w:val="bullet"/>
-      <w:lvlText w:val=""/>
-      <w:lvlJc w:val="left"/>
-      <w:pPr>
-        <w:tabs>
-          <w:tab w:val="num" w:pos="2160"/>
-        </w:tabs>
-        <w:ind w:left="2160" w:hanging="360"/>
-      </w:pPr>
-      <w:rPr>
-        <w:rFonts w:ascii="Symbol" w:hAnsi="Symbol" w:hint="default"/>
-        <w:sz w:val="20"/>
-      </w:rPr>
-    </w:lvl>
-    <w:lvl w:ilvl="3" w:tentative="1">
-      <w:start w:val="1"/>
-      <w:numFmt w:val="bullet"/>
-      <w:lvlText w:val=""/>
-      <w:lvlJc w:val="left"/>
-      <w:pPr>
-        <w:tabs>
-          <w:tab w:val="num" w:pos="2880"/>
-        </w:tabs>
-        <w:ind w:left="2880" w:hanging="360"/>
-      </w:pPr>
-      <w:rPr>
-        <w:rFonts w:ascii="Symbol" w:hAnsi="Symbol" w:hint="default"/>
-        <w:sz w:val="20"/>
-      </w:rPr>
-    </w:lvl>
-    <w:lvl w:ilvl="4" w:tentative="1">
-      <w:start w:val="1"/>
-      <w:numFmt w:val="bullet"/>
-      <w:lvlText w:val=""/>
-      <w:lvlJc w:val="left"/>
-      <w:pPr>
-        <w:tabs>
-          <w:tab w:val="num" w:pos="3600"/>
-        </w:tabs>
-        <w:ind w:left="3600" w:hanging="360"/>
-      </w:pPr>
-      <w:rPr>
-        <w:rFonts w:ascii="Symbol" w:hAnsi="Symbol" w:hint="default"/>
-        <w:sz w:val="20"/>
-      </w:rPr>
-    </w:lvl>
-    <w:lvl w:ilvl="5" w:tentative="1">
-      <w:start w:val="1"/>
-      <w:numFmt w:val="bullet"/>
-      <w:lvlText w:val=""/>
-      <w:lvlJc w:val="left"/>
-      <w:pPr>
-        <w:tabs>
-          <w:tab w:val="num" w:pos="4320"/>
-        </w:tabs>
-        <w:ind w:left="4320" w:hanging="360"/>
-      </w:pPr>
-      <w:rPr>
-        <w:rFonts w:ascii="Symbol" w:hAnsi="Symbol" w:hint="default"/>
-        <w:sz w:val="20"/>
-      </w:rPr>
-    </w:lvl>
-    <w:lvl w:ilvl="6" w:tentative="1">
-      <w:start w:val="1"/>
-      <w:numFmt w:val="bullet"/>
-      <w:lvlText w:val=""/>
-      <w:lvlJc w:val="left"/>
-      <w:pPr>
-        <w:tabs>
-          <w:tab w:val="num" w:pos="5040"/>
-        </w:tabs>
-        <w:ind w:left="5040" w:hanging="360"/>
-      </w:pPr>
-      <w:rPr>
-        <w:rFonts w:ascii="Symbol" w:hAnsi="Symbol" w:hint="default"/>
-        <w:sz w:val="20"/>
-      </w:rPr>
-    </w:lvl>
-    <w:lvl w:ilvl="7" w:tentative="1">
-      <w:start w:val="1"/>
-      <w:numFmt w:val="bullet"/>
-      <w:lvlText w:val=""/>
-      <w:lvlJc w:val="left"/>
-      <w:pPr>
-        <w:tabs>
-          <w:tab w:val="num" w:pos="5760"/>
-        </w:tabs>
-        <w:ind w:left="5760" w:hanging="360"/>
-      </w:pPr>
-      <w:rPr>
-        <w:rFonts w:ascii="Symbol" w:hAnsi="Symbol" w:hint="default"/>
-        <w:sz w:val="20"/>
-      </w:rPr>
-    </w:lvl>
-    <w:lvl w:ilvl="8" w:tentative="1">
-      <w:start w:val="1"/>
-      <w:numFmt w:val="bullet"/>
-      <w:lvlText w:val=""/>
-      <w:lvlJc w:val="left"/>
-      <w:pPr>
-        <w:tabs>
-          <w:tab w:val="num" w:pos="6480"/>
-        </w:tabs>
-        <w:ind w:left="6480" w:hanging="360"/>
       </w:pPr>
       <w:rPr>
         <w:rFonts w:ascii="Symbol" w:hAnsi="Symbol" w:hint="default"/>
@@ -14085,6 +15511,156 @@
     </w:lvl>
   </w:abstractNum>
   <w:abstractNum w:abstractNumId="24" w15:restartNumberingAfterBreak="0">
+    <w:nsid w:val="35594A71"/>
+    <w:multiLevelType w:val="multilevel"/>
+    <w:tmpl w:val="B72C89CE"/>
+    <w:lvl w:ilvl="0">
+      <w:start w:val="1"/>
+      <w:numFmt w:val="decimal"/>
+      <w:lvlText w:val="%1."/>
+      <w:lvlJc w:val="left"/>
+      <w:pPr>
+        <w:tabs>
+          <w:tab w:val="num" w:pos="360"/>
+        </w:tabs>
+        <w:ind w:left="360" w:hanging="360"/>
+      </w:pPr>
+      <w:rPr>
+        <w:rFonts w:hint="default"/>
+        <w:sz w:val="24"/>
+        <w:szCs w:val="32"/>
+      </w:rPr>
+    </w:lvl>
+    <w:lvl w:ilvl="1" w:tentative="1">
+      <w:start w:val="1"/>
+      <w:numFmt w:val="bullet"/>
+      <w:lvlText w:val="o"/>
+      <w:lvlJc w:val="left"/>
+      <w:pPr>
+        <w:tabs>
+          <w:tab w:val="num" w:pos="1080"/>
+        </w:tabs>
+        <w:ind w:left="1080" w:hanging="360"/>
+      </w:pPr>
+      <w:rPr>
+        <w:rFonts w:ascii="Courier New" w:hAnsi="Courier New" w:hint="default"/>
+        <w:sz w:val="20"/>
+      </w:rPr>
+    </w:lvl>
+    <w:lvl w:ilvl="2" w:tentative="1">
+      <w:start w:val="1"/>
+      <w:numFmt w:val="bullet"/>
+      <w:lvlText w:val=""/>
+      <w:lvlJc w:val="left"/>
+      <w:pPr>
+        <w:tabs>
+          <w:tab w:val="num" w:pos="1800"/>
+        </w:tabs>
+        <w:ind w:left="1800" w:hanging="360"/>
+      </w:pPr>
+      <w:rPr>
+        <w:rFonts w:ascii="Wingdings" w:hAnsi="Wingdings" w:hint="default"/>
+        <w:sz w:val="20"/>
+      </w:rPr>
+    </w:lvl>
+    <w:lvl w:ilvl="3" w:tentative="1">
+      <w:start w:val="1"/>
+      <w:numFmt w:val="bullet"/>
+      <w:lvlText w:val=""/>
+      <w:lvlJc w:val="left"/>
+      <w:pPr>
+        <w:tabs>
+          <w:tab w:val="num" w:pos="2520"/>
+        </w:tabs>
+        <w:ind w:left="2520" w:hanging="360"/>
+      </w:pPr>
+      <w:rPr>
+        <w:rFonts w:ascii="Wingdings" w:hAnsi="Wingdings" w:hint="default"/>
+        <w:sz w:val="20"/>
+      </w:rPr>
+    </w:lvl>
+    <w:lvl w:ilvl="4" w:tentative="1">
+      <w:start w:val="1"/>
+      <w:numFmt w:val="bullet"/>
+      <w:lvlText w:val=""/>
+      <w:lvlJc w:val="left"/>
+      <w:pPr>
+        <w:tabs>
+          <w:tab w:val="num" w:pos="3240"/>
+        </w:tabs>
+        <w:ind w:left="3240" w:hanging="360"/>
+      </w:pPr>
+      <w:rPr>
+        <w:rFonts w:ascii="Wingdings" w:hAnsi="Wingdings" w:hint="default"/>
+        <w:sz w:val="20"/>
+      </w:rPr>
+    </w:lvl>
+    <w:lvl w:ilvl="5" w:tentative="1">
+      <w:start w:val="1"/>
+      <w:numFmt w:val="bullet"/>
+      <w:lvlText w:val=""/>
+      <w:lvlJc w:val="left"/>
+      <w:pPr>
+        <w:tabs>
+          <w:tab w:val="num" w:pos="3960"/>
+        </w:tabs>
+        <w:ind w:left="3960" w:hanging="360"/>
+      </w:pPr>
+      <w:rPr>
+        <w:rFonts w:ascii="Wingdings" w:hAnsi="Wingdings" w:hint="default"/>
+        <w:sz w:val="20"/>
+      </w:rPr>
+    </w:lvl>
+    <w:lvl w:ilvl="6" w:tentative="1">
+      <w:start w:val="1"/>
+      <w:numFmt w:val="bullet"/>
+      <w:lvlText w:val=""/>
+      <w:lvlJc w:val="left"/>
+      <w:pPr>
+        <w:tabs>
+          <w:tab w:val="num" w:pos="4680"/>
+        </w:tabs>
+        <w:ind w:left="4680" w:hanging="360"/>
+      </w:pPr>
+      <w:rPr>
+        <w:rFonts w:ascii="Wingdings" w:hAnsi="Wingdings" w:hint="default"/>
+        <w:sz w:val="20"/>
+      </w:rPr>
+    </w:lvl>
+    <w:lvl w:ilvl="7" w:tentative="1">
+      <w:start w:val="1"/>
+      <w:numFmt w:val="bullet"/>
+      <w:lvlText w:val=""/>
+      <w:lvlJc w:val="left"/>
+      <w:pPr>
+        <w:tabs>
+          <w:tab w:val="num" w:pos="5400"/>
+        </w:tabs>
+        <w:ind w:left="5400" w:hanging="360"/>
+      </w:pPr>
+      <w:rPr>
+        <w:rFonts w:ascii="Wingdings" w:hAnsi="Wingdings" w:hint="default"/>
+        <w:sz w:val="20"/>
+      </w:rPr>
+    </w:lvl>
+    <w:lvl w:ilvl="8" w:tentative="1">
+      <w:start w:val="1"/>
+      <w:numFmt w:val="bullet"/>
+      <w:lvlText w:val=""/>
+      <w:lvlJc w:val="left"/>
+      <w:pPr>
+        <w:tabs>
+          <w:tab w:val="num" w:pos="6120"/>
+        </w:tabs>
+        <w:ind w:left="6120" w:hanging="360"/>
+      </w:pPr>
+      <w:rPr>
+        <w:rFonts w:ascii="Wingdings" w:hAnsi="Wingdings" w:hint="default"/>
+        <w:sz w:val="20"/>
+      </w:rPr>
+    </w:lvl>
+  </w:abstractNum>
+  <w:abstractNum w:abstractNumId="25" w15:restartNumberingAfterBreak="0">
     <w:nsid w:val="357759B8"/>
     <w:multiLevelType w:val="multilevel"/>
     <w:tmpl w:val="58E4AE74"/>
@@ -14197,7 +15773,157 @@
       </w:pPr>
     </w:lvl>
   </w:abstractNum>
-  <w:abstractNum w:abstractNumId="25" w15:restartNumberingAfterBreak="0">
+  <w:abstractNum w:abstractNumId="26" w15:restartNumberingAfterBreak="0">
+    <w:nsid w:val="35901526"/>
+    <w:multiLevelType w:val="multilevel"/>
+    <w:tmpl w:val="B72C89CE"/>
+    <w:lvl w:ilvl="0">
+      <w:start w:val="1"/>
+      <w:numFmt w:val="decimal"/>
+      <w:lvlText w:val="%1."/>
+      <w:lvlJc w:val="left"/>
+      <w:pPr>
+        <w:tabs>
+          <w:tab w:val="num" w:pos="360"/>
+        </w:tabs>
+        <w:ind w:left="360" w:hanging="360"/>
+      </w:pPr>
+      <w:rPr>
+        <w:rFonts w:hint="default"/>
+        <w:sz w:val="24"/>
+        <w:szCs w:val="32"/>
+      </w:rPr>
+    </w:lvl>
+    <w:lvl w:ilvl="1" w:tentative="1">
+      <w:start w:val="1"/>
+      <w:numFmt w:val="bullet"/>
+      <w:lvlText w:val="o"/>
+      <w:lvlJc w:val="left"/>
+      <w:pPr>
+        <w:tabs>
+          <w:tab w:val="num" w:pos="1080"/>
+        </w:tabs>
+        <w:ind w:left="1080" w:hanging="360"/>
+      </w:pPr>
+      <w:rPr>
+        <w:rFonts w:ascii="Courier New" w:hAnsi="Courier New" w:hint="default"/>
+        <w:sz w:val="20"/>
+      </w:rPr>
+    </w:lvl>
+    <w:lvl w:ilvl="2" w:tentative="1">
+      <w:start w:val="1"/>
+      <w:numFmt w:val="bullet"/>
+      <w:lvlText w:val=""/>
+      <w:lvlJc w:val="left"/>
+      <w:pPr>
+        <w:tabs>
+          <w:tab w:val="num" w:pos="1800"/>
+        </w:tabs>
+        <w:ind w:left="1800" w:hanging="360"/>
+      </w:pPr>
+      <w:rPr>
+        <w:rFonts w:ascii="Wingdings" w:hAnsi="Wingdings" w:hint="default"/>
+        <w:sz w:val="20"/>
+      </w:rPr>
+    </w:lvl>
+    <w:lvl w:ilvl="3" w:tentative="1">
+      <w:start w:val="1"/>
+      <w:numFmt w:val="bullet"/>
+      <w:lvlText w:val=""/>
+      <w:lvlJc w:val="left"/>
+      <w:pPr>
+        <w:tabs>
+          <w:tab w:val="num" w:pos="2520"/>
+        </w:tabs>
+        <w:ind w:left="2520" w:hanging="360"/>
+      </w:pPr>
+      <w:rPr>
+        <w:rFonts w:ascii="Wingdings" w:hAnsi="Wingdings" w:hint="default"/>
+        <w:sz w:val="20"/>
+      </w:rPr>
+    </w:lvl>
+    <w:lvl w:ilvl="4" w:tentative="1">
+      <w:start w:val="1"/>
+      <w:numFmt w:val="bullet"/>
+      <w:lvlText w:val=""/>
+      <w:lvlJc w:val="left"/>
+      <w:pPr>
+        <w:tabs>
+          <w:tab w:val="num" w:pos="3240"/>
+        </w:tabs>
+        <w:ind w:left="3240" w:hanging="360"/>
+      </w:pPr>
+      <w:rPr>
+        <w:rFonts w:ascii="Wingdings" w:hAnsi="Wingdings" w:hint="default"/>
+        <w:sz w:val="20"/>
+      </w:rPr>
+    </w:lvl>
+    <w:lvl w:ilvl="5" w:tentative="1">
+      <w:start w:val="1"/>
+      <w:numFmt w:val="bullet"/>
+      <w:lvlText w:val=""/>
+      <w:lvlJc w:val="left"/>
+      <w:pPr>
+        <w:tabs>
+          <w:tab w:val="num" w:pos="3960"/>
+        </w:tabs>
+        <w:ind w:left="3960" w:hanging="360"/>
+      </w:pPr>
+      <w:rPr>
+        <w:rFonts w:ascii="Wingdings" w:hAnsi="Wingdings" w:hint="default"/>
+        <w:sz w:val="20"/>
+      </w:rPr>
+    </w:lvl>
+    <w:lvl w:ilvl="6" w:tentative="1">
+      <w:start w:val="1"/>
+      <w:numFmt w:val="bullet"/>
+      <w:lvlText w:val=""/>
+      <w:lvlJc w:val="left"/>
+      <w:pPr>
+        <w:tabs>
+          <w:tab w:val="num" w:pos="4680"/>
+        </w:tabs>
+        <w:ind w:left="4680" w:hanging="360"/>
+      </w:pPr>
+      <w:rPr>
+        <w:rFonts w:ascii="Wingdings" w:hAnsi="Wingdings" w:hint="default"/>
+        <w:sz w:val="20"/>
+      </w:rPr>
+    </w:lvl>
+    <w:lvl w:ilvl="7" w:tentative="1">
+      <w:start w:val="1"/>
+      <w:numFmt w:val="bullet"/>
+      <w:lvlText w:val=""/>
+      <w:lvlJc w:val="left"/>
+      <w:pPr>
+        <w:tabs>
+          <w:tab w:val="num" w:pos="5400"/>
+        </w:tabs>
+        <w:ind w:left="5400" w:hanging="360"/>
+      </w:pPr>
+      <w:rPr>
+        <w:rFonts w:ascii="Wingdings" w:hAnsi="Wingdings" w:hint="default"/>
+        <w:sz w:val="20"/>
+      </w:rPr>
+    </w:lvl>
+    <w:lvl w:ilvl="8" w:tentative="1">
+      <w:start w:val="1"/>
+      <w:numFmt w:val="bullet"/>
+      <w:lvlText w:val=""/>
+      <w:lvlJc w:val="left"/>
+      <w:pPr>
+        <w:tabs>
+          <w:tab w:val="num" w:pos="6120"/>
+        </w:tabs>
+        <w:ind w:left="6120" w:hanging="360"/>
+      </w:pPr>
+      <w:rPr>
+        <w:rFonts w:ascii="Wingdings" w:hAnsi="Wingdings" w:hint="default"/>
+        <w:sz w:val="20"/>
+      </w:rPr>
+    </w:lvl>
+  </w:abstractNum>
+  <w:abstractNum w:abstractNumId="27" w15:restartNumberingAfterBreak="0">
     <w:nsid w:val="36AB7003"/>
     <w:multiLevelType w:val="hybridMultilevel"/>
     <w:tmpl w:val="DF8A592E"/>
@@ -14310,7 +16036,7 @@
       </w:rPr>
     </w:lvl>
   </w:abstractNum>
-  <w:abstractNum w:abstractNumId="26" w15:restartNumberingAfterBreak="0">
+  <w:abstractNum w:abstractNumId="28" w15:restartNumberingAfterBreak="0">
     <w:nsid w:val="375F008C"/>
     <w:multiLevelType w:val="multilevel"/>
     <w:tmpl w:val="78C810C4"/>
@@ -14423,7 +16149,7 @@
       </w:pPr>
     </w:lvl>
   </w:abstractNum>
-  <w:abstractNum w:abstractNumId="27" w15:restartNumberingAfterBreak="0">
+  <w:abstractNum w:abstractNumId="29" w15:restartNumberingAfterBreak="0">
     <w:nsid w:val="3E6E38B8"/>
     <w:multiLevelType w:val="multilevel"/>
     <w:tmpl w:val="68DAF8A8"/>
@@ -14572,7 +16298,306 @@
       </w:rPr>
     </w:lvl>
   </w:abstractNum>
-  <w:abstractNum w:abstractNumId="28" w15:restartNumberingAfterBreak="0">
+  <w:abstractNum w:abstractNumId="30" w15:restartNumberingAfterBreak="0">
+    <w:nsid w:val="3FAA14B2"/>
+    <w:multiLevelType w:val="multilevel"/>
+    <w:tmpl w:val="B72C89CE"/>
+    <w:lvl w:ilvl="0">
+      <w:start w:val="1"/>
+      <w:numFmt w:val="decimal"/>
+      <w:lvlText w:val="%1."/>
+      <w:lvlJc w:val="left"/>
+      <w:pPr>
+        <w:tabs>
+          <w:tab w:val="num" w:pos="360"/>
+        </w:tabs>
+        <w:ind w:left="360" w:hanging="360"/>
+      </w:pPr>
+      <w:rPr>
+        <w:rFonts w:hint="default"/>
+        <w:sz w:val="24"/>
+        <w:szCs w:val="32"/>
+      </w:rPr>
+    </w:lvl>
+    <w:lvl w:ilvl="1" w:tentative="1">
+      <w:start w:val="1"/>
+      <w:numFmt w:val="bullet"/>
+      <w:lvlText w:val="o"/>
+      <w:lvlJc w:val="left"/>
+      <w:pPr>
+        <w:tabs>
+          <w:tab w:val="num" w:pos="1080"/>
+        </w:tabs>
+        <w:ind w:left="1080" w:hanging="360"/>
+      </w:pPr>
+      <w:rPr>
+        <w:rFonts w:ascii="Courier New" w:hAnsi="Courier New" w:hint="default"/>
+        <w:sz w:val="20"/>
+      </w:rPr>
+    </w:lvl>
+    <w:lvl w:ilvl="2" w:tentative="1">
+      <w:start w:val="1"/>
+      <w:numFmt w:val="bullet"/>
+      <w:lvlText w:val=""/>
+      <w:lvlJc w:val="left"/>
+      <w:pPr>
+        <w:tabs>
+          <w:tab w:val="num" w:pos="1800"/>
+        </w:tabs>
+        <w:ind w:left="1800" w:hanging="360"/>
+      </w:pPr>
+      <w:rPr>
+        <w:rFonts w:ascii="Wingdings" w:hAnsi="Wingdings" w:hint="default"/>
+        <w:sz w:val="20"/>
+      </w:rPr>
+    </w:lvl>
+    <w:lvl w:ilvl="3" w:tentative="1">
+      <w:start w:val="1"/>
+      <w:numFmt w:val="bullet"/>
+      <w:lvlText w:val=""/>
+      <w:lvlJc w:val="left"/>
+      <w:pPr>
+        <w:tabs>
+          <w:tab w:val="num" w:pos="2520"/>
+        </w:tabs>
+        <w:ind w:left="2520" w:hanging="360"/>
+      </w:pPr>
+      <w:rPr>
+        <w:rFonts w:ascii="Wingdings" w:hAnsi="Wingdings" w:hint="default"/>
+        <w:sz w:val="20"/>
+      </w:rPr>
+    </w:lvl>
+    <w:lvl w:ilvl="4" w:tentative="1">
+      <w:start w:val="1"/>
+      <w:numFmt w:val="bullet"/>
+      <w:lvlText w:val=""/>
+      <w:lvlJc w:val="left"/>
+      <w:pPr>
+        <w:tabs>
+          <w:tab w:val="num" w:pos="3240"/>
+        </w:tabs>
+        <w:ind w:left="3240" w:hanging="360"/>
+      </w:pPr>
+      <w:rPr>
+        <w:rFonts w:ascii="Wingdings" w:hAnsi="Wingdings" w:hint="default"/>
+        <w:sz w:val="20"/>
+      </w:rPr>
+    </w:lvl>
+    <w:lvl w:ilvl="5" w:tentative="1">
+      <w:start w:val="1"/>
+      <w:numFmt w:val="bullet"/>
+      <w:lvlText w:val=""/>
+      <w:lvlJc w:val="left"/>
+      <w:pPr>
+        <w:tabs>
+          <w:tab w:val="num" w:pos="3960"/>
+        </w:tabs>
+        <w:ind w:left="3960" w:hanging="360"/>
+      </w:pPr>
+      <w:rPr>
+        <w:rFonts w:ascii="Wingdings" w:hAnsi="Wingdings" w:hint="default"/>
+        <w:sz w:val="20"/>
+      </w:rPr>
+    </w:lvl>
+    <w:lvl w:ilvl="6" w:tentative="1">
+      <w:start w:val="1"/>
+      <w:numFmt w:val="bullet"/>
+      <w:lvlText w:val=""/>
+      <w:lvlJc w:val="left"/>
+      <w:pPr>
+        <w:tabs>
+          <w:tab w:val="num" w:pos="4680"/>
+        </w:tabs>
+        <w:ind w:left="4680" w:hanging="360"/>
+      </w:pPr>
+      <w:rPr>
+        <w:rFonts w:ascii="Wingdings" w:hAnsi="Wingdings" w:hint="default"/>
+        <w:sz w:val="20"/>
+      </w:rPr>
+    </w:lvl>
+    <w:lvl w:ilvl="7" w:tentative="1">
+      <w:start w:val="1"/>
+      <w:numFmt w:val="bullet"/>
+      <w:lvlText w:val=""/>
+      <w:lvlJc w:val="left"/>
+      <w:pPr>
+        <w:tabs>
+          <w:tab w:val="num" w:pos="5400"/>
+        </w:tabs>
+        <w:ind w:left="5400" w:hanging="360"/>
+      </w:pPr>
+      <w:rPr>
+        <w:rFonts w:ascii="Wingdings" w:hAnsi="Wingdings" w:hint="default"/>
+        <w:sz w:val="20"/>
+      </w:rPr>
+    </w:lvl>
+    <w:lvl w:ilvl="8" w:tentative="1">
+      <w:start w:val="1"/>
+      <w:numFmt w:val="bullet"/>
+      <w:lvlText w:val=""/>
+      <w:lvlJc w:val="left"/>
+      <w:pPr>
+        <w:tabs>
+          <w:tab w:val="num" w:pos="6120"/>
+        </w:tabs>
+        <w:ind w:left="6120" w:hanging="360"/>
+      </w:pPr>
+      <w:rPr>
+        <w:rFonts w:ascii="Wingdings" w:hAnsi="Wingdings" w:hint="default"/>
+        <w:sz w:val="20"/>
+      </w:rPr>
+    </w:lvl>
+  </w:abstractNum>
+  <w:abstractNum w:abstractNumId="31" w15:restartNumberingAfterBreak="0">
+    <w:nsid w:val="47E319DB"/>
+    <w:multiLevelType w:val="multilevel"/>
+    <w:tmpl w:val="49862B62"/>
+    <w:lvl w:ilvl="0">
+      <w:start w:val="1"/>
+      <w:numFmt w:val="bullet"/>
+      <w:lvlText w:val=""/>
+      <w:lvlJc w:val="left"/>
+      <w:pPr>
+        <w:tabs>
+          <w:tab w:val="num" w:pos="360"/>
+        </w:tabs>
+        <w:ind w:left="360" w:hanging="360"/>
+      </w:pPr>
+      <w:rPr>
+        <w:rFonts w:ascii="Symbol" w:hAnsi="Symbol" w:hint="default"/>
+        <w:sz w:val="20"/>
+      </w:rPr>
+    </w:lvl>
+    <w:lvl w:ilvl="1" w:tentative="1">
+      <w:start w:val="1"/>
+      <w:numFmt w:val="bullet"/>
+      <w:lvlText w:val="o"/>
+      <w:lvlJc w:val="left"/>
+      <w:pPr>
+        <w:tabs>
+          <w:tab w:val="num" w:pos="1080"/>
+        </w:tabs>
+        <w:ind w:left="1080" w:hanging="360"/>
+      </w:pPr>
+      <w:rPr>
+        <w:rFonts w:ascii="Courier New" w:hAnsi="Courier New" w:hint="default"/>
+        <w:sz w:val="20"/>
+      </w:rPr>
+    </w:lvl>
+    <w:lvl w:ilvl="2" w:tentative="1">
+      <w:start w:val="1"/>
+      <w:numFmt w:val="bullet"/>
+      <w:lvlText w:val=""/>
+      <w:lvlJc w:val="left"/>
+      <w:pPr>
+        <w:tabs>
+          <w:tab w:val="num" w:pos="1800"/>
+        </w:tabs>
+        <w:ind w:left="1800" w:hanging="360"/>
+      </w:pPr>
+      <w:rPr>
+        <w:rFonts w:ascii="Wingdings" w:hAnsi="Wingdings" w:hint="default"/>
+        <w:sz w:val="20"/>
+      </w:rPr>
+    </w:lvl>
+    <w:lvl w:ilvl="3" w:tentative="1">
+      <w:start w:val="1"/>
+      <w:numFmt w:val="bullet"/>
+      <w:lvlText w:val=""/>
+      <w:lvlJc w:val="left"/>
+      <w:pPr>
+        <w:tabs>
+          <w:tab w:val="num" w:pos="2520"/>
+        </w:tabs>
+        <w:ind w:left="2520" w:hanging="360"/>
+      </w:pPr>
+      <w:rPr>
+        <w:rFonts w:ascii="Wingdings" w:hAnsi="Wingdings" w:hint="default"/>
+        <w:sz w:val="20"/>
+      </w:rPr>
+    </w:lvl>
+    <w:lvl w:ilvl="4" w:tentative="1">
+      <w:start w:val="1"/>
+      <w:numFmt w:val="bullet"/>
+      <w:lvlText w:val=""/>
+      <w:lvlJc w:val="left"/>
+      <w:pPr>
+        <w:tabs>
+          <w:tab w:val="num" w:pos="3240"/>
+        </w:tabs>
+        <w:ind w:left="3240" w:hanging="360"/>
+      </w:pPr>
+      <w:rPr>
+        <w:rFonts w:ascii="Wingdings" w:hAnsi="Wingdings" w:hint="default"/>
+        <w:sz w:val="20"/>
+      </w:rPr>
+    </w:lvl>
+    <w:lvl w:ilvl="5" w:tentative="1">
+      <w:start w:val="1"/>
+      <w:numFmt w:val="bullet"/>
+      <w:lvlText w:val=""/>
+      <w:lvlJc w:val="left"/>
+      <w:pPr>
+        <w:tabs>
+          <w:tab w:val="num" w:pos="3960"/>
+        </w:tabs>
+        <w:ind w:left="3960" w:hanging="360"/>
+      </w:pPr>
+      <w:rPr>
+        <w:rFonts w:ascii="Wingdings" w:hAnsi="Wingdings" w:hint="default"/>
+        <w:sz w:val="20"/>
+      </w:rPr>
+    </w:lvl>
+    <w:lvl w:ilvl="6" w:tentative="1">
+      <w:start w:val="1"/>
+      <w:numFmt w:val="bullet"/>
+      <w:lvlText w:val=""/>
+      <w:lvlJc w:val="left"/>
+      <w:pPr>
+        <w:tabs>
+          <w:tab w:val="num" w:pos="4680"/>
+        </w:tabs>
+        <w:ind w:left="4680" w:hanging="360"/>
+      </w:pPr>
+      <w:rPr>
+        <w:rFonts w:ascii="Wingdings" w:hAnsi="Wingdings" w:hint="default"/>
+        <w:sz w:val="20"/>
+      </w:rPr>
+    </w:lvl>
+    <w:lvl w:ilvl="7" w:tentative="1">
+      <w:start w:val="1"/>
+      <w:numFmt w:val="bullet"/>
+      <w:lvlText w:val=""/>
+      <w:lvlJc w:val="left"/>
+      <w:pPr>
+        <w:tabs>
+          <w:tab w:val="num" w:pos="5400"/>
+        </w:tabs>
+        <w:ind w:left="5400" w:hanging="360"/>
+      </w:pPr>
+      <w:rPr>
+        <w:rFonts w:ascii="Wingdings" w:hAnsi="Wingdings" w:hint="default"/>
+        <w:sz w:val="20"/>
+      </w:rPr>
+    </w:lvl>
+    <w:lvl w:ilvl="8" w:tentative="1">
+      <w:start w:val="1"/>
+      <w:numFmt w:val="bullet"/>
+      <w:lvlText w:val=""/>
+      <w:lvlJc w:val="left"/>
+      <w:pPr>
+        <w:tabs>
+          <w:tab w:val="num" w:pos="6120"/>
+        </w:tabs>
+        <w:ind w:left="6120" w:hanging="360"/>
+      </w:pPr>
+      <w:rPr>
+        <w:rFonts w:ascii="Wingdings" w:hAnsi="Wingdings" w:hint="default"/>
+        <w:sz w:val="20"/>
+      </w:rPr>
+    </w:lvl>
+  </w:abstractNum>
+  <w:abstractNum w:abstractNumId="32" w15:restartNumberingAfterBreak="0">
     <w:nsid w:val="48942773"/>
     <w:multiLevelType w:val="multilevel"/>
     <w:tmpl w:val="573E3F12"/>
@@ -14685,7 +16710,7 @@
       </w:pPr>
     </w:lvl>
   </w:abstractNum>
-  <w:abstractNum w:abstractNumId="29" w15:restartNumberingAfterBreak="0">
+  <w:abstractNum w:abstractNumId="33" w15:restartNumberingAfterBreak="0">
     <w:nsid w:val="4C076702"/>
     <w:multiLevelType w:val="multilevel"/>
     <w:tmpl w:val="2B640952"/>
@@ -14798,7 +16823,7 @@
       </w:pPr>
     </w:lvl>
   </w:abstractNum>
-  <w:abstractNum w:abstractNumId="30" w15:restartNumberingAfterBreak="0">
+  <w:abstractNum w:abstractNumId="34" w15:restartNumberingAfterBreak="0">
     <w:nsid w:val="5D892120"/>
     <w:multiLevelType w:val="multilevel"/>
     <w:tmpl w:val="1F68550E"/>
@@ -14911,7 +16936,7 @@
       </w:pPr>
     </w:lvl>
   </w:abstractNum>
-  <w:abstractNum w:abstractNumId="31" w15:restartNumberingAfterBreak="0">
+  <w:abstractNum w:abstractNumId="35" w15:restartNumberingAfterBreak="0">
     <w:nsid w:val="60847E05"/>
     <w:multiLevelType w:val="multilevel"/>
     <w:tmpl w:val="280A5228"/>
@@ -15031,7 +17056,157 @@
       </w:pPr>
     </w:lvl>
   </w:abstractNum>
-  <w:abstractNum w:abstractNumId="32" w15:restartNumberingAfterBreak="0">
+  <w:abstractNum w:abstractNumId="36" w15:restartNumberingAfterBreak="0">
+    <w:nsid w:val="624B2D8F"/>
+    <w:multiLevelType w:val="multilevel"/>
+    <w:tmpl w:val="B72C89CE"/>
+    <w:lvl w:ilvl="0">
+      <w:start w:val="1"/>
+      <w:numFmt w:val="decimal"/>
+      <w:lvlText w:val="%1."/>
+      <w:lvlJc w:val="left"/>
+      <w:pPr>
+        <w:tabs>
+          <w:tab w:val="num" w:pos="360"/>
+        </w:tabs>
+        <w:ind w:left="360" w:hanging="360"/>
+      </w:pPr>
+      <w:rPr>
+        <w:rFonts w:hint="default"/>
+        <w:sz w:val="24"/>
+        <w:szCs w:val="32"/>
+      </w:rPr>
+    </w:lvl>
+    <w:lvl w:ilvl="1" w:tentative="1">
+      <w:start w:val="1"/>
+      <w:numFmt w:val="bullet"/>
+      <w:lvlText w:val="o"/>
+      <w:lvlJc w:val="left"/>
+      <w:pPr>
+        <w:tabs>
+          <w:tab w:val="num" w:pos="1080"/>
+        </w:tabs>
+        <w:ind w:left="1080" w:hanging="360"/>
+      </w:pPr>
+      <w:rPr>
+        <w:rFonts w:ascii="Courier New" w:hAnsi="Courier New" w:hint="default"/>
+        <w:sz w:val="20"/>
+      </w:rPr>
+    </w:lvl>
+    <w:lvl w:ilvl="2" w:tentative="1">
+      <w:start w:val="1"/>
+      <w:numFmt w:val="bullet"/>
+      <w:lvlText w:val=""/>
+      <w:lvlJc w:val="left"/>
+      <w:pPr>
+        <w:tabs>
+          <w:tab w:val="num" w:pos="1800"/>
+        </w:tabs>
+        <w:ind w:left="1800" w:hanging="360"/>
+      </w:pPr>
+      <w:rPr>
+        <w:rFonts w:ascii="Wingdings" w:hAnsi="Wingdings" w:hint="default"/>
+        <w:sz w:val="20"/>
+      </w:rPr>
+    </w:lvl>
+    <w:lvl w:ilvl="3" w:tentative="1">
+      <w:start w:val="1"/>
+      <w:numFmt w:val="bullet"/>
+      <w:lvlText w:val=""/>
+      <w:lvlJc w:val="left"/>
+      <w:pPr>
+        <w:tabs>
+          <w:tab w:val="num" w:pos="2520"/>
+        </w:tabs>
+        <w:ind w:left="2520" w:hanging="360"/>
+      </w:pPr>
+      <w:rPr>
+        <w:rFonts w:ascii="Wingdings" w:hAnsi="Wingdings" w:hint="default"/>
+        <w:sz w:val="20"/>
+      </w:rPr>
+    </w:lvl>
+    <w:lvl w:ilvl="4" w:tentative="1">
+      <w:start w:val="1"/>
+      <w:numFmt w:val="bullet"/>
+      <w:lvlText w:val=""/>
+      <w:lvlJc w:val="left"/>
+      <w:pPr>
+        <w:tabs>
+          <w:tab w:val="num" w:pos="3240"/>
+        </w:tabs>
+        <w:ind w:left="3240" w:hanging="360"/>
+      </w:pPr>
+      <w:rPr>
+        <w:rFonts w:ascii="Wingdings" w:hAnsi="Wingdings" w:hint="default"/>
+        <w:sz w:val="20"/>
+      </w:rPr>
+    </w:lvl>
+    <w:lvl w:ilvl="5" w:tentative="1">
+      <w:start w:val="1"/>
+      <w:numFmt w:val="bullet"/>
+      <w:lvlText w:val=""/>
+      <w:lvlJc w:val="left"/>
+      <w:pPr>
+        <w:tabs>
+          <w:tab w:val="num" w:pos="3960"/>
+        </w:tabs>
+        <w:ind w:left="3960" w:hanging="360"/>
+      </w:pPr>
+      <w:rPr>
+        <w:rFonts w:ascii="Wingdings" w:hAnsi="Wingdings" w:hint="default"/>
+        <w:sz w:val="20"/>
+      </w:rPr>
+    </w:lvl>
+    <w:lvl w:ilvl="6" w:tentative="1">
+      <w:start w:val="1"/>
+      <w:numFmt w:val="bullet"/>
+      <w:lvlText w:val=""/>
+      <w:lvlJc w:val="left"/>
+      <w:pPr>
+        <w:tabs>
+          <w:tab w:val="num" w:pos="4680"/>
+        </w:tabs>
+        <w:ind w:left="4680" w:hanging="360"/>
+      </w:pPr>
+      <w:rPr>
+        <w:rFonts w:ascii="Wingdings" w:hAnsi="Wingdings" w:hint="default"/>
+        <w:sz w:val="20"/>
+      </w:rPr>
+    </w:lvl>
+    <w:lvl w:ilvl="7" w:tentative="1">
+      <w:start w:val="1"/>
+      <w:numFmt w:val="bullet"/>
+      <w:lvlText w:val=""/>
+      <w:lvlJc w:val="left"/>
+      <w:pPr>
+        <w:tabs>
+          <w:tab w:val="num" w:pos="5400"/>
+        </w:tabs>
+        <w:ind w:left="5400" w:hanging="360"/>
+      </w:pPr>
+      <w:rPr>
+        <w:rFonts w:ascii="Wingdings" w:hAnsi="Wingdings" w:hint="default"/>
+        <w:sz w:val="20"/>
+      </w:rPr>
+    </w:lvl>
+    <w:lvl w:ilvl="8" w:tentative="1">
+      <w:start w:val="1"/>
+      <w:numFmt w:val="bullet"/>
+      <w:lvlText w:val=""/>
+      <w:lvlJc w:val="left"/>
+      <w:pPr>
+        <w:tabs>
+          <w:tab w:val="num" w:pos="6120"/>
+        </w:tabs>
+        <w:ind w:left="6120" w:hanging="360"/>
+      </w:pPr>
+      <w:rPr>
+        <w:rFonts w:ascii="Wingdings" w:hAnsi="Wingdings" w:hint="default"/>
+        <w:sz w:val="20"/>
+      </w:rPr>
+    </w:lvl>
+  </w:abstractNum>
+  <w:abstractNum w:abstractNumId="37" w15:restartNumberingAfterBreak="0">
     <w:nsid w:val="660E67D1"/>
     <w:multiLevelType w:val="hybridMultilevel"/>
     <w:tmpl w:val="12C6AA78"/>
@@ -15117,305 +17292,7 @@
       </w:pPr>
     </w:lvl>
   </w:abstractNum>
-  <w:abstractNum w:abstractNumId="33" w15:restartNumberingAfterBreak="0">
-    <w:nsid w:val="669E7590"/>
-    <w:multiLevelType w:val="multilevel"/>
-    <w:tmpl w:val="D1DA38F4"/>
-    <w:lvl w:ilvl="0">
-      <w:start w:val="1"/>
-      <w:numFmt w:val="bullet"/>
-      <w:lvlText w:val=""/>
-      <w:lvlJc w:val="left"/>
-      <w:pPr>
-        <w:tabs>
-          <w:tab w:val="num" w:pos="720"/>
-        </w:tabs>
-        <w:ind w:left="720" w:hanging="360"/>
-      </w:pPr>
-      <w:rPr>
-        <w:rFonts w:ascii="Symbol" w:hAnsi="Symbol" w:hint="default"/>
-        <w:sz w:val="20"/>
-      </w:rPr>
-    </w:lvl>
-    <w:lvl w:ilvl="1" w:tentative="1">
-      <w:start w:val="1"/>
-      <w:numFmt w:val="bullet"/>
-      <w:lvlText w:val=""/>
-      <w:lvlJc w:val="left"/>
-      <w:pPr>
-        <w:tabs>
-          <w:tab w:val="num" w:pos="1440"/>
-        </w:tabs>
-        <w:ind w:left="1440" w:hanging="360"/>
-      </w:pPr>
-      <w:rPr>
-        <w:rFonts w:ascii="Symbol" w:hAnsi="Symbol" w:hint="default"/>
-        <w:sz w:val="20"/>
-      </w:rPr>
-    </w:lvl>
-    <w:lvl w:ilvl="2" w:tentative="1">
-      <w:start w:val="1"/>
-      <w:numFmt w:val="bullet"/>
-      <w:lvlText w:val=""/>
-      <w:lvlJc w:val="left"/>
-      <w:pPr>
-        <w:tabs>
-          <w:tab w:val="num" w:pos="2160"/>
-        </w:tabs>
-        <w:ind w:left="2160" w:hanging="360"/>
-      </w:pPr>
-      <w:rPr>
-        <w:rFonts w:ascii="Symbol" w:hAnsi="Symbol" w:hint="default"/>
-        <w:sz w:val="20"/>
-      </w:rPr>
-    </w:lvl>
-    <w:lvl w:ilvl="3" w:tentative="1">
-      <w:start w:val="1"/>
-      <w:numFmt w:val="bullet"/>
-      <w:lvlText w:val=""/>
-      <w:lvlJc w:val="left"/>
-      <w:pPr>
-        <w:tabs>
-          <w:tab w:val="num" w:pos="2880"/>
-        </w:tabs>
-        <w:ind w:left="2880" w:hanging="360"/>
-      </w:pPr>
-      <w:rPr>
-        <w:rFonts w:ascii="Symbol" w:hAnsi="Symbol" w:hint="default"/>
-        <w:sz w:val="20"/>
-      </w:rPr>
-    </w:lvl>
-    <w:lvl w:ilvl="4" w:tentative="1">
-      <w:start w:val="1"/>
-      <w:numFmt w:val="bullet"/>
-      <w:lvlText w:val=""/>
-      <w:lvlJc w:val="left"/>
-      <w:pPr>
-        <w:tabs>
-          <w:tab w:val="num" w:pos="3600"/>
-        </w:tabs>
-        <w:ind w:left="3600" w:hanging="360"/>
-      </w:pPr>
-      <w:rPr>
-        <w:rFonts w:ascii="Symbol" w:hAnsi="Symbol" w:hint="default"/>
-        <w:sz w:val="20"/>
-      </w:rPr>
-    </w:lvl>
-    <w:lvl w:ilvl="5" w:tentative="1">
-      <w:start w:val="1"/>
-      <w:numFmt w:val="bullet"/>
-      <w:lvlText w:val=""/>
-      <w:lvlJc w:val="left"/>
-      <w:pPr>
-        <w:tabs>
-          <w:tab w:val="num" w:pos="4320"/>
-        </w:tabs>
-        <w:ind w:left="4320" w:hanging="360"/>
-      </w:pPr>
-      <w:rPr>
-        <w:rFonts w:ascii="Symbol" w:hAnsi="Symbol" w:hint="default"/>
-        <w:sz w:val="20"/>
-      </w:rPr>
-    </w:lvl>
-    <w:lvl w:ilvl="6" w:tentative="1">
-      <w:start w:val="1"/>
-      <w:numFmt w:val="bullet"/>
-      <w:lvlText w:val=""/>
-      <w:lvlJc w:val="left"/>
-      <w:pPr>
-        <w:tabs>
-          <w:tab w:val="num" w:pos="5040"/>
-        </w:tabs>
-        <w:ind w:left="5040" w:hanging="360"/>
-      </w:pPr>
-      <w:rPr>
-        <w:rFonts w:ascii="Symbol" w:hAnsi="Symbol" w:hint="default"/>
-        <w:sz w:val="20"/>
-      </w:rPr>
-    </w:lvl>
-    <w:lvl w:ilvl="7" w:tentative="1">
-      <w:start w:val="1"/>
-      <w:numFmt w:val="bullet"/>
-      <w:lvlText w:val=""/>
-      <w:lvlJc w:val="left"/>
-      <w:pPr>
-        <w:tabs>
-          <w:tab w:val="num" w:pos="5760"/>
-        </w:tabs>
-        <w:ind w:left="5760" w:hanging="360"/>
-      </w:pPr>
-      <w:rPr>
-        <w:rFonts w:ascii="Symbol" w:hAnsi="Symbol" w:hint="default"/>
-        <w:sz w:val="20"/>
-      </w:rPr>
-    </w:lvl>
-    <w:lvl w:ilvl="8" w:tentative="1">
-      <w:start w:val="1"/>
-      <w:numFmt w:val="bullet"/>
-      <w:lvlText w:val=""/>
-      <w:lvlJc w:val="left"/>
-      <w:pPr>
-        <w:tabs>
-          <w:tab w:val="num" w:pos="6480"/>
-        </w:tabs>
-        <w:ind w:left="6480" w:hanging="360"/>
-      </w:pPr>
-      <w:rPr>
-        <w:rFonts w:ascii="Symbol" w:hAnsi="Symbol" w:hint="default"/>
-        <w:sz w:val="20"/>
-      </w:rPr>
-    </w:lvl>
-  </w:abstractNum>
-  <w:abstractNum w:abstractNumId="34" w15:restartNumberingAfterBreak="0">
-    <w:nsid w:val="68D45086"/>
-    <w:multiLevelType w:val="multilevel"/>
-    <w:tmpl w:val="F5485406"/>
-    <w:lvl w:ilvl="0">
-      <w:start w:val="1"/>
-      <w:numFmt w:val="bullet"/>
-      <w:lvlText w:val=""/>
-      <w:lvlJc w:val="left"/>
-      <w:pPr>
-        <w:tabs>
-          <w:tab w:val="num" w:pos="720"/>
-        </w:tabs>
-        <w:ind w:left="720" w:hanging="360"/>
-      </w:pPr>
-      <w:rPr>
-        <w:rFonts w:ascii="Symbol" w:hAnsi="Symbol" w:hint="default"/>
-        <w:sz w:val="20"/>
-      </w:rPr>
-    </w:lvl>
-    <w:lvl w:ilvl="1" w:tentative="1">
-      <w:start w:val="1"/>
-      <w:numFmt w:val="bullet"/>
-      <w:lvlText w:val=""/>
-      <w:lvlJc w:val="left"/>
-      <w:pPr>
-        <w:tabs>
-          <w:tab w:val="num" w:pos="1440"/>
-        </w:tabs>
-        <w:ind w:left="1440" w:hanging="360"/>
-      </w:pPr>
-      <w:rPr>
-        <w:rFonts w:ascii="Symbol" w:hAnsi="Symbol" w:hint="default"/>
-        <w:sz w:val="20"/>
-      </w:rPr>
-    </w:lvl>
-    <w:lvl w:ilvl="2" w:tentative="1">
-      <w:start w:val="1"/>
-      <w:numFmt w:val="bullet"/>
-      <w:lvlText w:val=""/>
-      <w:lvlJc w:val="left"/>
-      <w:pPr>
-        <w:tabs>
-          <w:tab w:val="num" w:pos="2160"/>
-        </w:tabs>
-        <w:ind w:left="2160" w:hanging="360"/>
-      </w:pPr>
-      <w:rPr>
-        <w:rFonts w:ascii="Symbol" w:hAnsi="Symbol" w:hint="default"/>
-        <w:sz w:val="20"/>
-      </w:rPr>
-    </w:lvl>
-    <w:lvl w:ilvl="3" w:tentative="1">
-      <w:start w:val="1"/>
-      <w:numFmt w:val="bullet"/>
-      <w:lvlText w:val=""/>
-      <w:lvlJc w:val="left"/>
-      <w:pPr>
-        <w:tabs>
-          <w:tab w:val="num" w:pos="2880"/>
-        </w:tabs>
-        <w:ind w:left="2880" w:hanging="360"/>
-      </w:pPr>
-      <w:rPr>
-        <w:rFonts w:ascii="Symbol" w:hAnsi="Symbol" w:hint="default"/>
-        <w:sz w:val="20"/>
-      </w:rPr>
-    </w:lvl>
-    <w:lvl w:ilvl="4" w:tentative="1">
-      <w:start w:val="1"/>
-      <w:numFmt w:val="bullet"/>
-      <w:lvlText w:val=""/>
-      <w:lvlJc w:val="left"/>
-      <w:pPr>
-        <w:tabs>
-          <w:tab w:val="num" w:pos="3600"/>
-        </w:tabs>
-        <w:ind w:left="3600" w:hanging="360"/>
-      </w:pPr>
-      <w:rPr>
-        <w:rFonts w:ascii="Symbol" w:hAnsi="Symbol" w:hint="default"/>
-        <w:sz w:val="20"/>
-      </w:rPr>
-    </w:lvl>
-    <w:lvl w:ilvl="5" w:tentative="1">
-      <w:start w:val="1"/>
-      <w:numFmt w:val="bullet"/>
-      <w:lvlText w:val=""/>
-      <w:lvlJc w:val="left"/>
-      <w:pPr>
-        <w:tabs>
-          <w:tab w:val="num" w:pos="4320"/>
-        </w:tabs>
-        <w:ind w:left="4320" w:hanging="360"/>
-      </w:pPr>
-      <w:rPr>
-        <w:rFonts w:ascii="Symbol" w:hAnsi="Symbol" w:hint="default"/>
-        <w:sz w:val="20"/>
-      </w:rPr>
-    </w:lvl>
-    <w:lvl w:ilvl="6" w:tentative="1">
-      <w:start w:val="1"/>
-      <w:numFmt w:val="bullet"/>
-      <w:lvlText w:val=""/>
-      <w:lvlJc w:val="left"/>
-      <w:pPr>
-        <w:tabs>
-          <w:tab w:val="num" w:pos="5040"/>
-        </w:tabs>
-        <w:ind w:left="5040" w:hanging="360"/>
-      </w:pPr>
-      <w:rPr>
-        <w:rFonts w:ascii="Symbol" w:hAnsi="Symbol" w:hint="default"/>
-        <w:sz w:val="20"/>
-      </w:rPr>
-    </w:lvl>
-    <w:lvl w:ilvl="7" w:tentative="1">
-      <w:start w:val="1"/>
-      <w:numFmt w:val="bullet"/>
-      <w:lvlText w:val=""/>
-      <w:lvlJc w:val="left"/>
-      <w:pPr>
-        <w:tabs>
-          <w:tab w:val="num" w:pos="5760"/>
-        </w:tabs>
-        <w:ind w:left="5760" w:hanging="360"/>
-      </w:pPr>
-      <w:rPr>
-        <w:rFonts w:ascii="Symbol" w:hAnsi="Symbol" w:hint="default"/>
-        <w:sz w:val="20"/>
-      </w:rPr>
-    </w:lvl>
-    <w:lvl w:ilvl="8" w:tentative="1">
-      <w:start w:val="1"/>
-      <w:numFmt w:val="bullet"/>
-      <w:lvlText w:val=""/>
-      <w:lvlJc w:val="left"/>
-      <w:pPr>
-        <w:tabs>
-          <w:tab w:val="num" w:pos="6480"/>
-        </w:tabs>
-        <w:ind w:left="6480" w:hanging="360"/>
-      </w:pPr>
-      <w:rPr>
-        <w:rFonts w:ascii="Symbol" w:hAnsi="Symbol" w:hint="default"/>
-        <w:sz w:val="20"/>
-      </w:rPr>
-    </w:lvl>
-  </w:abstractNum>
-  <w:abstractNum w:abstractNumId="35" w15:restartNumberingAfterBreak="0">
+  <w:abstractNum w:abstractNumId="38" w15:restartNumberingAfterBreak="0">
     <w:nsid w:val="6C414467"/>
     <w:multiLevelType w:val="multilevel"/>
     <w:tmpl w:val="E38E3AF4"/>
@@ -15564,7 +17441,7 @@
       </w:rPr>
     </w:lvl>
   </w:abstractNum>
-  <w:abstractNum w:abstractNumId="36" w15:restartNumberingAfterBreak="0">
+  <w:abstractNum w:abstractNumId="39" w15:restartNumberingAfterBreak="0">
     <w:nsid w:val="735724B1"/>
     <w:multiLevelType w:val="multilevel"/>
     <w:tmpl w:val="A0C63CAC"/>
@@ -15677,7 +17554,7 @@
       </w:pPr>
     </w:lvl>
   </w:abstractNum>
-  <w:abstractNum w:abstractNumId="37" w15:restartNumberingAfterBreak="0">
+  <w:abstractNum w:abstractNumId="40" w15:restartNumberingAfterBreak="0">
     <w:nsid w:val="759A5DA6"/>
     <w:multiLevelType w:val="multilevel"/>
     <w:tmpl w:val="F760D3CE"/>
@@ -15826,7 +17703,7 @@
       </w:rPr>
     </w:lvl>
   </w:abstractNum>
-  <w:abstractNum w:abstractNumId="38" w15:restartNumberingAfterBreak="0">
+  <w:abstractNum w:abstractNumId="41" w15:restartNumberingAfterBreak="0">
     <w:nsid w:val="76F865F4"/>
     <w:multiLevelType w:val="multilevel"/>
     <w:tmpl w:val="3A483034"/>
@@ -15943,7 +17820,120 @@
       </w:pPr>
     </w:lvl>
   </w:abstractNum>
-  <w:abstractNum w:abstractNumId="39" w15:restartNumberingAfterBreak="0">
+  <w:abstractNum w:abstractNumId="42" w15:restartNumberingAfterBreak="0">
+    <w:nsid w:val="775262BF"/>
+    <w:multiLevelType w:val="multilevel"/>
+    <w:tmpl w:val="EBF6F930"/>
+    <w:lvl w:ilvl="0">
+      <w:start w:val="1"/>
+      <w:numFmt w:val="decimal"/>
+      <w:lvlText w:val="%1."/>
+      <w:lvlJc w:val="left"/>
+      <w:pPr>
+        <w:tabs>
+          <w:tab w:val="num" w:pos="360"/>
+        </w:tabs>
+        <w:ind w:left="360" w:hanging="360"/>
+      </w:pPr>
+    </w:lvl>
+    <w:lvl w:ilvl="1" w:tentative="1">
+      <w:start w:val="1"/>
+      <w:numFmt w:val="decimal"/>
+      <w:lvlText w:val="%2."/>
+      <w:lvlJc w:val="left"/>
+      <w:pPr>
+        <w:tabs>
+          <w:tab w:val="num" w:pos="1080"/>
+        </w:tabs>
+        <w:ind w:left="1080" w:hanging="360"/>
+      </w:pPr>
+    </w:lvl>
+    <w:lvl w:ilvl="2" w:tentative="1">
+      <w:start w:val="1"/>
+      <w:numFmt w:val="decimal"/>
+      <w:lvlText w:val="%3."/>
+      <w:lvlJc w:val="left"/>
+      <w:pPr>
+        <w:tabs>
+          <w:tab w:val="num" w:pos="1800"/>
+        </w:tabs>
+        <w:ind w:left="1800" w:hanging="360"/>
+      </w:pPr>
+    </w:lvl>
+    <w:lvl w:ilvl="3" w:tentative="1">
+      <w:start w:val="1"/>
+      <w:numFmt w:val="decimal"/>
+      <w:lvlText w:val="%4."/>
+      <w:lvlJc w:val="left"/>
+      <w:pPr>
+        <w:tabs>
+          <w:tab w:val="num" w:pos="2520"/>
+        </w:tabs>
+        <w:ind w:left="2520" w:hanging="360"/>
+      </w:pPr>
+    </w:lvl>
+    <w:lvl w:ilvl="4" w:tentative="1">
+      <w:start w:val="1"/>
+      <w:numFmt w:val="decimal"/>
+      <w:lvlText w:val="%5."/>
+      <w:lvlJc w:val="left"/>
+      <w:pPr>
+        <w:tabs>
+          <w:tab w:val="num" w:pos="3240"/>
+        </w:tabs>
+        <w:ind w:left="3240" w:hanging="360"/>
+      </w:pPr>
+    </w:lvl>
+    <w:lvl w:ilvl="5" w:tentative="1">
+      <w:start w:val="1"/>
+      <w:numFmt w:val="decimal"/>
+      <w:lvlText w:val="%6."/>
+      <w:lvlJc w:val="left"/>
+      <w:pPr>
+        <w:tabs>
+          <w:tab w:val="num" w:pos="3960"/>
+        </w:tabs>
+        <w:ind w:left="3960" w:hanging="360"/>
+      </w:pPr>
+    </w:lvl>
+    <w:lvl w:ilvl="6" w:tentative="1">
+      <w:start w:val="1"/>
+      <w:numFmt w:val="decimal"/>
+      <w:lvlText w:val="%7."/>
+      <w:lvlJc w:val="left"/>
+      <w:pPr>
+        <w:tabs>
+          <w:tab w:val="num" w:pos="4680"/>
+        </w:tabs>
+        <w:ind w:left="4680" w:hanging="360"/>
+      </w:pPr>
+    </w:lvl>
+    <w:lvl w:ilvl="7" w:tentative="1">
+      <w:start w:val="1"/>
+      <w:numFmt w:val="decimal"/>
+      <w:lvlText w:val="%8."/>
+      <w:lvlJc w:val="left"/>
+      <w:pPr>
+        <w:tabs>
+          <w:tab w:val="num" w:pos="5400"/>
+        </w:tabs>
+        <w:ind w:left="5400" w:hanging="360"/>
+      </w:pPr>
+    </w:lvl>
+    <w:lvl w:ilvl="8" w:tentative="1">
+      <w:start w:val="1"/>
+      <w:numFmt w:val="decimal"/>
+      <w:lvlText w:val="%9."/>
+      <w:lvlJc w:val="left"/>
+      <w:pPr>
+        <w:tabs>
+          <w:tab w:val="num" w:pos="6120"/>
+        </w:tabs>
+        <w:ind w:left="6120" w:hanging="360"/>
+      </w:pPr>
+    </w:lvl>
+  </w:abstractNum>
+  <w:abstractNum w:abstractNumId="43" w15:restartNumberingAfterBreak="0">
     <w:nsid w:val="7B2B013B"/>
     <w:multiLevelType w:val="multilevel"/>
     <w:tmpl w:val="C0506190"/>
@@ -16092,7 +18082,7 @@
       </w:rPr>
     </w:lvl>
   </w:abstractNum>
-  <w:abstractNum w:abstractNumId="40" w15:restartNumberingAfterBreak="0">
+  <w:abstractNum w:abstractNumId="44" w15:restartNumberingAfterBreak="0">
     <w:nsid w:val="7B460D7F"/>
     <w:multiLevelType w:val="multilevel"/>
     <w:tmpl w:val="D1FE80FC"/>
@@ -16205,7 +18195,7 @@
       </w:pPr>
     </w:lvl>
   </w:abstractNum>
-  <w:abstractNum w:abstractNumId="41" w15:restartNumberingAfterBreak="0">
+  <w:abstractNum w:abstractNumId="45" w15:restartNumberingAfterBreak="0">
     <w:nsid w:val="7C48287E"/>
     <w:multiLevelType w:val="hybridMultilevel"/>
     <w:tmpl w:val="6BD8C1A4"/>
@@ -16322,129 +18312,141 @@
     <w:abstractNumId w:val="19"/>
   </w:num>
   <w:num w:numId="2" w16cid:durableId="1103913057">
-    <w:abstractNumId w:val="38"/>
+    <w:abstractNumId w:val="41"/>
   </w:num>
   <w:num w:numId="3" w16cid:durableId="1856069382">
     <w:abstractNumId w:val="22"/>
   </w:num>
   <w:num w:numId="4" w16cid:durableId="1496994001">
-    <w:abstractNumId w:val="9"/>
+    <w:abstractNumId w:val="10"/>
   </w:num>
   <w:num w:numId="5" w16cid:durableId="1195771119">
-    <w:abstractNumId w:val="5"/>
+    <w:abstractNumId w:val="6"/>
   </w:num>
   <w:num w:numId="6" w16cid:durableId="1199195851">
-    <w:abstractNumId w:val="6"/>
+    <w:abstractNumId w:val="7"/>
   </w:num>
   <w:num w:numId="7" w16cid:durableId="1712726591">
-    <w:abstractNumId w:val="10"/>
+    <w:abstractNumId w:val="11"/>
   </w:num>
   <w:num w:numId="8" w16cid:durableId="563957110">
-    <w:abstractNumId w:val="37"/>
+    <w:abstractNumId w:val="40"/>
   </w:num>
   <w:num w:numId="9" w16cid:durableId="1885485576">
     <w:abstractNumId w:val="0"/>
   </w:num>
   <w:num w:numId="10" w16cid:durableId="1358850297">
-    <w:abstractNumId w:val="32"/>
+    <w:abstractNumId w:val="37"/>
   </w:num>
   <w:num w:numId="11" w16cid:durableId="758063297">
-    <w:abstractNumId w:val="39"/>
+    <w:abstractNumId w:val="43"/>
   </w:num>
   <w:num w:numId="12" w16cid:durableId="1931501378">
-    <w:abstractNumId w:val="27"/>
+    <w:abstractNumId w:val="29"/>
   </w:num>
   <w:num w:numId="13" w16cid:durableId="868834784">
-    <w:abstractNumId w:val="4"/>
+    <w:abstractNumId w:val="5"/>
   </w:num>
   <w:num w:numId="14" w16cid:durableId="1239318422">
-    <w:abstractNumId w:val="31"/>
+    <w:abstractNumId w:val="35"/>
   </w:num>
   <w:num w:numId="15" w16cid:durableId="1207526209">
     <w:abstractNumId w:val="1"/>
   </w:num>
   <w:num w:numId="16" w16cid:durableId="747118760">
-    <w:abstractNumId w:val="7"/>
+    <w:abstractNumId w:val="8"/>
   </w:num>
   <w:num w:numId="17" w16cid:durableId="364715367">
-    <w:abstractNumId w:val="11"/>
+    <w:abstractNumId w:val="12"/>
   </w:num>
   <w:num w:numId="18" w16cid:durableId="1387335511">
+    <w:abstractNumId w:val="16"/>
+  </w:num>
+  <w:num w:numId="19" w16cid:durableId="249120166">
     <w:abstractNumId w:val="15"/>
   </w:num>
-  <w:num w:numId="19" w16cid:durableId="249120166">
-    <w:abstractNumId w:val="14"/>
-  </w:num>
   <w:num w:numId="20" w16cid:durableId="46338776">
-    <w:abstractNumId w:val="35"/>
+    <w:abstractNumId w:val="38"/>
   </w:num>
   <w:num w:numId="21" w16cid:durableId="1169827319">
-    <w:abstractNumId w:val="12"/>
+    <w:abstractNumId w:val="13"/>
   </w:num>
   <w:num w:numId="22" w16cid:durableId="1333680589">
-    <w:abstractNumId w:val="16"/>
+    <w:abstractNumId w:val="17"/>
   </w:num>
   <w:num w:numId="23" w16cid:durableId="118576758">
-    <w:abstractNumId w:val="29"/>
+    <w:abstractNumId w:val="33"/>
   </w:num>
   <w:num w:numId="24" w16cid:durableId="479464540">
     <w:abstractNumId w:val="21"/>
   </w:num>
   <w:num w:numId="25" w16cid:durableId="2040660550">
+    <w:abstractNumId w:val="32"/>
+  </w:num>
+  <w:num w:numId="26" w16cid:durableId="1186821032">
+    <w:abstractNumId w:val="34"/>
+  </w:num>
+  <w:num w:numId="27" w16cid:durableId="1038433650">
     <w:abstractNumId w:val="28"/>
   </w:num>
-  <w:num w:numId="26" w16cid:durableId="1186821032">
-    <w:abstractNumId w:val="30"/>
-  </w:num>
-  <w:num w:numId="27" w16cid:durableId="1038433650">
-    <w:abstractNumId w:val="26"/>
-  </w:num>
   <w:num w:numId="28" w16cid:durableId="404226405">
-    <w:abstractNumId w:val="24"/>
+    <w:abstractNumId w:val="25"/>
   </w:num>
   <w:num w:numId="29" w16cid:durableId="553660694">
     <w:abstractNumId w:val="18"/>
   </w:num>
   <w:num w:numId="30" w16cid:durableId="527526584">
+    <w:abstractNumId w:val="3"/>
+  </w:num>
+  <w:num w:numId="31" w16cid:durableId="1593195618">
+    <w:abstractNumId w:val="20"/>
+  </w:num>
+  <w:num w:numId="32" w16cid:durableId="772941874">
+    <w:abstractNumId w:val="27"/>
+  </w:num>
+  <w:num w:numId="33" w16cid:durableId="1548640658">
+    <w:abstractNumId w:val="45"/>
+  </w:num>
+  <w:num w:numId="34" w16cid:durableId="1392582688">
+    <w:abstractNumId w:val="44"/>
+  </w:num>
+  <w:num w:numId="35" w16cid:durableId="406271038">
+    <w:abstractNumId w:val="14"/>
+  </w:num>
+  <w:num w:numId="36" w16cid:durableId="294601879">
+    <w:abstractNumId w:val="39"/>
+  </w:num>
+  <w:num w:numId="37" w16cid:durableId="481434885">
+    <w:abstractNumId w:val="9"/>
+  </w:num>
+  <w:num w:numId="38" w16cid:durableId="332102902">
+    <w:abstractNumId w:val="4"/>
+  </w:num>
+  <w:num w:numId="39" w16cid:durableId="430199758">
+    <w:abstractNumId w:val="23"/>
+  </w:num>
+  <w:num w:numId="40" w16cid:durableId="642390285">
+    <w:abstractNumId w:val="42"/>
+  </w:num>
+  <w:num w:numId="41" w16cid:durableId="721364065">
+    <w:abstractNumId w:val="24"/>
+  </w:num>
+  <w:num w:numId="42" w16cid:durableId="114719956">
+    <w:abstractNumId w:val="36"/>
+  </w:num>
+  <w:num w:numId="43" w16cid:durableId="294868811">
+    <w:abstractNumId w:val="26"/>
+  </w:num>
+  <w:num w:numId="44" w16cid:durableId="1399784200">
+    <w:abstractNumId w:val="31"/>
+  </w:num>
+  <w:num w:numId="45" w16cid:durableId="368339728">
+    <w:abstractNumId w:val="30"/>
+  </w:num>
+  <w:num w:numId="46" w16cid:durableId="1710451595">
     <w:abstractNumId w:val="2"/>
   </w:num>
-  <w:num w:numId="31" w16cid:durableId="1917595865">
-    <w:abstractNumId w:val="34"/>
-  </w:num>
-  <w:num w:numId="32" w16cid:durableId="1273510537">
-    <w:abstractNumId w:val="17"/>
-  </w:num>
-  <w:num w:numId="33" w16cid:durableId="773785405">
-    <w:abstractNumId w:val="33"/>
-  </w:num>
-  <w:num w:numId="34" w16cid:durableId="1593195618">
-    <w:abstractNumId w:val="20"/>
-  </w:num>
-  <w:num w:numId="35" w16cid:durableId="772941874">
-    <w:abstractNumId w:val="25"/>
-  </w:num>
-  <w:num w:numId="36" w16cid:durableId="1548640658">
-    <w:abstractNumId w:val="41"/>
-  </w:num>
-  <w:num w:numId="37" w16cid:durableId="1392582688">
-    <w:abstractNumId w:val="40"/>
-  </w:num>
-  <w:num w:numId="38" w16cid:durableId="406271038">
-    <w:abstractNumId w:val="13"/>
-  </w:num>
-  <w:num w:numId="39" w16cid:durableId="294601879">
-    <w:abstractNumId w:val="36"/>
-  </w:num>
-  <w:num w:numId="40" w16cid:durableId="481434885">
-    <w:abstractNumId w:val="8"/>
-  </w:num>
-  <w:num w:numId="41" w16cid:durableId="332102902">
-    <w:abstractNumId w:val="3"/>
-  </w:num>
-  <w:num w:numId="42" w16cid:durableId="430199758">
-    <w:abstractNumId w:val="23"/>
-  </w:num>
-  <w:numIdMacAtCleanup w:val="22"/>
+  <w:numIdMacAtCleanup w:val="46"/>
 </w:numbering>
 </file>
 

--- a/capstone_project_brief.docx
+++ b/capstone_project_brief.docx
@@ -8248,10 +8248,7 @@
     </w:p>
     <w:p>
       <w:r>
-        <w:t xml:space="preserve">Module 18.1: </w:t>
-      </w:r>
-      <w:r>
-        <w:t>Reflection on the future of hyperparameter tuning</w:t>
+        <w:t>Module 18.1: Reflection on the future of hyperparameter tuning</w:t>
       </w:r>
     </w:p>
     <w:p/>
@@ -11036,6 +11033,1801 @@
           <w:szCs w:val="22"/>
         </w:rPr>
       </w:pPr>
+      <w:r>
+        <w:rPr>
+          <w:sz w:val="22"/>
+          <w:szCs w:val="22"/>
+        </w:rPr>
+        <w:t>*******************************************</w:t>
+      </w:r>
+    </w:p>
+    <w:p>
+      <w:pPr>
+        <w:rPr>
+          <w:sz w:val="22"/>
+          <w:szCs w:val="22"/>
+        </w:rPr>
+      </w:pPr>
+      <w:r>
+        <w:rPr>
+          <w:sz w:val="22"/>
+          <w:szCs w:val="22"/>
+        </w:rPr>
+        <w:t xml:space="preserve">Week 8 </w:t>
+      </w:r>
+      <w:r>
+        <w:rPr>
+          <w:sz w:val="22"/>
+          <w:szCs w:val="22"/>
+        </w:rPr>
+        <w:t>–</w:t>
+      </w:r>
+      <w:r>
+        <w:rPr>
+          <w:sz w:val="22"/>
+          <w:szCs w:val="22"/>
+        </w:rPr>
+        <w:t xml:space="preserve"> Caps</w:t>
+      </w:r>
+      <w:r>
+        <w:rPr>
+          <w:sz w:val="22"/>
+          <w:szCs w:val="22"/>
+        </w:rPr>
+        <w:t>tone</w:t>
+      </w:r>
+    </w:p>
+    <w:p>
+      <w:pPr>
+        <w:rPr>
+          <w:b/>
+          <w:bCs/>
+          <w:sz w:val="22"/>
+          <w:szCs w:val="22"/>
+        </w:rPr>
+      </w:pPr>
+      <w:r>
+        <w:rPr>
+          <w:b/>
+          <w:bCs/>
+          <w:sz w:val="22"/>
+          <w:szCs w:val="22"/>
+        </w:rPr>
+        <w:t>Which prompt patterns (zero-shot, few-shot, etc.) did you use, and why? What changed when you simplified vs structured the prompt?</w:t>
+      </w:r>
+    </w:p>
+    <w:p>
+      <w:pPr>
+        <w:rPr>
+          <w:sz w:val="22"/>
+          <w:szCs w:val="22"/>
+        </w:rPr>
+      </w:pPr>
+      <w:r>
+        <w:rPr>
+          <w:sz w:val="22"/>
+          <w:szCs w:val="22"/>
+        </w:rPr>
+        <w:t>We implemented a Few-Shot Structured In-Context Learning Prompt Pattern.</w:t>
+      </w:r>
+      <w:r>
+        <w:rPr>
+          <w:sz w:val="22"/>
+          <w:szCs w:val="22"/>
+        </w:rPr>
+        <w:t xml:space="preserve"> </w:t>
+      </w:r>
+      <w:r>
+        <w:rPr>
+          <w:sz w:val="22"/>
+          <w:szCs w:val="22"/>
+        </w:rPr>
+        <w:t xml:space="preserve"> In black-box optimi</w:t>
+      </w:r>
+      <w:r>
+        <w:rPr>
+          <w:sz w:val="22"/>
+          <w:szCs w:val="22"/>
+        </w:rPr>
+        <w:t>s</w:t>
+      </w:r>
+      <w:r>
+        <w:rPr>
+          <w:sz w:val="22"/>
+          <w:szCs w:val="22"/>
+        </w:rPr>
+        <w:t>ation, zero-shot prompting leads to unconstrained hallucinations, such as generating out-of-bound coordinates outside the unit hypercube (0, 1) or malformed delimiters.</w:t>
+      </w:r>
+      <w:r>
+        <w:rPr>
+          <w:sz w:val="22"/>
+          <w:szCs w:val="22"/>
+        </w:rPr>
+        <w:t xml:space="preserve"> </w:t>
+      </w:r>
+      <w:r>
+        <w:rPr>
+          <w:sz w:val="22"/>
+          <w:szCs w:val="22"/>
+        </w:rPr>
+        <w:t xml:space="preserve"> Few-shot exemplars provide explicit in-context demonstrations of historical input-output pairs across sequential rounds, constraining the model's structural attention.</w:t>
+      </w:r>
+    </w:p>
+    <w:p>
+      <w:pPr>
+        <w:rPr>
+          <w:sz w:val="22"/>
+          <w:szCs w:val="22"/>
+        </w:rPr>
+      </w:pPr>
+      <w:r>
+        <w:rPr>
+          <w:sz w:val="22"/>
+          <w:szCs w:val="22"/>
+        </w:rPr>
+        <w:lastRenderedPageBreak/>
+        <w:t xml:space="preserve">Simplifying prompts (such as requesting a "good query for Function 5") caused formatting drift, missing dimensions, and unguided coordinate guessing. </w:t>
+      </w:r>
+      <w:r>
+        <w:rPr>
+          <w:sz w:val="22"/>
+          <w:szCs w:val="22"/>
+        </w:rPr>
+        <w:t xml:space="preserve"> </w:t>
+      </w:r>
+      <w:r>
+        <w:rPr>
+          <w:sz w:val="22"/>
+          <w:szCs w:val="22"/>
+        </w:rPr>
+        <w:t>Structuring prompts with explicit System Roles, XML field delimiters, and 5 historical input-output exemplars forced strict schema compliance (x1-x2-...-</w:t>
+      </w:r>
+      <w:proofErr w:type="spellStart"/>
+      <w:r>
+        <w:rPr>
+          <w:sz w:val="22"/>
+          <w:szCs w:val="22"/>
+        </w:rPr>
+        <w:t>xn</w:t>
+      </w:r>
+      <w:proofErr w:type="spellEnd"/>
+      <w:r>
+        <w:rPr>
+          <w:sz w:val="22"/>
+          <w:szCs w:val="22"/>
+        </w:rPr>
+        <w:t>) and focused reasoning on empirical trend gradients.</w:t>
+      </w:r>
+    </w:p>
+    <w:p>
+      <w:pPr>
+        <w:rPr>
+          <w:b/>
+          <w:bCs/>
+          <w:sz w:val="22"/>
+          <w:szCs w:val="22"/>
+        </w:rPr>
+      </w:pPr>
+      <w:r>
+        <w:rPr>
+          <w:b/>
+          <w:bCs/>
+          <w:sz w:val="22"/>
+          <w:szCs w:val="22"/>
+        </w:rPr>
+        <w:t>What temperature, top-p, top-k and max-tokens settings did you choose? How did they trade off coherence vs diversity? How did they affect your chosen query?</w:t>
+      </w:r>
+    </w:p>
+    <w:p>
+      <w:pPr>
+        <w:rPr>
+          <w:sz w:val="22"/>
+          <w:szCs w:val="22"/>
+        </w:rPr>
+      </w:pPr>
+      <w:r>
+        <w:rPr>
+          <w:sz w:val="22"/>
+          <w:szCs w:val="22"/>
+        </w:rPr>
+        <w:t>We selected a low-temperature, constrained decoding configuration:</w:t>
+      </w:r>
+    </w:p>
+    <w:p>
+      <w:pPr>
+        <w:pStyle w:val="ListParagraph"/>
+        <w:numPr>
+          <w:ilvl w:val="0"/>
+          <w:numId w:val="47"/>
+        </w:numPr>
+        <w:rPr>
+          <w:sz w:val="22"/>
+          <w:szCs w:val="22"/>
+        </w:rPr>
+      </w:pPr>
+      <w:r>
+        <w:rPr>
+          <w:sz w:val="22"/>
+          <w:szCs w:val="22"/>
+        </w:rPr>
+        <w:t>Temperature = 0.2: Low temperature minimi</w:t>
+      </w:r>
+      <w:r>
+        <w:rPr>
+          <w:sz w:val="22"/>
+          <w:szCs w:val="22"/>
+        </w:rPr>
+        <w:t>s</w:t>
+      </w:r>
+      <w:r>
+        <w:rPr>
+          <w:sz w:val="22"/>
+          <w:szCs w:val="22"/>
+        </w:rPr>
+        <w:t xml:space="preserve">ed stochastic sampling noise. </w:t>
+      </w:r>
+      <w:r>
+        <w:rPr>
+          <w:sz w:val="22"/>
+          <w:szCs w:val="22"/>
+        </w:rPr>
+        <w:t xml:space="preserve"> </w:t>
+      </w:r>
+      <w:r>
+        <w:rPr>
+          <w:sz w:val="22"/>
+          <w:szCs w:val="22"/>
+        </w:rPr>
+        <w:t xml:space="preserve">High temperature (&gt;0.8) introduced chaotic coordinate jitter, risking query budget waste. </w:t>
+      </w:r>
+      <w:r>
+        <w:rPr>
+          <w:sz w:val="22"/>
+          <w:szCs w:val="22"/>
+        </w:rPr>
+        <w:t xml:space="preserve"> </w:t>
+      </w:r>
+      <w:r>
+        <w:rPr>
+          <w:sz w:val="22"/>
+          <w:szCs w:val="22"/>
+        </w:rPr>
+        <w:t>Low temperature ensured deterministic, coherent compliance with mathematical constraints.</w:t>
+      </w:r>
+    </w:p>
+    <w:p>
+      <w:pPr>
+        <w:pStyle w:val="ListParagraph"/>
+        <w:numPr>
+          <w:ilvl w:val="0"/>
+          <w:numId w:val="47"/>
+        </w:numPr>
+        <w:rPr>
+          <w:sz w:val="22"/>
+          <w:szCs w:val="22"/>
+        </w:rPr>
+      </w:pPr>
+      <w:r>
+        <w:rPr>
+          <w:sz w:val="22"/>
+          <w:szCs w:val="22"/>
+        </w:rPr>
+        <w:t>Top-p (Nucleus Sampling) = 0.95: Excluded improbable low-probability tokens while preserving minor coordinate diversity near high-yield ridges.</w:t>
+      </w:r>
+    </w:p>
+    <w:p>
+      <w:pPr>
+        <w:pStyle w:val="ListParagraph"/>
+        <w:numPr>
+          <w:ilvl w:val="0"/>
+          <w:numId w:val="47"/>
+        </w:numPr>
+        <w:rPr>
+          <w:sz w:val="22"/>
+          <w:szCs w:val="22"/>
+        </w:rPr>
+      </w:pPr>
+      <w:r>
+        <w:rPr>
+          <w:sz w:val="22"/>
+          <w:szCs w:val="22"/>
+        </w:rPr>
+        <w:t>Top-k = 40: Restricted candidate token vocabulary strictly to numeric digits and standard string delimiters.</w:t>
+      </w:r>
+    </w:p>
+    <w:p>
+      <w:pPr>
+        <w:pStyle w:val="ListParagraph"/>
+        <w:numPr>
+          <w:ilvl w:val="0"/>
+          <w:numId w:val="47"/>
+        </w:numPr>
+        <w:rPr>
+          <w:sz w:val="22"/>
+          <w:szCs w:val="22"/>
+        </w:rPr>
+      </w:pPr>
+      <w:r>
+        <w:rPr>
+          <w:sz w:val="22"/>
+          <w:szCs w:val="22"/>
+        </w:rPr>
+        <w:t>Max-tokens = 1000: Prevented premature output truncation during multi-step cross-validation reasoning and query string formatting.</w:t>
+      </w:r>
+    </w:p>
+    <w:p>
+      <w:pPr>
+        <w:rPr>
+          <w:sz w:val="22"/>
+          <w:szCs w:val="22"/>
+        </w:rPr>
+      </w:pPr>
+      <w:r>
+        <w:rPr>
+          <w:sz w:val="22"/>
+          <w:szCs w:val="22"/>
+        </w:rPr>
+        <w:t xml:space="preserve">Low temperature </w:t>
+      </w:r>
+      <w:r>
+        <w:rPr>
+          <w:sz w:val="22"/>
+          <w:szCs w:val="22"/>
+        </w:rPr>
+        <w:t>‘</w:t>
+      </w:r>
+      <w:r>
+        <w:rPr>
+          <w:sz w:val="22"/>
+          <w:szCs w:val="22"/>
+        </w:rPr>
+        <w:t>trading off</w:t>
+      </w:r>
+      <w:r>
+        <w:rPr>
+          <w:sz w:val="22"/>
+          <w:szCs w:val="22"/>
+        </w:rPr>
+        <w:t>’</w:t>
+      </w:r>
+      <w:r>
+        <w:rPr>
+          <w:sz w:val="22"/>
+          <w:szCs w:val="22"/>
+        </w:rPr>
+        <w:t xml:space="preserve"> diversity for strict mathematical coherence enabled our framework to exploit Function 8's active subspace, unlocking </w:t>
+      </w:r>
+      <w:proofErr w:type="gramStart"/>
+      <w:r>
+        <w:rPr>
+          <w:sz w:val="22"/>
+          <w:szCs w:val="22"/>
+        </w:rPr>
+        <w:t>an all-time record</w:t>
+      </w:r>
+      <w:proofErr w:type="gramEnd"/>
+      <w:r>
+        <w:rPr>
+          <w:sz w:val="22"/>
+          <w:szCs w:val="22"/>
+        </w:rPr>
+        <w:t xml:space="preserve"> peak of y = 9.951309 this round.</w:t>
+      </w:r>
+    </w:p>
+    <w:p>
+      <w:pPr>
+        <w:rPr>
+          <w:b/>
+          <w:bCs/>
+          <w:sz w:val="22"/>
+          <w:szCs w:val="22"/>
+        </w:rPr>
+      </w:pPr>
+      <w:r>
+        <w:rPr>
+          <w:b/>
+          <w:bCs/>
+          <w:sz w:val="22"/>
+          <w:szCs w:val="22"/>
+        </w:rPr>
+        <w:t>Did token boundaries or unusual input strings affect the model’s behaviour? When did you notice token count limits or truncation influencing the outputs? If no such cases were observed, explain how you checked for those cases.</w:t>
+      </w:r>
+    </w:p>
+    <w:p>
+      <w:pPr>
+        <w:rPr>
+          <w:sz w:val="22"/>
+          <w:szCs w:val="22"/>
+        </w:rPr>
+      </w:pPr>
+      <w:r>
+        <w:rPr>
+          <w:sz w:val="22"/>
+          <w:szCs w:val="22"/>
+        </w:rPr>
+        <w:t xml:space="preserve">Floating-point numeric strings (such as 0.969673) are split by sub-word tokenizers into arbitrary byte-pair tokens (like "0.", "969", "673"). </w:t>
+      </w:r>
+      <w:r>
+        <w:rPr>
+          <w:sz w:val="22"/>
+          <w:szCs w:val="22"/>
+        </w:rPr>
+        <w:t xml:space="preserve"> </w:t>
+      </w:r>
+      <w:r>
+        <w:rPr>
+          <w:sz w:val="22"/>
+          <w:szCs w:val="22"/>
+        </w:rPr>
+        <w:t>Standard LLM tokenizers often mangle multi-digit floating-point values or strip bracketed arrays during text processing.</w:t>
+      </w:r>
+    </w:p>
+    <w:p>
+      <w:pPr>
+        <w:rPr>
+          <w:sz w:val="22"/>
+          <w:szCs w:val="22"/>
+        </w:rPr>
+      </w:pPr>
+      <w:r>
+        <w:rPr>
+          <w:sz w:val="22"/>
+          <w:szCs w:val="22"/>
+        </w:rPr>
+        <w:t>Safeguards and Verification: To prevent tokenization artifacts, we enforced standardi</w:t>
+      </w:r>
+      <w:r>
+        <w:rPr>
+          <w:sz w:val="22"/>
+          <w:szCs w:val="22"/>
+        </w:rPr>
+        <w:t>s</w:t>
+      </w:r>
+      <w:r>
+        <w:rPr>
+          <w:sz w:val="22"/>
+          <w:szCs w:val="22"/>
+        </w:rPr>
+        <w:t>ed 6-decimal string formatting (f"{x:.6f}") and substituted hyphenated plain text delimiters (</w:t>
+      </w:r>
+      <w:proofErr w:type="gramStart"/>
+      <w:r>
+        <w:rPr>
+          <w:sz w:val="22"/>
+          <w:szCs w:val="22"/>
+        </w:rPr>
+        <w:t>0.xxxxxx</w:t>
+      </w:r>
+      <w:proofErr w:type="gramEnd"/>
+      <w:r>
+        <w:rPr>
+          <w:sz w:val="22"/>
+          <w:szCs w:val="22"/>
+        </w:rPr>
+        <w:t>-</w:t>
+      </w:r>
+      <w:proofErr w:type="gramStart"/>
+      <w:r>
+        <w:rPr>
+          <w:sz w:val="22"/>
+          <w:szCs w:val="22"/>
+        </w:rPr>
+        <w:t>0.yyyyyy</w:t>
+      </w:r>
+      <w:proofErr w:type="gramEnd"/>
+      <w:r>
+        <w:rPr>
+          <w:sz w:val="22"/>
+          <w:szCs w:val="22"/>
+        </w:rPr>
+        <w:t xml:space="preserve">) for bracketed arrays. </w:t>
+      </w:r>
+      <w:r>
+        <w:rPr>
+          <w:sz w:val="22"/>
+          <w:szCs w:val="22"/>
+        </w:rPr>
+        <w:t xml:space="preserve"> </w:t>
+      </w:r>
+      <w:r>
+        <w:rPr>
+          <w:sz w:val="22"/>
+          <w:szCs w:val="22"/>
+        </w:rPr>
+        <w:t>We validated string parsing using automated regex checks prior to portal submission, confirming zero truncation or token-mangling failures across all 8 functions.</w:t>
+      </w:r>
+    </w:p>
+    <w:p>
+      <w:pPr>
+        <w:rPr>
+          <w:b/>
+          <w:bCs/>
+          <w:sz w:val="22"/>
+          <w:szCs w:val="22"/>
+        </w:rPr>
+      </w:pPr>
+      <w:r>
+        <w:rPr>
+          <w:b/>
+          <w:bCs/>
+          <w:sz w:val="22"/>
+          <w:szCs w:val="22"/>
+        </w:rPr>
+        <w:t>With 17 data points, what limitations did you encounter, such as prompt overfitting, attention focusing on irrelevant context or diminishing returns from longer inputs?</w:t>
+      </w:r>
+    </w:p>
+    <w:p>
+      <w:pPr>
+        <w:rPr>
+          <w:sz w:val="22"/>
+          <w:szCs w:val="22"/>
+        </w:rPr>
+      </w:pPr>
+      <w:r>
+        <w:rPr>
+          <w:sz w:val="22"/>
+          <w:szCs w:val="22"/>
+        </w:rPr>
+        <w:t>As evaluation datasets expanded to 17+ points per function (reaching 47 points in Function 8), raw text context prompts triggered clear attentional limitations:</w:t>
+      </w:r>
+    </w:p>
+    <w:p>
+      <w:pPr>
+        <w:pStyle w:val="ListParagraph"/>
+        <w:numPr>
+          <w:ilvl w:val="0"/>
+          <w:numId w:val="48"/>
+        </w:numPr>
+        <w:rPr>
+          <w:sz w:val="22"/>
+          <w:szCs w:val="22"/>
+        </w:rPr>
+      </w:pPr>
+      <w:r>
+        <w:rPr>
+          <w:sz w:val="22"/>
+          <w:szCs w:val="22"/>
+        </w:rPr>
+        <w:t>Attention Fragmentation ("Lost in the Middle"): Passing long unformatted point histories caused LLM attention mechanisms to over-weight early initial points or recent queries while ignoring intermediate gradient trends.</w:t>
+      </w:r>
+    </w:p>
+    <w:p>
+      <w:pPr>
+        <w:pStyle w:val="ListParagraph"/>
+        <w:numPr>
+          <w:ilvl w:val="0"/>
+          <w:numId w:val="48"/>
+        </w:numPr>
+        <w:rPr>
+          <w:sz w:val="22"/>
+          <w:szCs w:val="22"/>
+        </w:rPr>
+      </w:pPr>
+      <w:r>
+        <w:rPr>
+          <w:sz w:val="22"/>
+          <w:szCs w:val="22"/>
+        </w:rPr>
+        <w:t xml:space="preserve">Prompt Overfitting and Diminishing Returns: Appending raw text logs increased context length without improving decision quality. </w:t>
+      </w:r>
+      <w:r>
+        <w:rPr>
+          <w:sz w:val="22"/>
+          <w:szCs w:val="22"/>
+        </w:rPr>
+        <w:t xml:space="preserve"> </w:t>
+      </w:r>
+      <w:r>
+        <w:rPr>
+          <w:sz w:val="22"/>
+          <w:szCs w:val="22"/>
+        </w:rPr>
+        <w:t>We eliminated prompt overfitting by passing pre-</w:t>
+      </w:r>
+      <w:r>
+        <w:rPr>
+          <w:sz w:val="22"/>
+          <w:szCs w:val="22"/>
+        </w:rPr>
+        <w:lastRenderedPageBreak/>
+        <w:t>computed statistical summaries</w:t>
+      </w:r>
+      <w:r>
+        <w:rPr>
+          <w:sz w:val="22"/>
+          <w:szCs w:val="22"/>
+        </w:rPr>
+        <w:t xml:space="preserve"> (</w:t>
+      </w:r>
+      <w:r>
+        <w:rPr>
+          <w:sz w:val="22"/>
+          <w:szCs w:val="22"/>
+        </w:rPr>
+        <w:t>including top-performing coordinates, 5-fold CV model rankings, and Gini feature importances</w:t>
+      </w:r>
+      <w:r>
+        <w:rPr>
+          <w:sz w:val="22"/>
+          <w:szCs w:val="22"/>
+        </w:rPr>
+        <w:t xml:space="preserve">) </w:t>
+      </w:r>
+      <w:r>
+        <w:rPr>
+          <w:sz w:val="22"/>
+          <w:szCs w:val="22"/>
+        </w:rPr>
+        <w:t>reducing context noise and maximi</w:t>
+      </w:r>
+      <w:r>
+        <w:rPr>
+          <w:sz w:val="22"/>
+          <w:szCs w:val="22"/>
+        </w:rPr>
+        <w:t>s</w:t>
+      </w:r>
+      <w:r>
+        <w:rPr>
+          <w:sz w:val="22"/>
+          <w:szCs w:val="22"/>
+        </w:rPr>
+        <w:t>ing attention efficiency.</w:t>
+      </w:r>
+    </w:p>
+    <w:p>
+      <w:pPr>
+        <w:rPr>
+          <w:b/>
+          <w:bCs/>
+          <w:sz w:val="22"/>
+          <w:szCs w:val="22"/>
+        </w:rPr>
+      </w:pPr>
+      <w:r>
+        <w:rPr>
+          <w:b/>
+          <w:bCs/>
+          <w:sz w:val="22"/>
+          <w:szCs w:val="22"/>
+        </w:rPr>
+        <w:t>Which strategies did you try to reduce hallucinations? For example, did you use tighter instructions, retrieval of prior relevant information or constrain the output format?</w:t>
+      </w:r>
+    </w:p>
+    <w:p>
+      <w:pPr>
+        <w:rPr>
+          <w:sz w:val="22"/>
+          <w:szCs w:val="22"/>
+        </w:rPr>
+      </w:pPr>
+      <w:r>
+        <w:rPr>
+          <w:sz w:val="22"/>
+          <w:szCs w:val="22"/>
+        </w:rPr>
+        <w:t xml:space="preserve">We deployed a three-tier anti-hallucination </w:t>
+      </w:r>
+      <w:proofErr w:type="spellStart"/>
+      <w:r>
+        <w:rPr>
+          <w:sz w:val="22"/>
+          <w:szCs w:val="22"/>
+        </w:rPr>
+        <w:t>defense</w:t>
+      </w:r>
+      <w:proofErr w:type="spellEnd"/>
+      <w:r>
+        <w:rPr>
+          <w:sz w:val="22"/>
+          <w:szCs w:val="22"/>
+        </w:rPr>
+        <w:t>:</w:t>
+      </w:r>
+    </w:p>
+    <w:p>
+      <w:pPr>
+        <w:pStyle w:val="ListParagraph"/>
+        <w:numPr>
+          <w:ilvl w:val="0"/>
+          <w:numId w:val="49"/>
+        </w:numPr>
+        <w:rPr>
+          <w:sz w:val="22"/>
+          <w:szCs w:val="22"/>
+        </w:rPr>
+      </w:pPr>
+      <w:r>
+        <w:rPr>
+          <w:sz w:val="22"/>
+          <w:szCs w:val="22"/>
+        </w:rPr>
+        <w:t xml:space="preserve">Tighter System Instructions: Declared explicit numerical boundaries (0.000000 &lt;= </w:t>
+      </w:r>
+      <w:proofErr w:type="spellStart"/>
+      <w:r>
+        <w:rPr>
+          <w:sz w:val="22"/>
+          <w:szCs w:val="22"/>
+        </w:rPr>
+        <w:t>x_i</w:t>
+      </w:r>
+      <w:proofErr w:type="spellEnd"/>
+      <w:r>
+        <w:rPr>
+          <w:sz w:val="22"/>
+          <w:szCs w:val="22"/>
+        </w:rPr>
+        <w:t xml:space="preserve"> &lt;= 1.000000) and zero-tolerance rules for out-of-bound values.</w:t>
+      </w:r>
+    </w:p>
+    <w:p>
+      <w:pPr>
+        <w:pStyle w:val="ListParagraph"/>
+        <w:numPr>
+          <w:ilvl w:val="0"/>
+          <w:numId w:val="49"/>
+        </w:numPr>
+        <w:rPr>
+          <w:sz w:val="22"/>
+          <w:szCs w:val="22"/>
+        </w:rPr>
+      </w:pPr>
+      <w:r>
+        <w:rPr>
+          <w:sz w:val="22"/>
+          <w:szCs w:val="22"/>
+        </w:rPr>
+        <w:t>Retrieval-Augmented Telemetry (RAG): Ingested exact NumPy arrays, 5-fold cross-validation MSE scores, and range-scaled expected improvement values directly into context.</w:t>
+      </w:r>
+    </w:p>
+    <w:p>
+      <w:pPr>
+        <w:pStyle w:val="ListParagraph"/>
+        <w:numPr>
+          <w:ilvl w:val="0"/>
+          <w:numId w:val="49"/>
+        </w:numPr>
+        <w:rPr>
+          <w:sz w:val="22"/>
+          <w:szCs w:val="22"/>
+        </w:rPr>
+      </w:pPr>
+      <w:r>
+        <w:rPr>
+          <w:sz w:val="22"/>
+          <w:szCs w:val="22"/>
+        </w:rPr>
+        <w:t>Constrained Output Schema: Enforced seriali</w:t>
+      </w:r>
+      <w:r>
+        <w:rPr>
+          <w:sz w:val="22"/>
+          <w:szCs w:val="22"/>
+        </w:rPr>
+        <w:t>s</w:t>
+      </w:r>
+      <w:r>
+        <w:rPr>
+          <w:sz w:val="22"/>
+          <w:szCs w:val="22"/>
+        </w:rPr>
+        <w:t>ed JSON outputs and exact string templates (x1-x2-...-</w:t>
+      </w:r>
+      <w:proofErr w:type="spellStart"/>
+      <w:r>
+        <w:rPr>
+          <w:sz w:val="22"/>
+          <w:szCs w:val="22"/>
+        </w:rPr>
+        <w:t>xn</w:t>
+      </w:r>
+      <w:proofErr w:type="spellEnd"/>
+      <w:r>
+        <w:rPr>
+          <w:sz w:val="22"/>
+          <w:szCs w:val="22"/>
+        </w:rPr>
+        <w:t>).</w:t>
+      </w:r>
+    </w:p>
+    <w:p>
+      <w:pPr>
+        <w:rPr>
+          <w:sz w:val="22"/>
+          <w:szCs w:val="22"/>
+        </w:rPr>
+      </w:pPr>
+      <w:r>
+        <w:rPr>
+          <w:sz w:val="22"/>
+          <w:szCs w:val="22"/>
+        </w:rPr>
+        <w:t>This multi-layer constraint system eliminated hallucinated coordinates, ensuring every proposed query remained strictly valid.</w:t>
+      </w:r>
+    </w:p>
+    <w:p>
+      <w:pPr>
+        <w:rPr>
+          <w:b/>
+          <w:bCs/>
+          <w:sz w:val="22"/>
+          <w:szCs w:val="22"/>
+        </w:rPr>
+      </w:pPr>
+      <w:r>
+        <w:rPr>
+          <w:b/>
+          <w:bCs/>
+          <w:sz w:val="22"/>
+          <w:szCs w:val="22"/>
+        </w:rPr>
+        <w:t>In future rounds, how would you scale your prompting and decoding strategies when working with larger data sets or more complex LLMs?</w:t>
+      </w:r>
+    </w:p>
+    <w:p>
+      <w:pPr>
+        <w:rPr>
+          <w:sz w:val="22"/>
+          <w:szCs w:val="22"/>
+        </w:rPr>
+      </w:pPr>
+      <w:r>
+        <w:rPr>
+          <w:sz w:val="22"/>
+          <w:szCs w:val="22"/>
+        </w:rPr>
+        <w:t>To scale prompting and decoding for larger datasets (100+ points) and complex models:</w:t>
+      </w:r>
+    </w:p>
+    <w:p>
+      <w:pPr>
+        <w:pStyle w:val="ListParagraph"/>
+        <w:numPr>
+          <w:ilvl w:val="0"/>
+          <w:numId w:val="50"/>
+        </w:numPr>
+        <w:rPr>
+          <w:sz w:val="22"/>
+          <w:szCs w:val="22"/>
+        </w:rPr>
+      </w:pPr>
+      <w:r>
+        <w:rPr>
+          <w:sz w:val="22"/>
+          <w:szCs w:val="22"/>
+        </w:rPr>
+        <w:t>k-NN Vector Retrieval RAG: Rather than dumping full text history, we will retrieve only the k-nearest historical evaluations surrounding the target query candidate region.</w:t>
+      </w:r>
+    </w:p>
+    <w:p>
+      <w:pPr>
+        <w:pStyle w:val="ListParagraph"/>
+        <w:numPr>
+          <w:ilvl w:val="0"/>
+          <w:numId w:val="50"/>
+        </w:numPr>
+        <w:rPr>
+          <w:sz w:val="22"/>
+          <w:szCs w:val="22"/>
+        </w:rPr>
+      </w:pPr>
+      <w:r>
+        <w:rPr>
+          <w:sz w:val="22"/>
+          <w:szCs w:val="22"/>
+        </w:rPr>
+        <w:t>LLM Tool-Calling Execution: We will transition from predicting numeric text strings directly to LLM Tool-Calling (Function Calling), allowing the LLM to write and execute Python scikit-learn optimi</w:t>
+      </w:r>
+      <w:r>
+        <w:rPr>
+          <w:sz w:val="22"/>
+          <w:szCs w:val="22"/>
+        </w:rPr>
+        <w:t>s</w:t>
+      </w:r>
+      <w:r>
+        <w:rPr>
+          <w:sz w:val="22"/>
+          <w:szCs w:val="22"/>
+        </w:rPr>
+        <w:t>ation scripts deterministically.</w:t>
+      </w:r>
+    </w:p>
+    <w:p>
+      <w:pPr>
+        <w:rPr>
+          <w:b/>
+          <w:bCs/>
+          <w:sz w:val="22"/>
+          <w:szCs w:val="22"/>
+        </w:rPr>
+      </w:pPr>
+      <w:r>
+        <w:rPr>
+          <w:b/>
+          <w:bCs/>
+          <w:sz w:val="22"/>
+          <w:szCs w:val="22"/>
+        </w:rPr>
+        <w:t>How did these design choices for prompts and decoding help you think like a practitioner balancing exploration, risk and computational constraints in a black-box setting with incomplete information?</w:t>
+      </w:r>
+    </w:p>
+    <w:p>
+      <w:pPr>
+        <w:rPr>
+          <w:sz w:val="22"/>
+          <w:szCs w:val="22"/>
+        </w:rPr>
+      </w:pPr>
+      <w:r>
+        <w:rPr>
+          <w:sz w:val="22"/>
+          <w:szCs w:val="22"/>
+        </w:rPr>
+        <w:t>Professional AI practitioners recogni</w:t>
+      </w:r>
+      <w:r>
+        <w:rPr>
+          <w:sz w:val="22"/>
+          <w:szCs w:val="22"/>
+        </w:rPr>
+        <w:t>s</w:t>
+      </w:r>
+      <w:r>
+        <w:rPr>
+          <w:sz w:val="22"/>
+          <w:szCs w:val="22"/>
+        </w:rPr>
+        <w:t xml:space="preserve">e that LLMs are non-deterministic reasoning engines requiring strict deterministic guardrails. </w:t>
+      </w:r>
+      <w:r>
+        <w:rPr>
+          <w:sz w:val="22"/>
+          <w:szCs w:val="22"/>
+        </w:rPr>
+        <w:t xml:space="preserve"> </w:t>
+      </w:r>
+      <w:r>
+        <w:rPr>
+          <w:sz w:val="22"/>
+          <w:szCs w:val="22"/>
+        </w:rPr>
+        <w:t>Wrapping low-temperature decoding within structured retrieval telemetry taught us to treat LLMs as orchestrators rather than numeric calculators, balancing high-yield exploitation against exploratory risk under strict weekly query limits.</w:t>
+      </w:r>
+    </w:p>
+    <w:p>
+      <w:pPr>
+        <w:rPr>
+          <w:b/>
+          <w:bCs/>
+          <w:sz w:val="22"/>
+          <w:szCs w:val="22"/>
+        </w:rPr>
+      </w:pPr>
+      <w:r>
+        <w:rPr>
+          <w:b/>
+          <w:bCs/>
+          <w:sz w:val="22"/>
+          <w:szCs w:val="22"/>
+        </w:rPr>
+        <w:t>Do</w:t>
+      </w:r>
+      <w:r>
+        <w:rPr>
+          <w:b/>
+          <w:bCs/>
+          <w:sz w:val="22"/>
+          <w:szCs w:val="22"/>
+        </w:rPr>
+        <w:t xml:space="preserve"> structured prompts reduce uncertainty enough to justify more exploitation, or do you still explore new regions because attention is finite and tokenisation can mangle edge cases? As your data grows to 17 points, do you see signs of prompt overfitting, tokenisation artefacts or diminishing returns from longer context windows?</w:t>
+      </w:r>
+    </w:p>
+    <w:p>
+      <w:pPr>
+        <w:rPr>
+          <w:sz w:val="22"/>
+          <w:szCs w:val="22"/>
+        </w:rPr>
+      </w:pPr>
+      <w:r>
+        <w:rPr>
+          <w:sz w:val="22"/>
+          <w:szCs w:val="22"/>
+        </w:rPr>
+        <w:t>Structured prompts paired with Gaussian Process cross-validation significantly reduce epistemic uncertainty near confirmed peaks, fully justifying deep exploitation along high-yield ridges</w:t>
+      </w:r>
+      <w:r>
+        <w:rPr>
+          <w:sz w:val="22"/>
+          <w:szCs w:val="22"/>
+        </w:rPr>
+        <w:t xml:space="preserve"> (</w:t>
+      </w:r>
+      <w:r>
+        <w:rPr>
+          <w:sz w:val="22"/>
+          <w:szCs w:val="22"/>
+        </w:rPr>
+        <w:t>as demonstrated by Function 5 reaching 5893.21 and Function 8 achieving its new record of 9.951309</w:t>
+      </w:r>
+      <w:r>
+        <w:rPr>
+          <w:sz w:val="22"/>
+          <w:szCs w:val="22"/>
+        </w:rPr>
+        <w:t>)</w:t>
+      </w:r>
+      <w:r>
+        <w:rPr>
+          <w:sz w:val="22"/>
+          <w:szCs w:val="22"/>
+        </w:rPr>
+        <w:t>.</w:t>
+      </w:r>
+    </w:p>
+    <w:p>
+      <w:pPr>
+        <w:rPr>
+          <w:sz w:val="22"/>
+          <w:szCs w:val="22"/>
+        </w:rPr>
+      </w:pPr>
+      <w:r>
+        <w:rPr>
+          <w:sz w:val="22"/>
+          <w:szCs w:val="22"/>
+        </w:rPr>
+        <w:lastRenderedPageBreak/>
+        <w:t xml:space="preserve">However, because finite attention windows can suffer from context fragmentation and sub-word tokenization can distort floating-point precision, pure exploitation is risky. </w:t>
+      </w:r>
+      <w:r>
+        <w:rPr>
+          <w:sz w:val="22"/>
+          <w:szCs w:val="22"/>
+        </w:rPr>
+        <w:t xml:space="preserve"> </w:t>
+      </w:r>
+      <w:r>
+        <w:rPr>
+          <w:sz w:val="22"/>
+          <w:szCs w:val="22"/>
+        </w:rPr>
+        <w:t xml:space="preserve">We maintain active exploration on uncertain functions (Functions 1 and 4) using range-scaled acquisition jitter. </w:t>
+      </w:r>
+      <w:r>
+        <w:rPr>
+          <w:sz w:val="22"/>
+          <w:szCs w:val="22"/>
+        </w:rPr>
+        <w:t xml:space="preserve"> </w:t>
+      </w:r>
+      <w:r>
+        <w:rPr>
+          <w:sz w:val="22"/>
+          <w:szCs w:val="22"/>
+        </w:rPr>
+        <w:t>At 17+ data points, raw context logs show clear diminishing returns; replacing raw logs with pre-computed surrogate telemetry completely resolves prompt overfitting and attention degradation.</w:t>
+      </w:r>
+    </w:p>
+    <w:p>
+      <w:pPr>
+        <w:rPr>
+          <w:sz w:val="22"/>
+          <w:szCs w:val="22"/>
+        </w:rPr>
+      </w:pPr>
+      <w:r>
+        <w:rPr>
+          <w:sz w:val="22"/>
+          <w:szCs w:val="22"/>
+        </w:rPr>
+        <w:t>************************************</w:t>
+      </w:r>
+    </w:p>
+    <w:p>
+      <w:pPr>
+        <w:rPr>
+          <w:sz w:val="22"/>
+          <w:szCs w:val="22"/>
+        </w:rPr>
+      </w:pPr>
+      <w:r>
+        <w:rPr>
+          <w:b/>
+          <w:bCs/>
+          <w:sz w:val="22"/>
+          <w:szCs w:val="22"/>
+        </w:rPr>
+        <w:t>Motivation and Downstream Utility</w:t>
+      </w:r>
+      <w:r>
+        <w:rPr>
+          <w:sz w:val="22"/>
+          <w:szCs w:val="22"/>
+        </w:rPr>
+        <w:t xml:space="preserve"> </w:t>
+      </w:r>
+    </w:p>
+    <w:p>
+      <w:pPr>
+        <w:rPr>
+          <w:sz w:val="22"/>
+          <w:szCs w:val="22"/>
+        </w:rPr>
+      </w:pPr>
+      <w:r>
+        <w:rPr>
+          <w:sz w:val="22"/>
+          <w:szCs w:val="22"/>
+        </w:rPr>
+        <w:t xml:space="preserve">Datasheets for datasets establish why data were originally gathered. </w:t>
+      </w:r>
+      <w:r>
+        <w:rPr>
+          <w:sz w:val="22"/>
+          <w:szCs w:val="22"/>
+        </w:rPr>
+        <w:t xml:space="preserve"> </w:t>
+      </w:r>
+      <w:r>
+        <w:rPr>
+          <w:sz w:val="22"/>
+          <w:szCs w:val="22"/>
+        </w:rPr>
+        <w:t xml:space="preserve">The Pima Indians Diabetes dataset was originally collected by the National Institute of Diabetes and Digestive and Kidney Diseases (NIDDK) to forecast diabetes mellitus onset in high-risk populations. </w:t>
+      </w:r>
+      <w:r>
+        <w:rPr>
+          <w:sz w:val="22"/>
+          <w:szCs w:val="22"/>
+        </w:rPr>
+        <w:t xml:space="preserve"> </w:t>
+      </w:r>
+      <w:r>
+        <w:rPr>
+          <w:sz w:val="22"/>
+          <w:szCs w:val="22"/>
+        </w:rPr>
+        <w:t>Stating motivation explicitly enables downstream practitioners to evaluate whether a dataset matches their specific operational domain, preventing inappropriate model transfer from controlled clinical research to general diagnostic screening (Gebru et al., 2021).</w:t>
+      </w:r>
+    </w:p>
+    <w:p>
+      <w:pPr>
+        <w:rPr>
+          <w:sz w:val="22"/>
+          <w:szCs w:val="22"/>
+        </w:rPr>
+      </w:pPr>
+      <w:r>
+        <w:rPr>
+          <w:b/>
+          <w:bCs/>
+          <w:sz w:val="22"/>
+          <w:szCs w:val="22"/>
+        </w:rPr>
+        <w:t>Feature Specifications and Model Interpretation</w:t>
+      </w:r>
+      <w:r>
+        <w:rPr>
+          <w:sz w:val="22"/>
+          <w:szCs w:val="22"/>
+        </w:rPr>
+        <w:t xml:space="preserve"> </w:t>
+      </w:r>
+    </w:p>
+    <w:p>
+      <w:pPr>
+        <w:rPr>
+          <w:sz w:val="22"/>
+          <w:szCs w:val="22"/>
+        </w:rPr>
+      </w:pPr>
+      <w:r>
+        <w:rPr>
+          <w:sz w:val="22"/>
+          <w:szCs w:val="22"/>
+        </w:rPr>
+        <w:t>Detailed documentation of features</w:t>
+      </w:r>
+      <w:r>
+        <w:rPr>
+          <w:sz w:val="22"/>
+          <w:szCs w:val="22"/>
+        </w:rPr>
+        <w:t xml:space="preserve"> (</w:t>
+      </w:r>
+      <w:r>
+        <w:rPr>
+          <w:sz w:val="22"/>
+          <w:szCs w:val="22"/>
+        </w:rPr>
+        <w:t>such as plasma glucose concentration, diastolic blood pressure, BMI, and age</w:t>
+      </w:r>
+      <w:r>
+        <w:rPr>
+          <w:sz w:val="22"/>
+          <w:szCs w:val="22"/>
+        </w:rPr>
+        <w:t xml:space="preserve">) </w:t>
+      </w:r>
+      <w:r>
+        <w:rPr>
+          <w:sz w:val="22"/>
+          <w:szCs w:val="22"/>
+        </w:rPr>
+        <w:t>provides essential boundaries for interpreting model behaviour.</w:t>
+      </w:r>
+      <w:r>
+        <w:rPr>
+          <w:sz w:val="22"/>
+          <w:szCs w:val="22"/>
+        </w:rPr>
+        <w:t xml:space="preserve"> </w:t>
+      </w:r>
+      <w:r>
+        <w:rPr>
+          <w:sz w:val="22"/>
+          <w:szCs w:val="22"/>
+        </w:rPr>
+        <w:t xml:space="preserve"> Crucially, standard clinical ranges highlight dataset anomalies</w:t>
+      </w:r>
+      <w:r>
+        <w:rPr>
+          <w:sz w:val="22"/>
+          <w:szCs w:val="22"/>
+        </w:rPr>
+        <w:t xml:space="preserve"> where,</w:t>
+      </w:r>
+      <w:r>
+        <w:rPr>
+          <w:sz w:val="22"/>
+          <w:szCs w:val="22"/>
+        </w:rPr>
+        <w:t xml:space="preserve"> </w:t>
+      </w:r>
+      <w:r>
+        <w:rPr>
+          <w:sz w:val="22"/>
+          <w:szCs w:val="22"/>
+        </w:rPr>
+        <w:t>i</w:t>
+      </w:r>
+      <w:r>
+        <w:rPr>
+          <w:sz w:val="22"/>
+          <w:szCs w:val="22"/>
+        </w:rPr>
+        <w:t>n this dataset, physiological variables like blood pressure or insulin frequently contain zero values.</w:t>
+      </w:r>
+      <w:r>
+        <w:rPr>
+          <w:sz w:val="22"/>
+          <w:szCs w:val="22"/>
+        </w:rPr>
+        <w:t xml:space="preserve">  </w:t>
+      </w:r>
+      <w:r>
+        <w:rPr>
+          <w:sz w:val="22"/>
+          <w:szCs w:val="22"/>
+        </w:rPr>
+        <w:t>Without explicit datasheet metadata indicating that zeros represent missing observations rather than true physiological values, machine learning algorithms risk learning biologically impossible baselines, severely compromising clinical interpretation.</w:t>
+      </w:r>
+    </w:p>
+    <w:p>
+      <w:pPr>
+        <w:rPr>
+          <w:sz w:val="22"/>
+          <w:szCs w:val="22"/>
+        </w:rPr>
+      </w:pPr>
+      <w:r>
+        <w:rPr>
+          <w:b/>
+          <w:bCs/>
+          <w:sz w:val="22"/>
+          <w:szCs w:val="22"/>
+        </w:rPr>
+        <w:t>Collection Provenance and Analytical Validity</w:t>
+      </w:r>
+      <w:r>
+        <w:rPr>
+          <w:sz w:val="22"/>
+          <w:szCs w:val="22"/>
+        </w:rPr>
+        <w:t xml:space="preserve"> </w:t>
+      </w:r>
+    </w:p>
+    <w:p>
+      <w:pPr>
+        <w:rPr>
+          <w:sz w:val="22"/>
+          <w:szCs w:val="22"/>
+        </w:rPr>
+      </w:pPr>
+      <w:r>
+        <w:rPr>
+          <w:sz w:val="22"/>
+          <w:szCs w:val="22"/>
+        </w:rPr>
+        <w:t>Recording the precise collection process and timeframe (females aged 21 and over of Pima Indian heritage) anchors analytical validity.</w:t>
+      </w:r>
+      <w:r>
+        <w:rPr>
+          <w:sz w:val="22"/>
+          <w:szCs w:val="22"/>
+        </w:rPr>
+        <w:t xml:space="preserve"> </w:t>
+      </w:r>
+      <w:r>
+        <w:rPr>
+          <w:sz w:val="22"/>
+          <w:szCs w:val="22"/>
+        </w:rPr>
+        <w:t xml:space="preserve"> Omitting provenance details introduces significant methodological risk: historical data collected under specific clinical parameters may suffer from temporal drift or sample selection bias.</w:t>
+      </w:r>
+      <w:r>
+        <w:rPr>
+          <w:sz w:val="22"/>
+          <w:szCs w:val="22"/>
+        </w:rPr>
+        <w:t xml:space="preserve"> </w:t>
+      </w:r>
+      <w:r>
+        <w:rPr>
+          <w:sz w:val="22"/>
+          <w:szCs w:val="22"/>
+        </w:rPr>
+        <w:t xml:space="preserve"> Deploying models trained on </w:t>
+      </w:r>
+      <w:proofErr w:type="spellStart"/>
+      <w:r>
+        <w:rPr>
+          <w:sz w:val="22"/>
+          <w:szCs w:val="22"/>
+        </w:rPr>
+        <w:t>uncontextualised</w:t>
+      </w:r>
+      <w:proofErr w:type="spellEnd"/>
+      <w:r>
+        <w:rPr>
+          <w:sz w:val="22"/>
+          <w:szCs w:val="22"/>
+        </w:rPr>
+        <w:t xml:space="preserve"> historical cohorts to contemporary, diverse populations risks severe algorithmic miscalibration (Smith et al., 1988).</w:t>
+      </w:r>
+    </w:p>
+    <w:p>
+      <w:pPr>
+        <w:rPr>
+          <w:sz w:val="22"/>
+          <w:szCs w:val="22"/>
+        </w:rPr>
+      </w:pPr>
+      <w:r>
+        <w:rPr>
+          <w:b/>
+          <w:bCs/>
+          <w:sz w:val="22"/>
+          <w:szCs w:val="22"/>
+        </w:rPr>
+        <w:t>Ethical Responsibilities and Vulnerable Populations</w:t>
+      </w:r>
+      <w:r>
+        <w:rPr>
+          <w:sz w:val="22"/>
+          <w:szCs w:val="22"/>
+        </w:rPr>
+        <w:t xml:space="preserve"> </w:t>
+      </w:r>
+    </w:p>
+    <w:p>
+      <w:pPr>
+        <w:rPr>
+          <w:sz w:val="22"/>
+          <w:szCs w:val="22"/>
+        </w:rPr>
+      </w:pPr>
+      <w:r>
+        <w:rPr>
+          <w:sz w:val="22"/>
+          <w:szCs w:val="22"/>
+        </w:rPr>
+        <w:t xml:space="preserve">When documenting datasets involving vulnerable or Indigenous communities, such as the Akimel O'odham (Pima), researchers carry an ethical duty to avoid deficit narratives and racial essentialism. </w:t>
+      </w:r>
+      <w:r>
+        <w:rPr>
+          <w:sz w:val="22"/>
+          <w:szCs w:val="22"/>
+        </w:rPr>
+        <w:t xml:space="preserve"> </w:t>
+      </w:r>
+      <w:r>
+        <w:rPr>
+          <w:sz w:val="22"/>
+          <w:szCs w:val="22"/>
+        </w:rPr>
+        <w:t>Datasheets enforce accountability by documenting community engagement, structural risk factors, and potential harms</w:t>
+      </w:r>
+      <w:r>
+        <w:rPr>
+          <w:sz w:val="22"/>
+          <w:szCs w:val="22"/>
+        </w:rPr>
+        <w:t xml:space="preserve"> and where r</w:t>
+      </w:r>
+      <w:r>
+        <w:rPr>
+          <w:sz w:val="22"/>
+          <w:szCs w:val="22"/>
+        </w:rPr>
+        <w:t>especting Indigenous data sovereignty</w:t>
+      </w:r>
+      <w:r>
+        <w:rPr>
+          <w:sz w:val="22"/>
+          <w:szCs w:val="22"/>
+        </w:rPr>
+        <w:t>,</w:t>
+      </w:r>
+      <w:r>
+        <w:rPr>
+          <w:sz w:val="22"/>
+          <w:szCs w:val="22"/>
+        </w:rPr>
+        <w:t xml:space="preserve"> builds institutional trust and ensures sensitive health data are not weaponised or used to stigmatise marginalised groups.</w:t>
+      </w:r>
+    </w:p>
+    <w:p>
+      <w:pPr>
+        <w:rPr>
+          <w:sz w:val="22"/>
+          <w:szCs w:val="22"/>
+        </w:rPr>
+      </w:pPr>
+      <w:r>
+        <w:rPr>
+          <w:b/>
+          <w:bCs/>
+          <w:sz w:val="22"/>
+          <w:szCs w:val="22"/>
+        </w:rPr>
+        <w:t>Transparency, Consent, and Responsible Use</w:t>
+      </w:r>
+      <w:r>
+        <w:rPr>
+          <w:sz w:val="22"/>
+          <w:szCs w:val="22"/>
+        </w:rPr>
+        <w:t xml:space="preserve"> </w:t>
+      </w:r>
+    </w:p>
+    <w:p>
+      <w:pPr>
+        <w:rPr>
+          <w:sz w:val="22"/>
+          <w:szCs w:val="22"/>
+        </w:rPr>
+      </w:pPr>
+      <w:r>
+        <w:rPr>
+          <w:sz w:val="22"/>
+          <w:szCs w:val="22"/>
+        </w:rPr>
+        <w:t>Responsible data stewardship demands explicit communication regarding privacy protocols, informed consent, and collection limitations.</w:t>
+      </w:r>
+      <w:r>
+        <w:rPr>
+          <w:sz w:val="22"/>
+          <w:szCs w:val="22"/>
+        </w:rPr>
+        <w:t xml:space="preserve"> </w:t>
+      </w:r>
+      <w:r>
+        <w:rPr>
+          <w:sz w:val="22"/>
+          <w:szCs w:val="22"/>
+        </w:rPr>
+        <w:t xml:space="preserve"> Datasheets must clarify whether participants </w:t>
+      </w:r>
+      <w:r>
+        <w:rPr>
+          <w:sz w:val="22"/>
+          <w:szCs w:val="22"/>
+        </w:rPr>
+        <w:lastRenderedPageBreak/>
+        <w:t>consented to secondary reuse and highlight inherent model biases, such as relying purely on genetic pedigree functions without accounting for socio-economic determinants.</w:t>
+      </w:r>
+      <w:r>
+        <w:rPr>
+          <w:sz w:val="22"/>
+          <w:szCs w:val="22"/>
+        </w:rPr>
+        <w:t xml:space="preserve"> </w:t>
+      </w:r>
+      <w:r>
+        <w:rPr>
+          <w:sz w:val="22"/>
+          <w:szCs w:val="22"/>
+        </w:rPr>
+        <w:t xml:space="preserve"> Transparently documenting community impacts ensures that healthcare applications deliver equitable outcomes rather than reinforcing existing health disparities.</w:t>
+      </w:r>
+    </w:p>
+    <w:p>
+      <w:pPr>
+        <w:rPr>
+          <w:sz w:val="22"/>
+          <w:szCs w:val="22"/>
+        </w:rPr>
+      </w:pPr>
+      <w:r>
+        <w:rPr>
+          <w:b/>
+          <w:bCs/>
+          <w:sz w:val="22"/>
+          <w:szCs w:val="22"/>
+        </w:rPr>
+        <w:t>Maintenance, Governance, and Reproducibility</w:t>
+      </w:r>
+      <w:r>
+        <w:rPr>
+          <w:sz w:val="22"/>
+          <w:szCs w:val="22"/>
+        </w:rPr>
+        <w:t xml:space="preserve"> </w:t>
+      </w:r>
+    </w:p>
+    <w:p>
+      <w:pPr>
+        <w:rPr>
+          <w:sz w:val="22"/>
+          <w:szCs w:val="22"/>
+        </w:rPr>
+      </w:pPr>
+      <w:r>
+        <w:rPr>
+          <w:sz w:val="22"/>
+          <w:szCs w:val="22"/>
+        </w:rPr>
+        <w:t>Explicitly recording dataset governance</w:t>
+      </w:r>
+      <w:r>
+        <w:rPr>
+          <w:sz w:val="22"/>
+          <w:szCs w:val="22"/>
+        </w:rPr>
+        <w:t xml:space="preserve"> (</w:t>
+      </w:r>
+      <w:r>
+        <w:rPr>
+          <w:sz w:val="22"/>
+          <w:szCs w:val="22"/>
+        </w:rPr>
+        <w:t>including maintenance roles and update protocols</w:t>
+      </w:r>
+      <w:r>
+        <w:rPr>
+          <w:sz w:val="22"/>
+          <w:szCs w:val="22"/>
+        </w:rPr>
+        <w:t xml:space="preserve">) </w:t>
+      </w:r>
+      <w:r>
+        <w:rPr>
+          <w:sz w:val="22"/>
+          <w:szCs w:val="22"/>
+        </w:rPr>
+        <w:t>is vital for scientific reproducibility</w:t>
+      </w:r>
+      <w:r>
+        <w:rPr>
+          <w:sz w:val="22"/>
+          <w:szCs w:val="22"/>
+        </w:rPr>
+        <w:t>, f</w:t>
+      </w:r>
+      <w:r>
+        <w:rPr>
+          <w:sz w:val="22"/>
+          <w:szCs w:val="22"/>
+        </w:rPr>
+        <w:t xml:space="preserve">or </w:t>
+      </w:r>
+      <w:r>
+        <w:rPr>
+          <w:sz w:val="22"/>
+          <w:szCs w:val="22"/>
+        </w:rPr>
+        <w:t>example</w:t>
+      </w:r>
+      <w:r>
+        <w:rPr>
+          <w:sz w:val="22"/>
+          <w:szCs w:val="22"/>
+        </w:rPr>
+        <w:t>, noting that Kaggle host versions indicate an expected update frequency of 'Never' or include custom pre-processing</w:t>
+      </w:r>
+      <w:r>
+        <w:rPr>
+          <w:sz w:val="22"/>
+          <w:szCs w:val="22"/>
+        </w:rPr>
+        <w:t xml:space="preserve">, </w:t>
+      </w:r>
+      <w:r>
+        <w:rPr>
+          <w:sz w:val="22"/>
+          <w:szCs w:val="22"/>
+        </w:rPr>
+        <w:t>allows researchers to trace modifications back to the original UCI repository.</w:t>
+      </w:r>
+      <w:r>
+        <w:rPr>
+          <w:sz w:val="22"/>
+          <w:szCs w:val="22"/>
+        </w:rPr>
+        <w:t xml:space="preserve"> </w:t>
+      </w:r>
+      <w:r>
+        <w:rPr>
+          <w:sz w:val="22"/>
+          <w:szCs w:val="22"/>
+        </w:rPr>
+        <w:t xml:space="preserve"> Clear version control and maintainer accountability ensure users can audit data lineage and benchmark model performance reliably over time.</w:t>
+      </w:r>
+    </w:p>
+    <w:p>
+      <w:pPr>
+        <w:rPr>
+          <w:b/>
+          <w:bCs/>
+          <w:sz w:val="22"/>
+          <w:szCs w:val="22"/>
+        </w:rPr>
+      </w:pPr>
+      <w:r>
+        <w:rPr>
+          <w:b/>
+          <w:bCs/>
+          <w:sz w:val="22"/>
+          <w:szCs w:val="22"/>
+        </w:rPr>
+        <w:t>Reference List</w:t>
+      </w:r>
+    </w:p>
+    <w:p>
+      <w:pPr>
+        <w:pStyle w:val="ListParagraph"/>
+        <w:numPr>
+          <w:ilvl w:val="0"/>
+          <w:numId w:val="52"/>
+        </w:numPr>
+        <w:rPr>
+          <w:sz w:val="22"/>
+          <w:szCs w:val="22"/>
+        </w:rPr>
+      </w:pPr>
+      <w:r>
+        <w:rPr>
+          <w:sz w:val="22"/>
+          <w:szCs w:val="22"/>
+        </w:rPr>
+        <w:t xml:space="preserve">Cheema, M.J.T. (2018) </w:t>
+      </w:r>
+      <w:r>
+        <w:rPr>
+          <w:i/>
+          <w:iCs/>
+          <w:sz w:val="22"/>
+          <w:szCs w:val="22"/>
+        </w:rPr>
+        <w:t>Pima Indians Diabetes Dataset</w:t>
+      </w:r>
+      <w:r>
+        <w:rPr>
+          <w:sz w:val="22"/>
+          <w:szCs w:val="22"/>
+        </w:rPr>
+        <w:t>. Available at: https://www.kaggle.com/datasets/jamaltariqcheema/pima-indians-diabetes-dataset (Accessed: 29 September 2026).</w:t>
+      </w:r>
+    </w:p>
+    <w:p>
+      <w:pPr>
+        <w:pStyle w:val="ListParagraph"/>
+        <w:numPr>
+          <w:ilvl w:val="0"/>
+          <w:numId w:val="52"/>
+        </w:numPr>
+        <w:rPr>
+          <w:sz w:val="22"/>
+          <w:szCs w:val="22"/>
+        </w:rPr>
+      </w:pPr>
+      <w:r>
+        <w:rPr>
+          <w:sz w:val="22"/>
+          <w:szCs w:val="22"/>
+        </w:rPr>
+        <w:t xml:space="preserve">Gebru, T., Morgenstern, J., Vecchione, B., Vaughan, J.W., Wallach, H., </w:t>
+      </w:r>
+      <w:proofErr w:type="spellStart"/>
+      <w:r>
+        <w:rPr>
+          <w:sz w:val="22"/>
+          <w:szCs w:val="22"/>
+        </w:rPr>
+        <w:t>Daumé</w:t>
+      </w:r>
+      <w:proofErr w:type="spellEnd"/>
+      <w:r>
+        <w:rPr>
+          <w:sz w:val="22"/>
+          <w:szCs w:val="22"/>
+        </w:rPr>
+        <w:t xml:space="preserve"> III, H. and Crawford, K. (2021) 'Datasheets for datasets', </w:t>
+      </w:r>
+      <w:r>
+        <w:rPr>
+          <w:i/>
+          <w:iCs/>
+          <w:sz w:val="22"/>
+          <w:szCs w:val="22"/>
+        </w:rPr>
+        <w:t>Communications of the ACM</w:t>
+      </w:r>
+      <w:r>
+        <w:rPr>
+          <w:sz w:val="22"/>
+          <w:szCs w:val="22"/>
+        </w:rPr>
+        <w:t>, 64(12), pp. 86-92.</w:t>
+      </w:r>
+    </w:p>
+    <w:p>
+      <w:pPr>
+        <w:pStyle w:val="ListParagraph"/>
+        <w:numPr>
+          <w:ilvl w:val="0"/>
+          <w:numId w:val="52"/>
+        </w:numPr>
+        <w:rPr>
+          <w:sz w:val="22"/>
+          <w:szCs w:val="22"/>
+        </w:rPr>
+      </w:pPr>
+      <w:r>
+        <w:rPr>
+          <w:sz w:val="22"/>
+          <w:szCs w:val="22"/>
+        </w:rPr>
+        <w:t xml:space="preserve">Smith, J.W., Everhart, J.E., Dickson, W.C., Knowler, W.C. and Johannes, R.S. (1988) 'Using the ADAP learning algorithm to forecast the onset of diabetes mellitus', </w:t>
+      </w:r>
+      <w:r>
+        <w:rPr>
+          <w:i/>
+          <w:iCs/>
+          <w:sz w:val="22"/>
+          <w:szCs w:val="22"/>
+        </w:rPr>
+        <w:t>Proceedings of the Annual Symposium on Computer Applications in Medical Care</w:t>
+      </w:r>
+      <w:r>
+        <w:rPr>
+          <w:sz w:val="22"/>
+          <w:szCs w:val="22"/>
+        </w:rPr>
+        <w:t>, pp. 261-265.</w:t>
+      </w:r>
+    </w:p>
+    <w:p>
+      <w:pPr>
+        <w:rPr>
+          <w:sz w:val="22"/>
+          <w:szCs w:val="22"/>
+        </w:rPr>
+      </w:pPr>
     </w:p>
     <w:p>
       <w:pPr>
@@ -11044,11 +12836,9 @@
           <w:szCs w:val="18"/>
         </w:rPr>
       </w:pPr>
-      <w:r>
-        <w:rPr>
-          <w:sz w:val="18"/>
-          <w:szCs w:val="18"/>
-        </w:rPr>
+    </w:p>
+    <w:p>
+      <w:r>
         <w:br w:type="page"/>
       </w:r>
     </w:p>
@@ -12681,6 +14471,119 @@
     </w:lvl>
   </w:abstractNum>
   <w:abstractNum w:abstractNumId="2" w15:restartNumberingAfterBreak="0">
+    <w:nsid w:val="0AEB1C31"/>
+    <w:multiLevelType w:val="multilevel"/>
+    <w:tmpl w:val="77F8E2D2"/>
+    <w:lvl w:ilvl="0">
+      <w:start w:val="1"/>
+      <w:numFmt w:val="decimal"/>
+      <w:lvlText w:val="%1."/>
+      <w:lvlJc w:val="left"/>
+      <w:pPr>
+        <w:tabs>
+          <w:tab w:val="num" w:pos="360"/>
+        </w:tabs>
+        <w:ind w:left="360" w:hanging="360"/>
+      </w:pPr>
+    </w:lvl>
+    <w:lvl w:ilvl="1">
+      <w:start w:val="1"/>
+      <w:numFmt w:val="decimal"/>
+      <w:lvlText w:val="%2."/>
+      <w:lvlJc w:val="left"/>
+      <w:pPr>
+        <w:tabs>
+          <w:tab w:val="num" w:pos="1080"/>
+        </w:tabs>
+        <w:ind w:left="1080" w:hanging="360"/>
+      </w:pPr>
+    </w:lvl>
+    <w:lvl w:ilvl="2" w:tentative="1">
+      <w:start w:val="1"/>
+      <w:numFmt w:val="decimal"/>
+      <w:lvlText w:val="%3."/>
+      <w:lvlJc w:val="left"/>
+      <w:pPr>
+        <w:tabs>
+          <w:tab w:val="num" w:pos="1800"/>
+        </w:tabs>
+        <w:ind w:left="1800" w:hanging="360"/>
+      </w:pPr>
+    </w:lvl>
+    <w:lvl w:ilvl="3" w:tentative="1">
+      <w:start w:val="1"/>
+      <w:numFmt w:val="decimal"/>
+      <w:lvlText w:val="%4."/>
+      <w:lvlJc w:val="left"/>
+      <w:pPr>
+        <w:tabs>
+          <w:tab w:val="num" w:pos="2520"/>
+        </w:tabs>
+        <w:ind w:left="2520" w:hanging="360"/>
+      </w:pPr>
+    </w:lvl>
+    <w:lvl w:ilvl="4" w:tentative="1">
+      <w:start w:val="1"/>
+      <w:numFmt w:val="decimal"/>
+      <w:lvlText w:val="%5."/>
+      <w:lvlJc w:val="left"/>
+      <w:pPr>
+        <w:tabs>
+          <w:tab w:val="num" w:pos="3240"/>
+        </w:tabs>
+        <w:ind w:left="3240" w:hanging="360"/>
+      </w:pPr>
+    </w:lvl>
+    <w:lvl w:ilvl="5" w:tentative="1">
+      <w:start w:val="1"/>
+      <w:numFmt w:val="decimal"/>
+      <w:lvlText w:val="%6."/>
+      <w:lvlJc w:val="left"/>
+      <w:pPr>
+        <w:tabs>
+          <w:tab w:val="num" w:pos="3960"/>
+        </w:tabs>
+        <w:ind w:left="3960" w:hanging="360"/>
+      </w:pPr>
+    </w:lvl>
+    <w:lvl w:ilvl="6" w:tentative="1">
+      <w:start w:val="1"/>
+      <w:numFmt w:val="decimal"/>
+      <w:lvlText w:val="%7."/>
+      <w:lvlJc w:val="left"/>
+      <w:pPr>
+        <w:tabs>
+          <w:tab w:val="num" w:pos="4680"/>
+        </w:tabs>
+        <w:ind w:left="4680" w:hanging="360"/>
+      </w:pPr>
+    </w:lvl>
+    <w:lvl w:ilvl="7" w:tentative="1">
+      <w:start w:val="1"/>
+      <w:numFmt w:val="decimal"/>
+      <w:lvlText w:val="%8."/>
+      <w:lvlJc w:val="left"/>
+      <w:pPr>
+        <w:tabs>
+          <w:tab w:val="num" w:pos="5400"/>
+        </w:tabs>
+        <w:ind w:left="5400" w:hanging="360"/>
+      </w:pPr>
+    </w:lvl>
+    <w:lvl w:ilvl="8" w:tentative="1">
+      <w:start w:val="1"/>
+      <w:numFmt w:val="decimal"/>
+      <w:lvlText w:val="%9."/>
+      <w:lvlJc w:val="left"/>
+      <w:pPr>
+        <w:tabs>
+          <w:tab w:val="num" w:pos="6120"/>
+        </w:tabs>
+        <w:ind w:left="6120" w:hanging="360"/>
+      </w:pPr>
+    </w:lvl>
+  </w:abstractNum>
+  <w:abstractNum w:abstractNumId="3" w15:restartNumberingAfterBreak="0">
     <w:nsid w:val="10D155CC"/>
     <w:multiLevelType w:val="multilevel"/>
     <w:tmpl w:val="77F8E2D2"/>
@@ -12696,7 +14599,7 @@
         <w:ind w:left="360" w:hanging="360"/>
       </w:pPr>
     </w:lvl>
-    <w:lvl w:ilvl="1" w:tentative="1">
+    <w:lvl w:ilvl="1">
       <w:start w:val="1"/>
       <w:numFmt w:val="decimal"/>
       <w:lvlText w:val="%2."/>
@@ -12793,7 +14696,7 @@
       </w:pPr>
     </w:lvl>
   </w:abstractNum>
-  <w:abstractNum w:abstractNumId="3" w15:restartNumberingAfterBreak="0">
+  <w:abstractNum w:abstractNumId="4" w15:restartNumberingAfterBreak="0">
     <w:nsid w:val="12091982"/>
     <w:multiLevelType w:val="multilevel"/>
     <w:tmpl w:val="77F8E2D2"/>
@@ -12906,7 +14809,7 @@
       </w:pPr>
     </w:lvl>
   </w:abstractNum>
-  <w:abstractNum w:abstractNumId="4" w15:restartNumberingAfterBreak="0">
+  <w:abstractNum w:abstractNumId="5" w15:restartNumberingAfterBreak="0">
     <w:nsid w:val="121909DA"/>
     <w:multiLevelType w:val="multilevel"/>
     <w:tmpl w:val="64126572"/>
@@ -13019,7 +14922,7 @@
       </w:pPr>
     </w:lvl>
   </w:abstractNum>
-  <w:abstractNum w:abstractNumId="5" w15:restartNumberingAfterBreak="0">
+  <w:abstractNum w:abstractNumId="6" w15:restartNumberingAfterBreak="0">
     <w:nsid w:val="14635A9E"/>
     <w:multiLevelType w:val="multilevel"/>
     <w:tmpl w:val="280A5228"/>
@@ -13139,7 +15042,7 @@
       </w:pPr>
     </w:lvl>
   </w:abstractNum>
-  <w:abstractNum w:abstractNumId="6" w15:restartNumberingAfterBreak="0">
+  <w:abstractNum w:abstractNumId="7" w15:restartNumberingAfterBreak="0">
     <w:nsid w:val="1E1D79F6"/>
     <w:multiLevelType w:val="multilevel"/>
     <w:tmpl w:val="63FEA530"/>
@@ -13288,7 +15191,7 @@
       </w:rPr>
     </w:lvl>
   </w:abstractNum>
-  <w:abstractNum w:abstractNumId="7" w15:restartNumberingAfterBreak="0">
+  <w:abstractNum w:abstractNumId="8" w15:restartNumberingAfterBreak="0">
     <w:nsid w:val="1E8F16F3"/>
     <w:multiLevelType w:val="multilevel"/>
     <w:tmpl w:val="4C6084C8"/>
@@ -13437,7 +15340,7 @@
       </w:rPr>
     </w:lvl>
   </w:abstractNum>
-  <w:abstractNum w:abstractNumId="8" w15:restartNumberingAfterBreak="0">
+  <w:abstractNum w:abstractNumId="9" w15:restartNumberingAfterBreak="0">
     <w:nsid w:val="22EB4FBE"/>
     <w:multiLevelType w:val="multilevel"/>
     <w:tmpl w:val="E592AD86"/>
@@ -13550,7 +15453,7 @@
       </w:pPr>
     </w:lvl>
   </w:abstractNum>
-  <w:abstractNum w:abstractNumId="9" w15:restartNumberingAfterBreak="0">
+  <w:abstractNum w:abstractNumId="10" w15:restartNumberingAfterBreak="0">
     <w:nsid w:val="248F3131"/>
     <w:multiLevelType w:val="multilevel"/>
     <w:tmpl w:val="CD745012"/>
@@ -13663,7 +15566,7 @@
       </w:pPr>
     </w:lvl>
   </w:abstractNum>
-  <w:abstractNum w:abstractNumId="10" w15:restartNumberingAfterBreak="0">
+  <w:abstractNum w:abstractNumId="11" w15:restartNumberingAfterBreak="0">
     <w:nsid w:val="26D90868"/>
     <w:multiLevelType w:val="multilevel"/>
     <w:tmpl w:val="6374BE00"/>
@@ -13812,7 +15715,7 @@
       </w:rPr>
     </w:lvl>
   </w:abstractNum>
-  <w:abstractNum w:abstractNumId="11" w15:restartNumberingAfterBreak="0">
+  <w:abstractNum w:abstractNumId="12" w15:restartNumberingAfterBreak="0">
     <w:nsid w:val="27CF63FD"/>
     <w:multiLevelType w:val="multilevel"/>
     <w:tmpl w:val="6BD095A4"/>
@@ -13957,7 +15860,7 @@
       </w:rPr>
     </w:lvl>
   </w:abstractNum>
-  <w:abstractNum w:abstractNumId="12" w15:restartNumberingAfterBreak="0">
+  <w:abstractNum w:abstractNumId="13" w15:restartNumberingAfterBreak="0">
     <w:nsid w:val="29030373"/>
     <w:multiLevelType w:val="multilevel"/>
     <w:tmpl w:val="280A5228"/>
@@ -14077,7 +15980,7 @@
       </w:pPr>
     </w:lvl>
   </w:abstractNum>
-  <w:abstractNum w:abstractNumId="13" w15:restartNumberingAfterBreak="0">
+  <w:abstractNum w:abstractNumId="14" w15:restartNumberingAfterBreak="0">
     <w:nsid w:val="294B62BE"/>
     <w:multiLevelType w:val="multilevel"/>
     <w:tmpl w:val="C708F2B4"/>
@@ -14226,7 +16129,7 @@
       </w:rPr>
     </w:lvl>
   </w:abstractNum>
-  <w:abstractNum w:abstractNumId="14" w15:restartNumberingAfterBreak="0">
+  <w:abstractNum w:abstractNumId="15" w15:restartNumberingAfterBreak="0">
     <w:nsid w:val="29636A61"/>
     <w:multiLevelType w:val="multilevel"/>
     <w:tmpl w:val="ACA4A2C0"/>
@@ -14339,7 +16242,7 @@
       </w:pPr>
     </w:lvl>
   </w:abstractNum>
-  <w:abstractNum w:abstractNumId="15" w15:restartNumberingAfterBreak="0">
+  <w:abstractNum w:abstractNumId="16" w15:restartNumberingAfterBreak="0">
     <w:nsid w:val="2A4B4B28"/>
     <w:multiLevelType w:val="multilevel"/>
     <w:tmpl w:val="280A5228"/>
@@ -14459,7 +16362,120 @@
       </w:pPr>
     </w:lvl>
   </w:abstractNum>
-  <w:abstractNum w:abstractNumId="16" w15:restartNumberingAfterBreak="0">
+  <w:abstractNum w:abstractNumId="17" w15:restartNumberingAfterBreak="0">
+    <w:nsid w:val="2A621B78"/>
+    <w:multiLevelType w:val="multilevel"/>
+    <w:tmpl w:val="77F8E2D2"/>
+    <w:lvl w:ilvl="0">
+      <w:start w:val="1"/>
+      <w:numFmt w:val="decimal"/>
+      <w:lvlText w:val="%1."/>
+      <w:lvlJc w:val="left"/>
+      <w:pPr>
+        <w:tabs>
+          <w:tab w:val="num" w:pos="360"/>
+        </w:tabs>
+        <w:ind w:left="360" w:hanging="360"/>
+      </w:pPr>
+    </w:lvl>
+    <w:lvl w:ilvl="1">
+      <w:start w:val="1"/>
+      <w:numFmt w:val="decimal"/>
+      <w:lvlText w:val="%2."/>
+      <w:lvlJc w:val="left"/>
+      <w:pPr>
+        <w:tabs>
+          <w:tab w:val="num" w:pos="1080"/>
+        </w:tabs>
+        <w:ind w:left="1080" w:hanging="360"/>
+      </w:pPr>
+    </w:lvl>
+    <w:lvl w:ilvl="2" w:tentative="1">
+      <w:start w:val="1"/>
+      <w:numFmt w:val="decimal"/>
+      <w:lvlText w:val="%3."/>
+      <w:lvlJc w:val="left"/>
+      <w:pPr>
+        <w:tabs>
+          <w:tab w:val="num" w:pos="1800"/>
+        </w:tabs>
+        <w:ind w:left="1800" w:hanging="360"/>
+      </w:pPr>
+    </w:lvl>
+    <w:lvl w:ilvl="3" w:tentative="1">
+      <w:start w:val="1"/>
+      <w:numFmt w:val="decimal"/>
+      <w:lvlText w:val="%4."/>
+      <w:lvlJc w:val="left"/>
+      <w:pPr>
+        <w:tabs>
+          <w:tab w:val="num" w:pos="2520"/>
+        </w:tabs>
+        <w:ind w:left="2520" w:hanging="360"/>
+      </w:pPr>
+    </w:lvl>
+    <w:lvl w:ilvl="4" w:tentative="1">
+      <w:start w:val="1"/>
+      <w:numFmt w:val="decimal"/>
+      <w:lvlText w:val="%5."/>
+      <w:lvlJc w:val="left"/>
+      <w:pPr>
+        <w:tabs>
+          <w:tab w:val="num" w:pos="3240"/>
+        </w:tabs>
+        <w:ind w:left="3240" w:hanging="360"/>
+      </w:pPr>
+    </w:lvl>
+    <w:lvl w:ilvl="5" w:tentative="1">
+      <w:start w:val="1"/>
+      <w:numFmt w:val="decimal"/>
+      <w:lvlText w:val="%6."/>
+      <w:lvlJc w:val="left"/>
+      <w:pPr>
+        <w:tabs>
+          <w:tab w:val="num" w:pos="3960"/>
+        </w:tabs>
+        <w:ind w:left="3960" w:hanging="360"/>
+      </w:pPr>
+    </w:lvl>
+    <w:lvl w:ilvl="6" w:tentative="1">
+      <w:start w:val="1"/>
+      <w:numFmt w:val="decimal"/>
+      <w:lvlText w:val="%7."/>
+      <w:lvlJc w:val="left"/>
+      <w:pPr>
+        <w:tabs>
+          <w:tab w:val="num" w:pos="4680"/>
+        </w:tabs>
+        <w:ind w:left="4680" w:hanging="360"/>
+      </w:pPr>
+    </w:lvl>
+    <w:lvl w:ilvl="7" w:tentative="1">
+      <w:start w:val="1"/>
+      <w:numFmt w:val="decimal"/>
+      <w:lvlText w:val="%8."/>
+      <w:lvlJc w:val="left"/>
+      <w:pPr>
+        <w:tabs>
+          <w:tab w:val="num" w:pos="5400"/>
+        </w:tabs>
+        <w:ind w:left="5400" w:hanging="360"/>
+      </w:pPr>
+    </w:lvl>
+    <w:lvl w:ilvl="8" w:tentative="1">
+      <w:start w:val="1"/>
+      <w:numFmt w:val="decimal"/>
+      <w:lvlText w:val="%9."/>
+      <w:lvlJc w:val="left"/>
+      <w:pPr>
+        <w:tabs>
+          <w:tab w:val="num" w:pos="6120"/>
+        </w:tabs>
+        <w:ind w:left="6120" w:hanging="360"/>
+      </w:pPr>
+    </w:lvl>
+  </w:abstractNum>
+  <w:abstractNum w:abstractNumId="18" w15:restartNumberingAfterBreak="0">
     <w:nsid w:val="2AAD76C9"/>
     <w:multiLevelType w:val="multilevel"/>
     <w:tmpl w:val="280A5228"/>
@@ -14579,7 +16595,7 @@
       </w:pPr>
     </w:lvl>
   </w:abstractNum>
-  <w:abstractNum w:abstractNumId="17" w15:restartNumberingAfterBreak="0">
+  <w:abstractNum w:abstractNumId="19" w15:restartNumberingAfterBreak="0">
     <w:nsid w:val="2AF94B50"/>
     <w:multiLevelType w:val="multilevel"/>
     <w:tmpl w:val="E74263DE"/>
@@ -14724,7 +16740,7 @@
       </w:rPr>
     </w:lvl>
   </w:abstractNum>
-  <w:abstractNum w:abstractNumId="18" w15:restartNumberingAfterBreak="0">
+  <w:abstractNum w:abstractNumId="20" w15:restartNumberingAfterBreak="0">
     <w:nsid w:val="313E53C5"/>
     <w:multiLevelType w:val="multilevel"/>
     <w:tmpl w:val="D338C752"/>
@@ -14873,7 +16889,7 @@
       </w:rPr>
     </w:lvl>
   </w:abstractNum>
-  <w:abstractNum w:abstractNumId="19" w15:restartNumberingAfterBreak="0">
+  <w:abstractNum w:abstractNumId="21" w15:restartNumberingAfterBreak="0">
     <w:nsid w:val="31FD7F1B"/>
     <w:multiLevelType w:val="multilevel"/>
     <w:tmpl w:val="FBBC269C"/>
@@ -15022,7 +17038,7 @@
       </w:rPr>
     </w:lvl>
   </w:abstractNum>
-  <w:abstractNum w:abstractNumId="20" w15:restartNumberingAfterBreak="0">
+  <w:abstractNum w:abstractNumId="22" w15:restartNumberingAfterBreak="0">
     <w:nsid w:val="331B57F5"/>
     <w:multiLevelType w:val="hybridMultilevel"/>
     <w:tmpl w:val="5278206C"/>
@@ -15135,7 +17151,7 @@
       </w:rPr>
     </w:lvl>
   </w:abstractNum>
-  <w:abstractNum w:abstractNumId="21" w15:restartNumberingAfterBreak="0">
+  <w:abstractNum w:abstractNumId="23" w15:restartNumberingAfterBreak="0">
     <w:nsid w:val="34166976"/>
     <w:multiLevelType w:val="multilevel"/>
     <w:tmpl w:val="53FEB0D4"/>
@@ -15248,7 +17264,7 @@
       </w:pPr>
     </w:lvl>
   </w:abstractNum>
-  <w:abstractNum w:abstractNumId="22" w15:restartNumberingAfterBreak="0">
+  <w:abstractNum w:abstractNumId="24" w15:restartNumberingAfterBreak="0">
     <w:nsid w:val="34F0165F"/>
     <w:multiLevelType w:val="multilevel"/>
     <w:tmpl w:val="DACC50BE"/>
@@ -15397,7 +17413,7 @@
       </w:rPr>
     </w:lvl>
   </w:abstractNum>
-  <w:abstractNum w:abstractNumId="23" w15:restartNumberingAfterBreak="0">
+  <w:abstractNum w:abstractNumId="25" w15:restartNumberingAfterBreak="0">
     <w:nsid w:val="35122132"/>
     <w:multiLevelType w:val="multilevel"/>
     <w:tmpl w:val="797ABD5E"/>
@@ -15510,7 +17526,7 @@
       </w:pPr>
     </w:lvl>
   </w:abstractNum>
-  <w:abstractNum w:abstractNumId="24" w15:restartNumberingAfterBreak="0">
+  <w:abstractNum w:abstractNumId="26" w15:restartNumberingAfterBreak="0">
     <w:nsid w:val="35594A71"/>
     <w:multiLevelType w:val="multilevel"/>
     <w:tmpl w:val="B72C89CE"/>
@@ -15660,7 +17676,7 @@
       </w:rPr>
     </w:lvl>
   </w:abstractNum>
-  <w:abstractNum w:abstractNumId="25" w15:restartNumberingAfterBreak="0">
+  <w:abstractNum w:abstractNumId="27" w15:restartNumberingAfterBreak="0">
     <w:nsid w:val="357759B8"/>
     <w:multiLevelType w:val="multilevel"/>
     <w:tmpl w:val="58E4AE74"/>
@@ -15773,7 +17789,7 @@
       </w:pPr>
     </w:lvl>
   </w:abstractNum>
-  <w:abstractNum w:abstractNumId="26" w15:restartNumberingAfterBreak="0">
+  <w:abstractNum w:abstractNumId="28" w15:restartNumberingAfterBreak="0">
     <w:nsid w:val="35901526"/>
     <w:multiLevelType w:val="multilevel"/>
     <w:tmpl w:val="B72C89CE"/>
@@ -15923,7 +17939,156 @@
       </w:rPr>
     </w:lvl>
   </w:abstractNum>
-  <w:abstractNum w:abstractNumId="27" w15:restartNumberingAfterBreak="0">
+  <w:abstractNum w:abstractNumId="29" w15:restartNumberingAfterBreak="0">
+    <w:nsid w:val="35A00122"/>
+    <w:multiLevelType w:val="multilevel"/>
+    <w:tmpl w:val="36CCB0D2"/>
+    <w:lvl w:ilvl="0">
+      <w:start w:val="1"/>
+      <w:numFmt w:val="bullet"/>
+      <w:lvlText w:val=""/>
+      <w:lvlJc w:val="left"/>
+      <w:pPr>
+        <w:tabs>
+          <w:tab w:val="num" w:pos="720"/>
+        </w:tabs>
+        <w:ind w:left="720" w:hanging="360"/>
+      </w:pPr>
+      <w:rPr>
+        <w:rFonts w:ascii="Symbol" w:hAnsi="Symbol" w:hint="default"/>
+        <w:sz w:val="20"/>
+      </w:rPr>
+    </w:lvl>
+    <w:lvl w:ilvl="1" w:tentative="1">
+      <w:start w:val="1"/>
+      <w:numFmt w:val="bullet"/>
+      <w:lvlText w:val="o"/>
+      <w:lvlJc w:val="left"/>
+      <w:pPr>
+        <w:tabs>
+          <w:tab w:val="num" w:pos="1440"/>
+        </w:tabs>
+        <w:ind w:left="1440" w:hanging="360"/>
+      </w:pPr>
+      <w:rPr>
+        <w:rFonts w:ascii="Courier New" w:hAnsi="Courier New" w:hint="default"/>
+        <w:sz w:val="20"/>
+      </w:rPr>
+    </w:lvl>
+    <w:lvl w:ilvl="2" w:tentative="1">
+      <w:start w:val="1"/>
+      <w:numFmt w:val="bullet"/>
+      <w:lvlText w:val=""/>
+      <w:lvlJc w:val="left"/>
+      <w:pPr>
+        <w:tabs>
+          <w:tab w:val="num" w:pos="2160"/>
+        </w:tabs>
+        <w:ind w:left="2160" w:hanging="360"/>
+      </w:pPr>
+      <w:rPr>
+        <w:rFonts w:ascii="Wingdings" w:hAnsi="Wingdings" w:hint="default"/>
+        <w:sz w:val="20"/>
+      </w:rPr>
+    </w:lvl>
+    <w:lvl w:ilvl="3" w:tentative="1">
+      <w:start w:val="1"/>
+      <w:numFmt w:val="bullet"/>
+      <w:lvlText w:val=""/>
+      <w:lvlJc w:val="left"/>
+      <w:pPr>
+        <w:tabs>
+          <w:tab w:val="num" w:pos="2880"/>
+        </w:tabs>
+        <w:ind w:left="2880" w:hanging="360"/>
+      </w:pPr>
+      <w:rPr>
+        <w:rFonts w:ascii="Wingdings" w:hAnsi="Wingdings" w:hint="default"/>
+        <w:sz w:val="20"/>
+      </w:rPr>
+    </w:lvl>
+    <w:lvl w:ilvl="4" w:tentative="1">
+      <w:start w:val="1"/>
+      <w:numFmt w:val="bullet"/>
+      <w:lvlText w:val=""/>
+      <w:lvlJc w:val="left"/>
+      <w:pPr>
+        <w:tabs>
+          <w:tab w:val="num" w:pos="3600"/>
+        </w:tabs>
+        <w:ind w:left="3600" w:hanging="360"/>
+      </w:pPr>
+      <w:rPr>
+        <w:rFonts w:ascii="Wingdings" w:hAnsi="Wingdings" w:hint="default"/>
+        <w:sz w:val="20"/>
+      </w:rPr>
+    </w:lvl>
+    <w:lvl w:ilvl="5" w:tentative="1">
+      <w:start w:val="1"/>
+      <w:numFmt w:val="bullet"/>
+      <w:lvlText w:val=""/>
+      <w:lvlJc w:val="left"/>
+      <w:pPr>
+        <w:tabs>
+          <w:tab w:val="num" w:pos="4320"/>
+        </w:tabs>
+        <w:ind w:left="4320" w:hanging="360"/>
+      </w:pPr>
+      <w:rPr>
+        <w:rFonts w:ascii="Wingdings" w:hAnsi="Wingdings" w:hint="default"/>
+        <w:sz w:val="20"/>
+      </w:rPr>
+    </w:lvl>
+    <w:lvl w:ilvl="6" w:tentative="1">
+      <w:start w:val="1"/>
+      <w:numFmt w:val="bullet"/>
+      <w:lvlText w:val=""/>
+      <w:lvlJc w:val="left"/>
+      <w:pPr>
+        <w:tabs>
+          <w:tab w:val="num" w:pos="5040"/>
+        </w:tabs>
+        <w:ind w:left="5040" w:hanging="360"/>
+      </w:pPr>
+      <w:rPr>
+        <w:rFonts w:ascii="Wingdings" w:hAnsi="Wingdings" w:hint="default"/>
+        <w:sz w:val="20"/>
+      </w:rPr>
+    </w:lvl>
+    <w:lvl w:ilvl="7" w:tentative="1">
+      <w:start w:val="1"/>
+      <w:numFmt w:val="bullet"/>
+      <w:lvlText w:val=""/>
+      <w:lvlJc w:val="left"/>
+      <w:pPr>
+        <w:tabs>
+          <w:tab w:val="num" w:pos="5760"/>
+        </w:tabs>
+        <w:ind w:left="5760" w:hanging="360"/>
+      </w:pPr>
+      <w:rPr>
+        <w:rFonts w:ascii="Wingdings" w:hAnsi="Wingdings" w:hint="default"/>
+        <w:sz w:val="20"/>
+      </w:rPr>
+    </w:lvl>
+    <w:lvl w:ilvl="8" w:tentative="1">
+      <w:start w:val="1"/>
+      <w:numFmt w:val="bullet"/>
+      <w:lvlText w:val=""/>
+      <w:lvlJc w:val="left"/>
+      <w:pPr>
+        <w:tabs>
+          <w:tab w:val="num" w:pos="6480"/>
+        </w:tabs>
+        <w:ind w:left="6480" w:hanging="360"/>
+      </w:pPr>
+      <w:rPr>
+        <w:rFonts w:ascii="Wingdings" w:hAnsi="Wingdings" w:hint="default"/>
+        <w:sz w:val="20"/>
+      </w:rPr>
+    </w:lvl>
+  </w:abstractNum>
+  <w:abstractNum w:abstractNumId="30" w15:restartNumberingAfterBreak="0">
     <w:nsid w:val="36AB7003"/>
     <w:multiLevelType w:val="hybridMultilevel"/>
     <w:tmpl w:val="DF8A592E"/>
@@ -16036,7 +18201,7 @@
       </w:rPr>
     </w:lvl>
   </w:abstractNum>
-  <w:abstractNum w:abstractNumId="28" w15:restartNumberingAfterBreak="0">
+  <w:abstractNum w:abstractNumId="31" w15:restartNumberingAfterBreak="0">
     <w:nsid w:val="375F008C"/>
     <w:multiLevelType w:val="multilevel"/>
     <w:tmpl w:val="78C810C4"/>
@@ -16149,7 +18314,7 @@
       </w:pPr>
     </w:lvl>
   </w:abstractNum>
-  <w:abstractNum w:abstractNumId="29" w15:restartNumberingAfterBreak="0">
+  <w:abstractNum w:abstractNumId="32" w15:restartNumberingAfterBreak="0">
     <w:nsid w:val="3E6E38B8"/>
     <w:multiLevelType w:val="multilevel"/>
     <w:tmpl w:val="68DAF8A8"/>
@@ -16298,7 +18463,7 @@
       </w:rPr>
     </w:lvl>
   </w:abstractNum>
-  <w:abstractNum w:abstractNumId="30" w15:restartNumberingAfterBreak="0">
+  <w:abstractNum w:abstractNumId="33" w15:restartNumberingAfterBreak="0">
     <w:nsid w:val="3FAA14B2"/>
     <w:multiLevelType w:val="multilevel"/>
     <w:tmpl w:val="B72C89CE"/>
@@ -16448,7 +18613,7 @@
       </w:rPr>
     </w:lvl>
   </w:abstractNum>
-  <w:abstractNum w:abstractNumId="31" w15:restartNumberingAfterBreak="0">
+  <w:abstractNum w:abstractNumId="34" w15:restartNumberingAfterBreak="0">
     <w:nsid w:val="47E319DB"/>
     <w:multiLevelType w:val="multilevel"/>
     <w:tmpl w:val="49862B62"/>
@@ -16597,7 +18762,7 @@
       </w:rPr>
     </w:lvl>
   </w:abstractNum>
-  <w:abstractNum w:abstractNumId="32" w15:restartNumberingAfterBreak="0">
+  <w:abstractNum w:abstractNumId="35" w15:restartNumberingAfterBreak="0">
     <w:nsid w:val="48942773"/>
     <w:multiLevelType w:val="multilevel"/>
     <w:tmpl w:val="573E3F12"/>
@@ -16710,7 +18875,7 @@
       </w:pPr>
     </w:lvl>
   </w:abstractNum>
-  <w:abstractNum w:abstractNumId="33" w15:restartNumberingAfterBreak="0">
+  <w:abstractNum w:abstractNumId="36" w15:restartNumberingAfterBreak="0">
     <w:nsid w:val="4C076702"/>
     <w:multiLevelType w:val="multilevel"/>
     <w:tmpl w:val="2B640952"/>
@@ -16823,7 +18988,7 @@
       </w:pPr>
     </w:lvl>
   </w:abstractNum>
-  <w:abstractNum w:abstractNumId="34" w15:restartNumberingAfterBreak="0">
+  <w:abstractNum w:abstractNumId="37" w15:restartNumberingAfterBreak="0">
     <w:nsid w:val="5D892120"/>
     <w:multiLevelType w:val="multilevel"/>
     <w:tmpl w:val="1F68550E"/>
@@ -16936,7 +19101,120 @@
       </w:pPr>
     </w:lvl>
   </w:abstractNum>
-  <w:abstractNum w:abstractNumId="35" w15:restartNumberingAfterBreak="0">
+  <w:abstractNum w:abstractNumId="38" w15:restartNumberingAfterBreak="0">
+    <w:nsid w:val="5D8B788C"/>
+    <w:multiLevelType w:val="multilevel"/>
+    <w:tmpl w:val="77F8E2D2"/>
+    <w:lvl w:ilvl="0">
+      <w:start w:val="1"/>
+      <w:numFmt w:val="decimal"/>
+      <w:lvlText w:val="%1."/>
+      <w:lvlJc w:val="left"/>
+      <w:pPr>
+        <w:tabs>
+          <w:tab w:val="num" w:pos="360"/>
+        </w:tabs>
+        <w:ind w:left="360" w:hanging="360"/>
+      </w:pPr>
+    </w:lvl>
+    <w:lvl w:ilvl="1">
+      <w:start w:val="1"/>
+      <w:numFmt w:val="decimal"/>
+      <w:lvlText w:val="%2."/>
+      <w:lvlJc w:val="left"/>
+      <w:pPr>
+        <w:tabs>
+          <w:tab w:val="num" w:pos="1080"/>
+        </w:tabs>
+        <w:ind w:left="1080" w:hanging="360"/>
+      </w:pPr>
+    </w:lvl>
+    <w:lvl w:ilvl="2" w:tentative="1">
+      <w:start w:val="1"/>
+      <w:numFmt w:val="decimal"/>
+      <w:lvlText w:val="%3."/>
+      <w:lvlJc w:val="left"/>
+      <w:pPr>
+        <w:tabs>
+          <w:tab w:val="num" w:pos="1800"/>
+        </w:tabs>
+        <w:ind w:left="1800" w:hanging="360"/>
+      </w:pPr>
+    </w:lvl>
+    <w:lvl w:ilvl="3" w:tentative="1">
+      <w:start w:val="1"/>
+      <w:numFmt w:val="decimal"/>
+      <w:lvlText w:val="%4."/>
+      <w:lvlJc w:val="left"/>
+      <w:pPr>
+        <w:tabs>
+          <w:tab w:val="num" w:pos="2520"/>
+        </w:tabs>
+        <w:ind w:left="2520" w:hanging="360"/>
+      </w:pPr>
+    </w:lvl>
+    <w:lvl w:ilvl="4" w:tentative="1">
+      <w:start w:val="1"/>
+      <w:numFmt w:val="decimal"/>
+      <w:lvlText w:val="%5."/>
+      <w:lvlJc w:val="left"/>
+      <w:pPr>
+        <w:tabs>
+          <w:tab w:val="num" w:pos="3240"/>
+        </w:tabs>
+        <w:ind w:left="3240" w:hanging="360"/>
+      </w:pPr>
+    </w:lvl>
+    <w:lvl w:ilvl="5" w:tentative="1">
+      <w:start w:val="1"/>
+      <w:numFmt w:val="decimal"/>
+      <w:lvlText w:val="%6."/>
+      <w:lvlJc w:val="left"/>
+      <w:pPr>
+        <w:tabs>
+          <w:tab w:val="num" w:pos="3960"/>
+        </w:tabs>
+        <w:ind w:left="3960" w:hanging="360"/>
+      </w:pPr>
+    </w:lvl>
+    <w:lvl w:ilvl="6" w:tentative="1">
+      <w:start w:val="1"/>
+      <w:numFmt w:val="decimal"/>
+      <w:lvlText w:val="%7."/>
+      <w:lvlJc w:val="left"/>
+      <w:pPr>
+        <w:tabs>
+          <w:tab w:val="num" w:pos="4680"/>
+        </w:tabs>
+        <w:ind w:left="4680" w:hanging="360"/>
+      </w:pPr>
+    </w:lvl>
+    <w:lvl w:ilvl="7" w:tentative="1">
+      <w:start w:val="1"/>
+      <w:numFmt w:val="decimal"/>
+      <w:lvlText w:val="%8."/>
+      <w:lvlJc w:val="left"/>
+      <w:pPr>
+        <w:tabs>
+          <w:tab w:val="num" w:pos="5400"/>
+        </w:tabs>
+        <w:ind w:left="5400" w:hanging="360"/>
+      </w:pPr>
+    </w:lvl>
+    <w:lvl w:ilvl="8" w:tentative="1">
+      <w:start w:val="1"/>
+      <w:numFmt w:val="decimal"/>
+      <w:lvlText w:val="%9."/>
+      <w:lvlJc w:val="left"/>
+      <w:pPr>
+        <w:tabs>
+          <w:tab w:val="num" w:pos="6120"/>
+        </w:tabs>
+        <w:ind w:left="6120" w:hanging="360"/>
+      </w:pPr>
+    </w:lvl>
+  </w:abstractNum>
+  <w:abstractNum w:abstractNumId="39" w15:restartNumberingAfterBreak="0">
     <w:nsid w:val="60847E05"/>
     <w:multiLevelType w:val="multilevel"/>
     <w:tmpl w:val="280A5228"/>
@@ -17056,7 +19334,7 @@
       </w:pPr>
     </w:lvl>
   </w:abstractNum>
-  <w:abstractNum w:abstractNumId="36" w15:restartNumberingAfterBreak="0">
+  <w:abstractNum w:abstractNumId="40" w15:restartNumberingAfterBreak="0">
     <w:nsid w:val="624B2D8F"/>
     <w:multiLevelType w:val="multilevel"/>
     <w:tmpl w:val="B72C89CE"/>
@@ -17206,7 +19484,7 @@
       </w:rPr>
     </w:lvl>
   </w:abstractNum>
-  <w:abstractNum w:abstractNumId="37" w15:restartNumberingAfterBreak="0">
+  <w:abstractNum w:abstractNumId="41" w15:restartNumberingAfterBreak="0">
     <w:nsid w:val="660E67D1"/>
     <w:multiLevelType w:val="hybridMultilevel"/>
     <w:tmpl w:val="12C6AA78"/>
@@ -17292,7 +19570,7 @@
       </w:pPr>
     </w:lvl>
   </w:abstractNum>
-  <w:abstractNum w:abstractNumId="38" w15:restartNumberingAfterBreak="0">
+  <w:abstractNum w:abstractNumId="42" w15:restartNumberingAfterBreak="0">
     <w:nsid w:val="6C414467"/>
     <w:multiLevelType w:val="multilevel"/>
     <w:tmpl w:val="E38E3AF4"/>
@@ -17441,7 +19719,7 @@
       </w:rPr>
     </w:lvl>
   </w:abstractNum>
-  <w:abstractNum w:abstractNumId="39" w15:restartNumberingAfterBreak="0">
+  <w:abstractNum w:abstractNumId="43" w15:restartNumberingAfterBreak="0">
     <w:nsid w:val="735724B1"/>
     <w:multiLevelType w:val="multilevel"/>
     <w:tmpl w:val="A0C63CAC"/>
@@ -17554,7 +19832,7 @@
       </w:pPr>
     </w:lvl>
   </w:abstractNum>
-  <w:abstractNum w:abstractNumId="40" w15:restartNumberingAfterBreak="0">
+  <w:abstractNum w:abstractNumId="44" w15:restartNumberingAfterBreak="0">
     <w:nsid w:val="759A5DA6"/>
     <w:multiLevelType w:val="multilevel"/>
     <w:tmpl w:val="F760D3CE"/>
@@ -17703,7 +19981,7 @@
       </w:rPr>
     </w:lvl>
   </w:abstractNum>
-  <w:abstractNum w:abstractNumId="41" w15:restartNumberingAfterBreak="0">
+  <w:abstractNum w:abstractNumId="45" w15:restartNumberingAfterBreak="0">
     <w:nsid w:val="76F865F4"/>
     <w:multiLevelType w:val="multilevel"/>
     <w:tmpl w:val="3A483034"/>
@@ -17820,7 +20098,7 @@
       </w:pPr>
     </w:lvl>
   </w:abstractNum>
-  <w:abstractNum w:abstractNumId="42" w15:restartNumberingAfterBreak="0">
+  <w:abstractNum w:abstractNumId="46" w15:restartNumberingAfterBreak="0">
     <w:nsid w:val="775262BF"/>
     <w:multiLevelType w:val="multilevel"/>
     <w:tmpl w:val="EBF6F930"/>
@@ -17933,7 +20211,7 @@
       </w:pPr>
     </w:lvl>
   </w:abstractNum>
-  <w:abstractNum w:abstractNumId="43" w15:restartNumberingAfterBreak="0">
+  <w:abstractNum w:abstractNumId="47" w15:restartNumberingAfterBreak="0">
     <w:nsid w:val="7B2B013B"/>
     <w:multiLevelType w:val="multilevel"/>
     <w:tmpl w:val="C0506190"/>
@@ -18082,7 +20360,7 @@
       </w:rPr>
     </w:lvl>
   </w:abstractNum>
-  <w:abstractNum w:abstractNumId="44" w15:restartNumberingAfterBreak="0">
+  <w:abstractNum w:abstractNumId="48" w15:restartNumberingAfterBreak="0">
     <w:nsid w:val="7B460D7F"/>
     <w:multiLevelType w:val="multilevel"/>
     <w:tmpl w:val="D1FE80FC"/>
@@ -18195,7 +20473,7 @@
       </w:pPr>
     </w:lvl>
   </w:abstractNum>
-  <w:abstractNum w:abstractNumId="45" w15:restartNumberingAfterBreak="0">
+  <w:abstractNum w:abstractNumId="49" w15:restartNumberingAfterBreak="0">
     <w:nsid w:val="7C48287E"/>
     <w:multiLevelType w:val="hybridMultilevel"/>
     <w:tmpl w:val="6BD8C1A4"/>
@@ -18308,145 +20586,389 @@
       </w:rPr>
     </w:lvl>
   </w:abstractNum>
+  <w:abstractNum w:abstractNumId="50" w15:restartNumberingAfterBreak="0">
+    <w:nsid w:val="7C8848DF"/>
+    <w:multiLevelType w:val="hybridMultilevel"/>
+    <w:tmpl w:val="9E188890"/>
+    <w:lvl w:ilvl="0" w:tplc="08090001">
+      <w:start w:val="1"/>
+      <w:numFmt w:val="bullet"/>
+      <w:lvlText w:val=""/>
+      <w:lvlJc w:val="left"/>
+      <w:pPr>
+        <w:ind w:left="360" w:hanging="360"/>
+      </w:pPr>
+      <w:rPr>
+        <w:rFonts w:ascii="Symbol" w:hAnsi="Symbol" w:hint="default"/>
+      </w:rPr>
+    </w:lvl>
+    <w:lvl w:ilvl="1" w:tplc="08090003" w:tentative="1">
+      <w:start w:val="1"/>
+      <w:numFmt w:val="bullet"/>
+      <w:lvlText w:val="o"/>
+      <w:lvlJc w:val="left"/>
+      <w:pPr>
+        <w:ind w:left="1080" w:hanging="360"/>
+      </w:pPr>
+      <w:rPr>
+        <w:rFonts w:ascii="Courier New" w:hAnsi="Courier New" w:cs="Courier New" w:hint="default"/>
+      </w:rPr>
+    </w:lvl>
+    <w:lvl w:ilvl="2" w:tplc="08090005" w:tentative="1">
+      <w:start w:val="1"/>
+      <w:numFmt w:val="bullet"/>
+      <w:lvlText w:val=""/>
+      <w:lvlJc w:val="left"/>
+      <w:pPr>
+        <w:ind w:left="1800" w:hanging="360"/>
+      </w:pPr>
+      <w:rPr>
+        <w:rFonts w:ascii="Wingdings" w:hAnsi="Wingdings" w:hint="default"/>
+      </w:rPr>
+    </w:lvl>
+    <w:lvl w:ilvl="3" w:tplc="08090001" w:tentative="1">
+      <w:start w:val="1"/>
+      <w:numFmt w:val="bullet"/>
+      <w:lvlText w:val=""/>
+      <w:lvlJc w:val="left"/>
+      <w:pPr>
+        <w:ind w:left="2520" w:hanging="360"/>
+      </w:pPr>
+      <w:rPr>
+        <w:rFonts w:ascii="Symbol" w:hAnsi="Symbol" w:hint="default"/>
+      </w:rPr>
+    </w:lvl>
+    <w:lvl w:ilvl="4" w:tplc="08090003" w:tentative="1">
+      <w:start w:val="1"/>
+      <w:numFmt w:val="bullet"/>
+      <w:lvlText w:val="o"/>
+      <w:lvlJc w:val="left"/>
+      <w:pPr>
+        <w:ind w:left="3240" w:hanging="360"/>
+      </w:pPr>
+      <w:rPr>
+        <w:rFonts w:ascii="Courier New" w:hAnsi="Courier New" w:cs="Courier New" w:hint="default"/>
+      </w:rPr>
+    </w:lvl>
+    <w:lvl w:ilvl="5" w:tplc="08090005" w:tentative="1">
+      <w:start w:val="1"/>
+      <w:numFmt w:val="bullet"/>
+      <w:lvlText w:val=""/>
+      <w:lvlJc w:val="left"/>
+      <w:pPr>
+        <w:ind w:left="3960" w:hanging="360"/>
+      </w:pPr>
+      <w:rPr>
+        <w:rFonts w:ascii="Wingdings" w:hAnsi="Wingdings" w:hint="default"/>
+      </w:rPr>
+    </w:lvl>
+    <w:lvl w:ilvl="6" w:tplc="08090001" w:tentative="1">
+      <w:start w:val="1"/>
+      <w:numFmt w:val="bullet"/>
+      <w:lvlText w:val=""/>
+      <w:lvlJc w:val="left"/>
+      <w:pPr>
+        <w:ind w:left="4680" w:hanging="360"/>
+      </w:pPr>
+      <w:rPr>
+        <w:rFonts w:ascii="Symbol" w:hAnsi="Symbol" w:hint="default"/>
+      </w:rPr>
+    </w:lvl>
+    <w:lvl w:ilvl="7" w:tplc="08090003" w:tentative="1">
+      <w:start w:val="1"/>
+      <w:numFmt w:val="bullet"/>
+      <w:lvlText w:val="o"/>
+      <w:lvlJc w:val="left"/>
+      <w:pPr>
+        <w:ind w:left="5400" w:hanging="360"/>
+      </w:pPr>
+      <w:rPr>
+        <w:rFonts w:ascii="Courier New" w:hAnsi="Courier New" w:cs="Courier New" w:hint="default"/>
+      </w:rPr>
+    </w:lvl>
+    <w:lvl w:ilvl="8" w:tplc="08090005" w:tentative="1">
+      <w:start w:val="1"/>
+      <w:numFmt w:val="bullet"/>
+      <w:lvlText w:val=""/>
+      <w:lvlJc w:val="left"/>
+      <w:pPr>
+        <w:ind w:left="6120" w:hanging="360"/>
+      </w:pPr>
+      <w:rPr>
+        <w:rFonts w:ascii="Wingdings" w:hAnsi="Wingdings" w:hint="default"/>
+      </w:rPr>
+    </w:lvl>
+  </w:abstractNum>
+  <w:abstractNum w:abstractNumId="51" w15:restartNumberingAfterBreak="0">
+    <w:nsid w:val="7F617D19"/>
+    <w:multiLevelType w:val="multilevel"/>
+    <w:tmpl w:val="77F8E2D2"/>
+    <w:lvl w:ilvl="0">
+      <w:start w:val="1"/>
+      <w:numFmt w:val="decimal"/>
+      <w:lvlText w:val="%1."/>
+      <w:lvlJc w:val="left"/>
+      <w:pPr>
+        <w:tabs>
+          <w:tab w:val="num" w:pos="360"/>
+        </w:tabs>
+        <w:ind w:left="360" w:hanging="360"/>
+      </w:pPr>
+    </w:lvl>
+    <w:lvl w:ilvl="1">
+      <w:start w:val="1"/>
+      <w:numFmt w:val="decimal"/>
+      <w:lvlText w:val="%2."/>
+      <w:lvlJc w:val="left"/>
+      <w:pPr>
+        <w:tabs>
+          <w:tab w:val="num" w:pos="1080"/>
+        </w:tabs>
+        <w:ind w:left="1080" w:hanging="360"/>
+      </w:pPr>
+    </w:lvl>
+    <w:lvl w:ilvl="2" w:tentative="1">
+      <w:start w:val="1"/>
+      <w:numFmt w:val="decimal"/>
+      <w:lvlText w:val="%3."/>
+      <w:lvlJc w:val="left"/>
+      <w:pPr>
+        <w:tabs>
+          <w:tab w:val="num" w:pos="1800"/>
+        </w:tabs>
+        <w:ind w:left="1800" w:hanging="360"/>
+      </w:pPr>
+    </w:lvl>
+    <w:lvl w:ilvl="3" w:tentative="1">
+      <w:start w:val="1"/>
+      <w:numFmt w:val="decimal"/>
+      <w:lvlText w:val="%4."/>
+      <w:lvlJc w:val="left"/>
+      <w:pPr>
+        <w:tabs>
+          <w:tab w:val="num" w:pos="2520"/>
+        </w:tabs>
+        <w:ind w:left="2520" w:hanging="360"/>
+      </w:pPr>
+    </w:lvl>
+    <w:lvl w:ilvl="4" w:tentative="1">
+      <w:start w:val="1"/>
+      <w:numFmt w:val="decimal"/>
+      <w:lvlText w:val="%5."/>
+      <w:lvlJc w:val="left"/>
+      <w:pPr>
+        <w:tabs>
+          <w:tab w:val="num" w:pos="3240"/>
+        </w:tabs>
+        <w:ind w:left="3240" w:hanging="360"/>
+      </w:pPr>
+    </w:lvl>
+    <w:lvl w:ilvl="5" w:tentative="1">
+      <w:start w:val="1"/>
+      <w:numFmt w:val="decimal"/>
+      <w:lvlText w:val="%6."/>
+      <w:lvlJc w:val="left"/>
+      <w:pPr>
+        <w:tabs>
+          <w:tab w:val="num" w:pos="3960"/>
+        </w:tabs>
+        <w:ind w:left="3960" w:hanging="360"/>
+      </w:pPr>
+    </w:lvl>
+    <w:lvl w:ilvl="6" w:tentative="1">
+      <w:start w:val="1"/>
+      <w:numFmt w:val="decimal"/>
+      <w:lvlText w:val="%7."/>
+      <w:lvlJc w:val="left"/>
+      <w:pPr>
+        <w:tabs>
+          <w:tab w:val="num" w:pos="4680"/>
+        </w:tabs>
+        <w:ind w:left="4680" w:hanging="360"/>
+      </w:pPr>
+    </w:lvl>
+    <w:lvl w:ilvl="7" w:tentative="1">
+      <w:start w:val="1"/>
+      <w:numFmt w:val="decimal"/>
+      <w:lvlText w:val="%8."/>
+      <w:lvlJc w:val="left"/>
+      <w:pPr>
+        <w:tabs>
+          <w:tab w:val="num" w:pos="5400"/>
+        </w:tabs>
+        <w:ind w:left="5400" w:hanging="360"/>
+      </w:pPr>
+    </w:lvl>
+    <w:lvl w:ilvl="8" w:tentative="1">
+      <w:start w:val="1"/>
+      <w:numFmt w:val="decimal"/>
+      <w:lvlText w:val="%9."/>
+      <w:lvlJc w:val="left"/>
+      <w:pPr>
+        <w:tabs>
+          <w:tab w:val="num" w:pos="6120"/>
+        </w:tabs>
+        <w:ind w:left="6120" w:hanging="360"/>
+      </w:pPr>
+    </w:lvl>
+  </w:abstractNum>
   <w:num w:numId="1" w16cid:durableId="1476071944">
-    <w:abstractNumId w:val="19"/>
+    <w:abstractNumId w:val="21"/>
   </w:num>
   <w:num w:numId="2" w16cid:durableId="1103913057">
-    <w:abstractNumId w:val="41"/>
+    <w:abstractNumId w:val="45"/>
   </w:num>
   <w:num w:numId="3" w16cid:durableId="1856069382">
-    <w:abstractNumId w:val="22"/>
+    <w:abstractNumId w:val="24"/>
   </w:num>
   <w:num w:numId="4" w16cid:durableId="1496994001">
-    <w:abstractNumId w:val="10"/>
+    <w:abstractNumId w:val="11"/>
   </w:num>
   <w:num w:numId="5" w16cid:durableId="1195771119">
-    <w:abstractNumId w:val="6"/>
+    <w:abstractNumId w:val="7"/>
   </w:num>
   <w:num w:numId="6" w16cid:durableId="1199195851">
-    <w:abstractNumId w:val="7"/>
+    <w:abstractNumId w:val="8"/>
   </w:num>
   <w:num w:numId="7" w16cid:durableId="1712726591">
-    <w:abstractNumId w:val="11"/>
+    <w:abstractNumId w:val="12"/>
   </w:num>
   <w:num w:numId="8" w16cid:durableId="563957110">
-    <w:abstractNumId w:val="40"/>
+    <w:abstractNumId w:val="44"/>
   </w:num>
   <w:num w:numId="9" w16cid:durableId="1885485576">
     <w:abstractNumId w:val="0"/>
   </w:num>
   <w:num w:numId="10" w16cid:durableId="1358850297">
-    <w:abstractNumId w:val="37"/>
+    <w:abstractNumId w:val="41"/>
   </w:num>
   <w:num w:numId="11" w16cid:durableId="758063297">
-    <w:abstractNumId w:val="43"/>
+    <w:abstractNumId w:val="47"/>
   </w:num>
   <w:num w:numId="12" w16cid:durableId="1931501378">
-    <w:abstractNumId w:val="29"/>
+    <w:abstractNumId w:val="32"/>
   </w:num>
   <w:num w:numId="13" w16cid:durableId="868834784">
-    <w:abstractNumId w:val="5"/>
+    <w:abstractNumId w:val="6"/>
   </w:num>
   <w:num w:numId="14" w16cid:durableId="1239318422">
-    <w:abstractNumId w:val="35"/>
+    <w:abstractNumId w:val="39"/>
   </w:num>
   <w:num w:numId="15" w16cid:durableId="1207526209">
     <w:abstractNumId w:val="1"/>
   </w:num>
   <w:num w:numId="16" w16cid:durableId="747118760">
-    <w:abstractNumId w:val="8"/>
+    <w:abstractNumId w:val="9"/>
   </w:num>
   <w:num w:numId="17" w16cid:durableId="364715367">
-    <w:abstractNumId w:val="12"/>
+    <w:abstractNumId w:val="13"/>
   </w:num>
   <w:num w:numId="18" w16cid:durableId="1387335511">
+    <w:abstractNumId w:val="18"/>
+  </w:num>
+  <w:num w:numId="19" w16cid:durableId="249120166">
     <w:abstractNumId w:val="16"/>
   </w:num>
-  <w:num w:numId="19" w16cid:durableId="249120166">
+  <w:num w:numId="20" w16cid:durableId="46338776">
+    <w:abstractNumId w:val="42"/>
+  </w:num>
+  <w:num w:numId="21" w16cid:durableId="1169827319">
+    <w:abstractNumId w:val="14"/>
+  </w:num>
+  <w:num w:numId="22" w16cid:durableId="1333680589">
+    <w:abstractNumId w:val="19"/>
+  </w:num>
+  <w:num w:numId="23" w16cid:durableId="118576758">
+    <w:abstractNumId w:val="36"/>
+  </w:num>
+  <w:num w:numId="24" w16cid:durableId="479464540">
+    <w:abstractNumId w:val="23"/>
+  </w:num>
+  <w:num w:numId="25" w16cid:durableId="2040660550">
+    <w:abstractNumId w:val="35"/>
+  </w:num>
+  <w:num w:numId="26" w16cid:durableId="1186821032">
+    <w:abstractNumId w:val="37"/>
+  </w:num>
+  <w:num w:numId="27" w16cid:durableId="1038433650">
+    <w:abstractNumId w:val="31"/>
+  </w:num>
+  <w:num w:numId="28" w16cid:durableId="404226405">
+    <w:abstractNumId w:val="27"/>
+  </w:num>
+  <w:num w:numId="29" w16cid:durableId="553660694">
+    <w:abstractNumId w:val="20"/>
+  </w:num>
+  <w:num w:numId="30" w16cid:durableId="527526584">
+    <w:abstractNumId w:val="4"/>
+  </w:num>
+  <w:num w:numId="31" w16cid:durableId="1593195618">
+    <w:abstractNumId w:val="22"/>
+  </w:num>
+  <w:num w:numId="32" w16cid:durableId="772941874">
+    <w:abstractNumId w:val="30"/>
+  </w:num>
+  <w:num w:numId="33" w16cid:durableId="1548640658">
+    <w:abstractNumId w:val="49"/>
+  </w:num>
+  <w:num w:numId="34" w16cid:durableId="1392582688">
+    <w:abstractNumId w:val="48"/>
+  </w:num>
+  <w:num w:numId="35" w16cid:durableId="406271038">
     <w:abstractNumId w:val="15"/>
   </w:num>
-  <w:num w:numId="20" w16cid:durableId="46338776">
+  <w:num w:numId="36" w16cid:durableId="294601879">
+    <w:abstractNumId w:val="43"/>
+  </w:num>
+  <w:num w:numId="37" w16cid:durableId="481434885">
+    <w:abstractNumId w:val="10"/>
+  </w:num>
+  <w:num w:numId="38" w16cid:durableId="332102902">
+    <w:abstractNumId w:val="5"/>
+  </w:num>
+  <w:num w:numId="39" w16cid:durableId="430199758">
+    <w:abstractNumId w:val="25"/>
+  </w:num>
+  <w:num w:numId="40" w16cid:durableId="642390285">
+    <w:abstractNumId w:val="46"/>
+  </w:num>
+  <w:num w:numId="41" w16cid:durableId="721364065">
+    <w:abstractNumId w:val="26"/>
+  </w:num>
+  <w:num w:numId="42" w16cid:durableId="114719956">
+    <w:abstractNumId w:val="40"/>
+  </w:num>
+  <w:num w:numId="43" w16cid:durableId="294868811">
+    <w:abstractNumId w:val="28"/>
+  </w:num>
+  <w:num w:numId="44" w16cid:durableId="1399784200">
+    <w:abstractNumId w:val="34"/>
+  </w:num>
+  <w:num w:numId="45" w16cid:durableId="368339728">
+    <w:abstractNumId w:val="33"/>
+  </w:num>
+  <w:num w:numId="46" w16cid:durableId="1710451595">
+    <w:abstractNumId w:val="3"/>
+  </w:num>
+  <w:num w:numId="47" w16cid:durableId="1189829464">
+    <w:abstractNumId w:val="2"/>
+  </w:num>
+  <w:num w:numId="48" w16cid:durableId="313262854">
+    <w:abstractNumId w:val="17"/>
+  </w:num>
+  <w:num w:numId="49" w16cid:durableId="1924610218">
+    <w:abstractNumId w:val="51"/>
+  </w:num>
+  <w:num w:numId="50" w16cid:durableId="978072668">
     <w:abstractNumId w:val="38"/>
   </w:num>
-  <w:num w:numId="21" w16cid:durableId="1169827319">
-    <w:abstractNumId w:val="13"/>
+  <w:num w:numId="51" w16cid:durableId="1977098844">
+    <w:abstractNumId w:val="29"/>
   </w:num>
-  <w:num w:numId="22" w16cid:durableId="1333680589">
-    <w:abstractNumId w:val="17"/>
+  <w:num w:numId="52" w16cid:durableId="1828521142">
+    <w:abstractNumId w:val="50"/>
   </w:num>
-  <w:num w:numId="23" w16cid:durableId="118576758">
-    <w:abstractNumId w:val="33"/>
-  </w:num>
-  <w:num w:numId="24" w16cid:durableId="479464540">
-    <w:abstractNumId w:val="21"/>
-  </w:num>
-  <w:num w:numId="25" w16cid:durableId="2040660550">
-    <w:abstractNumId w:val="32"/>
-  </w:num>
-  <w:num w:numId="26" w16cid:durableId="1186821032">
-    <w:abstractNumId w:val="34"/>
-  </w:num>
-  <w:num w:numId="27" w16cid:durableId="1038433650">
-    <w:abstractNumId w:val="28"/>
-  </w:num>
-  <w:num w:numId="28" w16cid:durableId="404226405">
-    <w:abstractNumId w:val="25"/>
-  </w:num>
-  <w:num w:numId="29" w16cid:durableId="553660694">
-    <w:abstractNumId w:val="18"/>
-  </w:num>
-  <w:num w:numId="30" w16cid:durableId="527526584">
-    <w:abstractNumId w:val="3"/>
-  </w:num>
-  <w:num w:numId="31" w16cid:durableId="1593195618">
-    <w:abstractNumId w:val="20"/>
-  </w:num>
-  <w:num w:numId="32" w16cid:durableId="772941874">
-    <w:abstractNumId w:val="27"/>
-  </w:num>
-  <w:num w:numId="33" w16cid:durableId="1548640658">
-    <w:abstractNumId w:val="45"/>
-  </w:num>
-  <w:num w:numId="34" w16cid:durableId="1392582688">
-    <w:abstractNumId w:val="44"/>
-  </w:num>
-  <w:num w:numId="35" w16cid:durableId="406271038">
-    <w:abstractNumId w:val="14"/>
-  </w:num>
-  <w:num w:numId="36" w16cid:durableId="294601879">
-    <w:abstractNumId w:val="39"/>
-  </w:num>
-  <w:num w:numId="37" w16cid:durableId="481434885">
-    <w:abstractNumId w:val="9"/>
-  </w:num>
-  <w:num w:numId="38" w16cid:durableId="332102902">
-    <w:abstractNumId w:val="4"/>
-  </w:num>
-  <w:num w:numId="39" w16cid:durableId="430199758">
-    <w:abstractNumId w:val="23"/>
-  </w:num>
-  <w:num w:numId="40" w16cid:durableId="642390285">
-    <w:abstractNumId w:val="42"/>
-  </w:num>
-  <w:num w:numId="41" w16cid:durableId="721364065">
-    <w:abstractNumId w:val="24"/>
-  </w:num>
-  <w:num w:numId="42" w16cid:durableId="114719956">
-    <w:abstractNumId w:val="36"/>
-  </w:num>
-  <w:num w:numId="43" w16cid:durableId="294868811">
-    <w:abstractNumId w:val="26"/>
-  </w:num>
-  <w:num w:numId="44" w16cid:durableId="1399784200">
-    <w:abstractNumId w:val="31"/>
-  </w:num>
-  <w:num w:numId="45" w16cid:durableId="368339728">
-    <w:abstractNumId w:val="30"/>
-  </w:num>
-  <w:num w:numId="46" w16cid:durableId="1710451595">
-    <w:abstractNumId w:val="2"/>
-  </w:num>
-  <w:numIdMacAtCleanup w:val="46"/>
+  <w:numIdMacAtCleanup w:val="50"/>
 </w:numbering>
 </file>
 

--- a/capstone_project_brief.docx
+++ b/capstone_project_brief.docx
@@ -13353,459 +13353,6 @@
       </w:r>
       <w:r>
         <w:t xml:space="preserve"> I am fully prepared to undertake extensive international travel, and I would welcome the opportunity to represent the NCSC on the global stage, using my engineering experience to create resilient, long-term technical solutions that protect the nation's and our partners' digital infrastructure.</w:t>
-      </w:r>
-    </w:p>
-    <w:p>
-      <w:r>
-        <w:br w:type="page"/>
-      </w:r>
-    </w:p>
-    <w:p>
-      <w:r>
-        <w:lastRenderedPageBreak/>
-        <w:t>******************************************************************</w:t>
-      </w:r>
-    </w:p>
-    <w:p>
-      <w:r>
-        <w:t>TFL cover letter</w:t>
-      </w:r>
-    </w:p>
-    <w:p>
-      <w:r>
-        <w:rPr>
-          <w:b/>
-          <w:bCs/>
-        </w:rPr>
-        <w:t xml:space="preserve">To: The Head of </w:t>
-      </w:r>
-      <w:r>
-        <w:rPr>
-          <w:b/>
-          <w:bCs/>
-        </w:rPr>
-        <w:t>Engineering</w:t>
-      </w:r>
-      <w:r>
-        <w:t xml:space="preserve"> </w:t>
-      </w:r>
-      <w:r>
-        <w:t>TFL, London UK</w:t>
-      </w:r>
-      <w:r>
-        <w:t xml:space="preserve"> London, UK</w:t>
-      </w:r>
-    </w:p>
-    <w:p>
-      <w:r>
-        <w:rPr>
-          <w:b/>
-          <w:bCs/>
-        </w:rPr>
-        <w:t xml:space="preserve">Subject: Application for </w:t>
-      </w:r>
-      <w:r>
-        <w:rPr>
-          <w:b/>
-          <w:bCs/>
-        </w:rPr>
-        <w:t>The Head of Profession Telecoms &amp; OT Cyber Security</w:t>
-      </w:r>
-    </w:p>
-    <w:p>
-      <w:r>
-        <w:t>To whom it may concern</w:t>
-      </w:r>
-      <w:r>
-        <w:t>,</w:t>
-      </w:r>
-    </w:p>
-    <w:p>
-      <w:r>
-        <w:t xml:space="preserve">I am writing to formally express my interest in the </w:t>
-      </w:r>
-      <w:r>
-        <w:t>Head of Profession</w:t>
-      </w:r>
-      <w:r>
-        <w:t xml:space="preserve"> role </w:t>
-      </w:r>
-      <w:r>
-        <w:t>for Telecoms &amp; OT Cyber</w:t>
-      </w:r>
-      <w:r>
-        <w:t xml:space="preserve">, specifically addressing you as the Head of </w:t>
-      </w:r>
-      <w:r>
-        <w:t>Engineering</w:t>
-      </w:r>
-      <w:r>
-        <w:t xml:space="preserve">. </w:t>
-      </w:r>
-      <w:r>
-        <w:t xml:space="preserve"> </w:t>
-      </w:r>
-      <w:r>
-        <w:t>With over 25 years of speciali</w:t>
-      </w:r>
-      <w:r>
-        <w:t>s</w:t>
-      </w:r>
-      <w:r>
-        <w:t>ed engineering experience spanning the military, national security, electrical utilities, and multinational Oil &amp; Gas (O&amp;G) sectors, my career has been defined by securing and architecting the mission-critical telecommunications and Operational Technology (OT) systems that protect our nation’s digital and physical infrastructure.</w:t>
-      </w:r>
-    </w:p>
-    <w:p>
-      <w:r>
-        <w:t xml:space="preserve">My engineering foundation was forged during my seven years as a Telecommunications </w:t>
-      </w:r>
-      <w:r>
-        <w:t>Engineer</w:t>
-      </w:r>
-      <w:r>
-        <w:t xml:space="preserve"> </w:t>
-      </w:r>
-      <w:r>
-        <w:t>with</w:t>
-      </w:r>
-      <w:r>
-        <w:t xml:space="preserve">in the Royal Signals, </w:t>
-      </w:r>
-      <w:r>
-        <w:t xml:space="preserve">where I gained </w:t>
-      </w:r>
-      <w:r>
-        <w:t>intense military grounding in tactical communications and high-availability network systems</w:t>
-      </w:r>
-      <w:r>
-        <w:t>, this</w:t>
-      </w:r>
-      <w:r>
-        <w:t xml:space="preserve"> was </w:t>
-      </w:r>
-      <w:r>
-        <w:t xml:space="preserve">then </w:t>
-      </w:r>
-      <w:r>
-        <w:t xml:space="preserve">subsequently reinforced by a Postgraduate Diploma in Advanced Networking and a </w:t>
-      </w:r>
-      <w:proofErr w:type="gramStart"/>
-      <w:r>
-        <w:t>Master’s degree in Computer Science</w:t>
-      </w:r>
-      <w:proofErr w:type="gramEnd"/>
-      <w:r>
-        <w:t xml:space="preserve"> &amp; Artificial Intelligence. </w:t>
-      </w:r>
-      <w:r>
-        <w:t xml:space="preserve"> </w:t>
-      </w:r>
-      <w:r>
-        <w:t>This blend of field-hardened experience and rigorous theoretical knowledge has allowed me to operate as a Chartered Engineer (</w:t>
-      </w:r>
-      <w:r>
-        <w:t xml:space="preserve">MIET </w:t>
-      </w:r>
-      <w:r>
-        <w:t>CEng) and Fellow of the Chartered Institute of Information Security (</w:t>
-      </w:r>
-      <w:r>
-        <w:t xml:space="preserve">FCIIS </w:t>
-      </w:r>
-      <w:proofErr w:type="spellStart"/>
-      <w:r>
-        <w:t>CIISec</w:t>
-      </w:r>
-      <w:proofErr w:type="spellEnd"/>
-      <w:r>
-        <w:t>) at the highest levels of technical advisory and design.</w:t>
-      </w:r>
-    </w:p>
-    <w:p>
-      <w:r>
-        <w:t xml:space="preserve">The core of my technical expertise </w:t>
-      </w:r>
-      <w:r>
-        <w:t xml:space="preserve">balances the theory and practical implementation </w:t>
-      </w:r>
-      <w:r>
-        <w:t xml:space="preserve">of telecommunications and industrial automation </w:t>
-      </w:r>
-      <w:r>
-        <w:t xml:space="preserve">systems </w:t>
-      </w:r>
-      <w:r>
-        <w:t xml:space="preserve">within hazardous, safety-critical environments. </w:t>
-      </w:r>
-      <w:r>
-        <w:t xml:space="preserve"> </w:t>
-      </w:r>
-      <w:r>
-        <w:t xml:space="preserve">During my tenure as a Senior Telecommunications Engineer for BP North Sea Operations, I was faced with a critical safety challenge when the legacy Spector </w:t>
-      </w:r>
-      <w:proofErr w:type="spellStart"/>
-      <w:r>
-        <w:t>Lumenex</w:t>
-      </w:r>
-      <w:proofErr w:type="spellEnd"/>
-      <w:r>
-        <w:t xml:space="preserve"> PAGA (Public Address and General Alarm) system on the BP Miller offshore platform went into fault. Because PAGA systems are vital to an offshore asset's safety case, this failure threatened an immediate, highly costly, and risky full platform evacuation ("down manning"). </w:t>
-      </w:r>
-      <w:r>
-        <w:t xml:space="preserve"> </w:t>
-      </w:r>
-      <w:r>
-        <w:t xml:space="preserve">To resolve this, I actively collaborated with the vendor to design and implement a temporary bypass system, </w:t>
-      </w:r>
-      <w:r>
-        <w:t>gently removing</w:t>
-      </w:r>
-      <w:r>
-        <w:t xml:space="preserve"> inhibits and commissioning the new ACE100 system zone-by-zone with minimal downtime. </w:t>
-      </w:r>
-      <w:r>
-        <w:t xml:space="preserve"> </w:t>
-      </w:r>
-      <w:r>
-        <w:t xml:space="preserve">This successful intervention kept the platform operational and safe, illustrating my ability to manage complex safety cases and vendor expectations </w:t>
-      </w:r>
-      <w:r>
-        <w:t>under safety critical conditions</w:t>
-      </w:r>
-      <w:r>
-        <w:t>.</w:t>
-      </w:r>
-      <w:r>
-        <w:t xml:space="preserve"> </w:t>
-      </w:r>
-      <w:r>
-        <w:t xml:space="preserve"> </w:t>
-      </w:r>
-      <w:r>
-        <w:t xml:space="preserve"> </w:t>
-      </w:r>
-    </w:p>
-    <w:p>
-      <w:r>
-        <w:t>Furthermore, while serving as the Process Control Domain (PCD) Network Lead for Shell’s Pearl GTL project in Qatar, I designed and executed a detailed layer 2 switched network migration</w:t>
-      </w:r>
-      <w:r>
-        <w:t>,</w:t>
-      </w:r>
-      <w:r>
-        <w:t xml:space="preserve"> </w:t>
-      </w:r>
-      <w:r>
-        <w:t>b</w:t>
-      </w:r>
-      <w:r>
-        <w:t>y isolating Honeywell Experion FTE nodes from non-FTE traffic, I prevented plant backbone saturation and successfully deployed Cisco ASA perimeter firewalls with absolute zero operational downtime, preserving daily production revenues for the world's largest GTL plant while enforcing IEC 62443 security standards.</w:t>
-      </w:r>
-    </w:p>
-    <w:p>
-      <w:r>
-        <w:lastRenderedPageBreak/>
-        <w:t xml:space="preserve">This expertise in secure telecommunications extends directly to electrical transmission networks and substation </w:t>
-      </w:r>
-      <w:proofErr w:type="spellStart"/>
-      <w:r>
-        <w:t>teleprotection</w:t>
-      </w:r>
-      <w:proofErr w:type="spellEnd"/>
-      <w:r>
-        <w:t>.</w:t>
-      </w:r>
-      <w:r>
-        <w:t xml:space="preserve"> </w:t>
-      </w:r>
-      <w:r>
-        <w:t xml:space="preserve"> As a Network and Transmission Architect for SSE, I provided the technical engineering design for multiple critical transmission systems, including fibre optics, Radio Line-of-Sight (</w:t>
-      </w:r>
-      <w:proofErr w:type="spellStart"/>
-      <w:r>
-        <w:t>LoS</w:t>
-      </w:r>
-      <w:proofErr w:type="spellEnd"/>
-      <w:r>
-        <w:t xml:space="preserve">), and PDH/SDH/TDM multiplexers. </w:t>
-      </w:r>
-      <w:r>
-        <w:t xml:space="preserve"> </w:t>
-      </w:r>
-      <w:r>
-        <w:t xml:space="preserve">My primary responsibility was the detailed design of </w:t>
-      </w:r>
-      <w:proofErr w:type="spellStart"/>
-      <w:r>
-        <w:t>teleprotection</w:t>
-      </w:r>
-      <w:proofErr w:type="spellEnd"/>
-      <w:r>
-        <w:t xml:space="preserve"> systems using C37.94, X.21, and voice frequency (VF) electrical interfaces for differential protection circuits to support Overhead Lines (OHL)</w:t>
-      </w:r>
-      <w:r>
-        <w:t xml:space="preserve"> safety infrastructure</w:t>
-      </w:r>
-      <w:r>
-        <w:t xml:space="preserve">. </w:t>
-      </w:r>
-      <w:r>
-        <w:t xml:space="preserve"> </w:t>
-      </w:r>
-      <w:r>
-        <w:t xml:space="preserve">To guarantee the deterministic reliability required to prevent grid-wide cascading failures, I managed the Factory Acceptance Testing (FAT) of the DNWP multiplexers, specifically </w:t>
-      </w:r>
-      <w:r>
-        <w:t>analysing</w:t>
-      </w:r>
-      <w:r>
-        <w:t xml:space="preserve"> and verifying the communication delays and latency tolerances between the protection relays. </w:t>
-      </w:r>
-      <w:r>
-        <w:t xml:space="preserve"> </w:t>
-      </w:r>
-      <w:r>
-        <w:t>This experience of designing SCADA and substation controls over MPLS network architectures has given me a deep, practical understanding of how to protect critical national infrastructure.</w:t>
-      </w:r>
-    </w:p>
-    <w:p>
-      <w:r>
-        <w:t>In my recent leadership roles at Schneider Electric as Global</w:t>
-      </w:r>
-      <w:r>
-        <w:t xml:space="preserve"> OT Security</w:t>
-      </w:r>
-      <w:r>
-        <w:t xml:space="preserve"> Practice Leader and Global Head of MSS, I have scaled these technical capabilities globally. </w:t>
-      </w:r>
-      <w:r>
-        <w:t xml:space="preserve"> </w:t>
-      </w:r>
-      <w:r>
-        <w:t>I have built</w:t>
-      </w:r>
-      <w:r>
-        <w:t xml:space="preserve"> our</w:t>
-      </w:r>
-      <w:r>
-        <w:t xml:space="preserve"> Managed Security Services (MSS), established global Security Operations Centres (SOC), and deployed edge-computing machine learning model</w:t>
-      </w:r>
-      <w:r>
-        <w:t xml:space="preserve"> capabilities </w:t>
-      </w:r>
-      <w:r>
-        <w:t>to automate threat detection in isolated OT environments</w:t>
-      </w:r>
-      <w:r>
-        <w:t xml:space="preserve"> through our newly formed </w:t>
-      </w:r>
-      <w:proofErr w:type="spellStart"/>
-      <w:r>
-        <w:t>MLOps</w:t>
-      </w:r>
-      <w:proofErr w:type="spellEnd"/>
-      <w:r>
-        <w:t xml:space="preserve"> team</w:t>
-      </w:r>
-      <w:r>
-        <w:t xml:space="preserve">. </w:t>
-      </w:r>
-      <w:r>
-        <w:t xml:space="preserve"> </w:t>
-      </w:r>
-      <w:r>
-        <w:t>My technical breadth includes conducting hardware, software, and cryptographic audits for high-value M&amp;As and leading multicultural technical teams across the US, EU, and Middle East.</w:t>
-      </w:r>
-      <w:r>
-        <w:t xml:space="preserve"> </w:t>
-      </w:r>
-      <w:r>
-        <w:t xml:space="preserve"> Furthermore, my time as a Senior Software Engineer within </w:t>
-      </w:r>
-      <w:r>
-        <w:t>HMG</w:t>
-      </w:r>
-      <w:r>
-        <w:t xml:space="preserve"> allowed me to develop secure cloud architectures, support network and telecom designs, and establish dedicated quality assurance teams to safeguard operational delivery in support of national security objectives.</w:t>
-      </w:r>
-    </w:p>
-    <w:p>
-      <w:r>
-        <w:t xml:space="preserve">I believe TFL requires </w:t>
-      </w:r>
-      <w:r>
-        <w:t>someone</w:t>
-      </w:r>
-      <w:r>
-        <w:t xml:space="preserve"> who can command technical authority on </w:t>
-      </w:r>
-      <w:r>
-        <w:t>a</w:t>
-      </w:r>
-      <w:r>
-        <w:t xml:space="preserve"> national stage while negotiating complex technical agreements</w:t>
-      </w:r>
-      <w:r>
-        <w:t xml:space="preserve"> through </w:t>
-      </w:r>
-      <w:r>
-        <w:t xml:space="preserve">difficult </w:t>
-      </w:r>
-      <w:r>
-        <w:t>vendor relationships</w:t>
-      </w:r>
-      <w:r>
-        <w:t xml:space="preserve">. </w:t>
-      </w:r>
-      <w:r>
-        <w:t xml:space="preserve"> I’ve had a</w:t>
-      </w:r>
-      <w:r>
-        <w:t xml:space="preserve"> unique career </w:t>
-      </w:r>
-      <w:r>
-        <w:t xml:space="preserve">path, </w:t>
-      </w:r>
-      <w:r>
-        <w:t xml:space="preserve">moving from Royal Signals field communications to O&amp;G telecom safety systems, SSE transmission </w:t>
-      </w:r>
-      <w:proofErr w:type="spellStart"/>
-      <w:r>
-        <w:t>teleprotection</w:t>
-      </w:r>
-      <w:proofErr w:type="spellEnd"/>
-      <w:r>
-        <w:t>, and finally global OT cyber security leadership</w:t>
-      </w:r>
-      <w:r>
-        <w:t xml:space="preserve">, which </w:t>
-      </w:r>
-      <w:r>
-        <w:t xml:space="preserve">aligns perfectly with </w:t>
-      </w:r>
-      <w:r>
-        <w:t>TFLs</w:t>
-      </w:r>
-      <w:r>
-        <w:t xml:space="preserve"> strategic objectives.</w:t>
-      </w:r>
-      <w:r>
-        <w:t xml:space="preserve"> </w:t>
-      </w:r>
-    </w:p>
-    <w:p>
-      <w:r>
-        <w:t>Thank you for your time and consideration.</w:t>
-      </w:r>
-    </w:p>
-    <w:p>
-      <w:r>
-        <w:t>Yours sincerely,</w:t>
-      </w:r>
-    </w:p>
-    <w:p>
-      <w:r>
-        <w:t>Graham Rennie BSc (Hons) MSc PGDip MIET CEng FCIIS</w:t>
       </w:r>
     </w:p>
     <w:p/>

--- a/capstone_project_brief.docx
+++ b/capstone_project_brief.docx
@@ -21122,6 +21122,7 @@
   <w:style w:type="character" w:default="1" w:styleId="DefaultParagraphFont">
     <w:name w:val="Default Paragraph Font"/>
     <w:uiPriority w:val="1"/>
+    <w:semiHidden/>
     <w:unhideWhenUsed/>
   </w:style>
   <w:style w:type="table" w:default="1" w:styleId="TableNormal">
